--- a/ДЗ.docx
+++ b/ДЗ.docx
@@ -20797,21 +20797,6 @@
                 <w:rFonts w:ascii="Roboto" w:eastAsia="Roboto" w:hAnsi="Roboto" w:cs="Roboto"/>
                 <w:lang w:val="en-US"/>
               </w:rPr>
-              <w:t xml:space="preserve">  status</w:t>
-            </w:r>
-          </w:p>
-          <w:p>
-            <w:pPr>
-              <w:rPr>
-                <w:rFonts w:ascii="Roboto" w:eastAsia="Roboto" w:hAnsi="Roboto" w:cs="Roboto"/>
-                <w:lang w:val="en-US"/>
-              </w:rPr>
-            </w:pPr>
-            <w:r>
-              <w:rPr>
-                <w:rFonts w:ascii="Roboto" w:eastAsia="Roboto" w:hAnsi="Roboto" w:cs="Roboto"/>
-                <w:lang w:val="en-US"/>
-              </w:rPr>
               <w:t xml:space="preserve">  </w:t>
             </w:r>
             <w:proofErr w:type="spellStart"/>
@@ -20836,7 +20821,6 @@
                 <w:rFonts w:ascii="Roboto" w:eastAsia="Roboto" w:hAnsi="Roboto" w:cs="Roboto"/>
                 <w:lang w:val="en-US"/>
               </w:rPr>
-              <w:lastRenderedPageBreak/>
               <w:t xml:space="preserve">  </w:t>
             </w:r>
             <w:proofErr w:type="spellStart"/>
@@ -20852,15 +20836,6 @@
         </w:tc>
       </w:tr>
     </w:tbl>
-    <w:p>
-      <w:pPr>
-        <w:rPr>
-          <w:rFonts w:ascii="Roboto" w:eastAsia="Roboto" w:hAnsi="Roboto" w:cs="Roboto"/>
-          <w:b/>
-          <w:lang w:val="en-US"/>
-        </w:rPr>
-      </w:pPr>
-    </w:p>
     <w:p>
       <w:pPr>
         <w:rPr>
@@ -22626,7 +22601,7 @@
 </file>
 
 <file path=customXml/itemProps1.xml><?xml version="1.0" encoding="utf-8"?>
-<ds:datastoreItem xmlns:ds="http://schemas.openxmlformats.org/officeDocument/2006/customXml" ds:itemID="{C2C09757-B8E0-46F6-9503-B0A65C14C5BA}">
+<ds:datastoreItem xmlns:ds="http://schemas.openxmlformats.org/officeDocument/2006/customXml" ds:itemID="{A2AEF5BF-6EAE-4485-8D6E-7B9FFB262927}">
   <ds:schemaRefs>
     <ds:schemaRef ds:uri="http://schemas.openxmlformats.org/officeDocument/2006/bibliography"/>
   </ds:schemaRefs>

--- a/ДЗ.docx
+++ b/ДЗ.docx
@@ -676,29 +676,6969 @@
           <w:b/>
           <w:sz w:val="30"/>
           <w:szCs w:val="30"/>
-          <w:lang w:val="en-US"/>
-        </w:rPr>
-      </w:pPr>
-    </w:p>
-    <w:p>
-      <w:pPr>
-        <w:rPr>
-          <w:rFonts w:ascii="Roboto" w:eastAsia="Roboto" w:hAnsi="Roboto" w:cs="Roboto"/>
+          <w:lang w:val="ru-RU"/>
+        </w:rPr>
+      </w:pPr>
+      <w:r>
+        <w:rPr>
+          <w:rFonts w:asciiTheme="minorHAnsi" w:eastAsia="Roboto" w:hAnsiTheme="minorHAnsi" w:cs="Roboto"/>
           <w:b/>
           <w:sz w:val="30"/>
           <w:szCs w:val="30"/>
-          <w:lang w:val="ru-RU"/>
-        </w:rPr>
-      </w:pPr>
-      <w:r>
-        <w:rPr>
-          <w:rFonts w:ascii="Roboto" w:eastAsia="Roboto" w:hAnsi="Roboto" w:cs="Roboto"/>
+          <w:lang w:val="en-US"/>
+        </w:rPr>
+        <w:br w:type="page"/>
+      </w:r>
+      <w:r>
+        <w:rPr>
+          <w:rFonts w:asciiTheme="minorHAnsi" w:eastAsia="Roboto" w:hAnsiTheme="minorHAnsi" w:cs="Roboto"/>
           <w:b/>
           <w:sz w:val="30"/>
           <w:szCs w:val="30"/>
           <w:lang w:val="ru-RU"/>
         </w:rPr>
-        <w:t>Описание сервисов</w:t>
+        <w:lastRenderedPageBreak/>
+        <w:t>Сценарии</w:t>
+      </w:r>
+    </w:p>
+    <w:p>
+      <w:pPr>
+        <w:pStyle w:val="ae"/>
+        <w:numPr>
+          <w:ilvl w:val="2"/>
+          <w:numId w:val="1"/>
+        </w:numPr>
+        <w:ind w:left="0" w:firstLine="0"/>
+        <w:rPr>
+          <w:rFonts w:asciiTheme="minorHAnsi" w:eastAsia="Roboto" w:hAnsiTheme="minorHAnsi" w:cs="Roboto"/>
+          <w:b/>
+          <w:sz w:val="30"/>
+          <w:szCs w:val="30"/>
+          <w:lang w:val="ru-RU"/>
+        </w:rPr>
+      </w:pPr>
+      <w:r>
+        <w:rPr>
+          <w:rFonts w:asciiTheme="minorHAnsi" w:eastAsia="Roboto" w:hAnsiTheme="minorHAnsi" w:cs="Roboto"/>
+          <w:b/>
+          <w:sz w:val="30"/>
+          <w:szCs w:val="30"/>
+          <w:lang w:val="ru-RU"/>
+        </w:rPr>
+        <w:t>Сценарии клиента</w:t>
+      </w:r>
+    </w:p>
+    <w:p>
+      <w:pPr>
+        <w:pStyle w:val="ae"/>
+        <w:widowControl w:val="0"/>
+        <w:pBdr>
+          <w:top w:val="nil"/>
+          <w:left w:val="nil"/>
+          <w:bottom w:val="nil"/>
+          <w:right w:val="nil"/>
+          <w:between w:val="nil"/>
+        </w:pBdr>
+        <w:spacing w:line="240" w:lineRule="auto"/>
+        <w:ind w:left="33"/>
+        <w:rPr>
+          <w:rFonts w:ascii="Roboto" w:eastAsia="Roboto" w:hAnsi="Roboto" w:cs="Roboto"/>
+          <w:lang w:val="ru-RU"/>
+        </w:rPr>
+      </w:pPr>
+    </w:p>
+    <w:p>
+      <w:pPr>
+        <w:pStyle w:val="ae"/>
+        <w:widowControl w:val="0"/>
+        <w:pBdr>
+          <w:top w:val="nil"/>
+          <w:left w:val="nil"/>
+          <w:bottom w:val="nil"/>
+          <w:right w:val="nil"/>
+          <w:between w:val="nil"/>
+        </w:pBdr>
+        <w:spacing w:line="240" w:lineRule="auto"/>
+        <w:ind w:left="33"/>
+        <w:rPr>
+          <w:rFonts w:ascii="Roboto" w:eastAsia="Roboto" w:hAnsi="Roboto" w:cs="Roboto"/>
+          <w:b/>
+          <w:u w:val="single"/>
+          <w:lang w:val="ru-RU"/>
+        </w:rPr>
+      </w:pPr>
+      <w:r>
+        <w:rPr>
+          <w:rFonts w:ascii="Roboto" w:eastAsia="Roboto" w:hAnsi="Roboto" w:cs="Roboto"/>
+          <w:b/>
+          <w:u w:val="single"/>
+          <w:lang w:val="ru-RU"/>
+        </w:rPr>
+        <w:t>Аутентификация</w:t>
+      </w:r>
+    </w:p>
+    <w:p>
+      <w:pPr>
+        <w:pStyle w:val="ae"/>
+        <w:widowControl w:val="0"/>
+        <w:pBdr>
+          <w:top w:val="nil"/>
+          <w:left w:val="nil"/>
+          <w:bottom w:val="nil"/>
+          <w:right w:val="nil"/>
+          <w:between w:val="nil"/>
+        </w:pBdr>
+        <w:spacing w:line="240" w:lineRule="auto"/>
+        <w:ind w:left="33"/>
+        <w:rPr>
+          <w:rFonts w:ascii="Roboto" w:eastAsia="Roboto" w:hAnsi="Roboto" w:cs="Roboto"/>
+          <w:lang w:val="ru-RU"/>
+        </w:rPr>
+      </w:pPr>
+      <w:r>
+        <w:rPr>
+          <w:rFonts w:ascii="Roboto" w:eastAsia="Roboto" w:hAnsi="Roboto" w:cs="Roboto"/>
+          <w:lang w:val="ru-RU"/>
+        </w:rPr>
+        <w:t xml:space="preserve">Сценарий </w:t>
+      </w:r>
+      <w:r>
+        <w:rPr>
+          <w:rFonts w:ascii="Roboto" w:eastAsia="Roboto" w:hAnsi="Roboto" w:cs="Roboto"/>
+          <w:lang w:val="en-US"/>
+        </w:rPr>
+        <w:t>C</w:t>
+      </w:r>
+      <w:r>
+        <w:rPr>
+          <w:rFonts w:ascii="Roboto" w:eastAsia="Roboto" w:hAnsi="Roboto" w:cs="Roboto"/>
+          <w:lang w:val="ru-RU"/>
+        </w:rPr>
+        <w:t>-</w:t>
+      </w:r>
+      <w:r>
+        <w:rPr>
+          <w:rFonts w:ascii="Roboto" w:eastAsia="Roboto" w:hAnsi="Roboto" w:cs="Roboto"/>
+          <w:lang w:val="en-US"/>
+        </w:rPr>
+        <w:t>A</w:t>
+      </w:r>
+      <w:r>
+        <w:rPr>
+          <w:rFonts w:ascii="Roboto" w:eastAsia="Roboto" w:hAnsi="Roboto" w:cs="Roboto"/>
+          <w:lang w:val="ru-RU"/>
+        </w:rPr>
+        <w:t>-</w:t>
+      </w:r>
+      <w:r>
+        <w:rPr>
+          <w:rFonts w:ascii="Roboto" w:eastAsia="Roboto" w:hAnsi="Roboto" w:cs="Roboto"/>
+          <w:lang w:val="ru-RU"/>
+        </w:rPr>
+        <w:t>01</w:t>
+      </w:r>
+      <w:r>
+        <w:rPr>
+          <w:rFonts w:ascii="Roboto" w:eastAsia="Roboto" w:hAnsi="Roboto" w:cs="Roboto"/>
+          <w:lang w:val="ru-RU"/>
+        </w:rPr>
+        <w:t xml:space="preserve">: </w:t>
+      </w:r>
+      <w:r>
+        <w:rPr>
+          <w:rFonts w:ascii="Roboto" w:eastAsia="Roboto" w:hAnsi="Roboto" w:cs="Roboto"/>
+          <w:lang w:val="ru-RU"/>
+        </w:rPr>
+        <w:t xml:space="preserve">регистрация </w:t>
+      </w:r>
+      <w:r>
+        <w:rPr>
+          <w:rFonts w:ascii="Roboto" w:eastAsia="Roboto" w:hAnsi="Roboto" w:cs="Roboto"/>
+          <w:lang w:val="ru-RU"/>
+        </w:rPr>
+        <w:t>в приложении</w:t>
+      </w:r>
+    </w:p>
+    <w:p>
+      <w:pPr>
+        <w:pStyle w:val="ae"/>
+        <w:widowControl w:val="0"/>
+        <w:numPr>
+          <w:ilvl w:val="0"/>
+          <w:numId w:val="2"/>
+        </w:numPr>
+        <w:pBdr>
+          <w:top w:val="nil"/>
+          <w:left w:val="nil"/>
+          <w:bottom w:val="nil"/>
+          <w:right w:val="nil"/>
+          <w:between w:val="nil"/>
+        </w:pBdr>
+        <w:spacing w:line="240" w:lineRule="auto"/>
+        <w:rPr>
+          <w:rFonts w:ascii="Roboto" w:eastAsia="Roboto" w:hAnsi="Roboto" w:cs="Roboto"/>
+          <w:lang w:val="ru-RU"/>
+        </w:rPr>
+      </w:pPr>
+      <w:r>
+        <w:rPr>
+          <w:rFonts w:ascii="Roboto" w:eastAsia="Roboto" w:hAnsi="Roboto" w:cs="Roboto"/>
+          <w:b/>
+          <w:lang w:val="ru-RU"/>
+        </w:rPr>
+        <w:t>Есть</w:t>
+      </w:r>
+      <w:r>
+        <w:rPr>
+          <w:rFonts w:ascii="Roboto" w:eastAsia="Roboto" w:hAnsi="Roboto" w:cs="Roboto"/>
+          <w:lang w:val="ru-RU"/>
+        </w:rPr>
+        <w:t xml:space="preserve"> незарегистрированный пользователь</w:t>
+      </w:r>
+    </w:p>
+    <w:p>
+      <w:pPr>
+        <w:pStyle w:val="ae"/>
+        <w:widowControl w:val="0"/>
+        <w:numPr>
+          <w:ilvl w:val="0"/>
+          <w:numId w:val="2"/>
+        </w:numPr>
+        <w:pBdr>
+          <w:top w:val="nil"/>
+          <w:left w:val="nil"/>
+          <w:bottom w:val="nil"/>
+          <w:right w:val="nil"/>
+          <w:between w:val="nil"/>
+        </w:pBdr>
+        <w:spacing w:line="240" w:lineRule="auto"/>
+        <w:rPr>
+          <w:rFonts w:ascii="Roboto" w:eastAsia="Roboto" w:hAnsi="Roboto" w:cs="Roboto"/>
+          <w:lang w:val="ru-RU"/>
+        </w:rPr>
+      </w:pPr>
+      <w:r>
+        <w:rPr>
+          <w:rFonts w:ascii="Roboto" w:eastAsia="Roboto" w:hAnsi="Roboto" w:cs="Roboto"/>
+          <w:b/>
+          <w:lang w:val="ru-RU"/>
+        </w:rPr>
+        <w:t xml:space="preserve">И </w:t>
+      </w:r>
+      <w:r>
+        <w:rPr>
+          <w:rFonts w:ascii="Roboto" w:eastAsia="Roboto" w:hAnsi="Roboto" w:cs="Roboto"/>
+          <w:lang w:val="ru-RU"/>
+        </w:rPr>
+        <w:t>поль</w:t>
+      </w:r>
+      <w:r>
+        <w:rPr>
+          <w:rFonts w:ascii="Roboto" w:eastAsia="Roboto" w:hAnsi="Roboto" w:cs="Roboto"/>
+          <w:lang w:val="ru-RU"/>
+        </w:rPr>
+        <w:t>зователь желает заказать еду</w:t>
+      </w:r>
+    </w:p>
+    <w:p>
+      <w:pPr>
+        <w:pStyle w:val="ae"/>
+        <w:widowControl w:val="0"/>
+        <w:numPr>
+          <w:ilvl w:val="0"/>
+          <w:numId w:val="2"/>
+        </w:numPr>
+        <w:pBdr>
+          <w:top w:val="nil"/>
+          <w:left w:val="nil"/>
+          <w:bottom w:val="nil"/>
+          <w:right w:val="nil"/>
+          <w:between w:val="nil"/>
+        </w:pBdr>
+        <w:spacing w:line="240" w:lineRule="auto"/>
+        <w:rPr>
+          <w:rFonts w:ascii="Roboto" w:eastAsia="Roboto" w:hAnsi="Roboto" w:cs="Roboto"/>
+          <w:lang w:val="ru-RU"/>
+        </w:rPr>
+      </w:pPr>
+      <w:r>
+        <w:rPr>
+          <w:rFonts w:ascii="Roboto" w:eastAsia="Roboto" w:hAnsi="Roboto" w:cs="Roboto"/>
+          <w:b/>
+          <w:lang w:val="ru-RU"/>
+        </w:rPr>
+        <w:t xml:space="preserve">Когда </w:t>
+      </w:r>
+      <w:r>
+        <w:rPr>
+          <w:rFonts w:ascii="Roboto" w:eastAsia="Roboto" w:hAnsi="Roboto" w:cs="Roboto"/>
+          <w:lang w:val="ru-RU"/>
+        </w:rPr>
+        <w:t>пользователь нажимает кнопку «Регистрация»</w:t>
+      </w:r>
+    </w:p>
+    <w:p>
+      <w:pPr>
+        <w:pStyle w:val="ae"/>
+        <w:widowControl w:val="0"/>
+        <w:numPr>
+          <w:ilvl w:val="0"/>
+          <w:numId w:val="2"/>
+        </w:numPr>
+        <w:pBdr>
+          <w:top w:val="nil"/>
+          <w:left w:val="nil"/>
+          <w:bottom w:val="nil"/>
+          <w:right w:val="nil"/>
+          <w:between w:val="nil"/>
+        </w:pBdr>
+        <w:spacing w:line="240" w:lineRule="auto"/>
+        <w:rPr>
+          <w:rFonts w:ascii="Roboto" w:eastAsia="Roboto" w:hAnsi="Roboto" w:cs="Roboto"/>
+          <w:lang w:val="ru-RU"/>
+        </w:rPr>
+      </w:pPr>
+      <w:r>
+        <w:rPr>
+          <w:rFonts w:ascii="Roboto" w:eastAsia="Roboto" w:hAnsi="Roboto" w:cs="Roboto"/>
+          <w:b/>
+          <w:lang w:val="ru-RU"/>
+        </w:rPr>
+        <w:t>И</w:t>
+      </w:r>
+      <w:r>
+        <w:rPr>
+          <w:rFonts w:ascii="Roboto" w:eastAsia="Roboto" w:hAnsi="Roboto" w:cs="Roboto"/>
+          <w:b/>
+          <w:lang w:val="ru-RU"/>
+        </w:rPr>
+        <w:t xml:space="preserve"> </w:t>
+      </w:r>
+      <w:r>
+        <w:rPr>
+          <w:rFonts w:ascii="Roboto" w:eastAsia="Roboto" w:hAnsi="Roboto" w:cs="Roboto"/>
+          <w:lang w:val="ru-RU"/>
+        </w:rPr>
+        <w:t>открывается форма регистрации</w:t>
+      </w:r>
+    </w:p>
+    <w:p>
+      <w:pPr>
+        <w:pStyle w:val="ae"/>
+        <w:widowControl w:val="0"/>
+        <w:numPr>
+          <w:ilvl w:val="0"/>
+          <w:numId w:val="2"/>
+        </w:numPr>
+        <w:pBdr>
+          <w:top w:val="nil"/>
+          <w:left w:val="nil"/>
+          <w:bottom w:val="nil"/>
+          <w:right w:val="nil"/>
+          <w:between w:val="nil"/>
+        </w:pBdr>
+        <w:spacing w:line="240" w:lineRule="auto"/>
+        <w:rPr>
+          <w:rFonts w:ascii="Roboto" w:eastAsia="Roboto" w:hAnsi="Roboto" w:cs="Roboto"/>
+          <w:lang w:val="ru-RU"/>
+        </w:rPr>
+      </w:pPr>
+      <w:r>
+        <w:rPr>
+          <w:rFonts w:ascii="Roboto" w:eastAsia="Roboto" w:hAnsi="Roboto" w:cs="Roboto"/>
+          <w:b/>
+          <w:lang w:val="ru-RU"/>
+        </w:rPr>
+        <w:t xml:space="preserve">И </w:t>
+      </w:r>
+      <w:r>
+        <w:rPr>
+          <w:rFonts w:ascii="Roboto" w:eastAsia="Roboto" w:hAnsi="Roboto" w:cs="Roboto"/>
+          <w:lang w:val="ru-RU"/>
+        </w:rPr>
+        <w:t>пользователь вводит:</w:t>
+      </w:r>
+    </w:p>
+    <w:p>
+      <w:pPr>
+        <w:pStyle w:val="ae"/>
+        <w:widowControl w:val="0"/>
+        <w:numPr>
+          <w:ilvl w:val="1"/>
+          <w:numId w:val="2"/>
+        </w:numPr>
+        <w:pBdr>
+          <w:top w:val="nil"/>
+          <w:left w:val="nil"/>
+          <w:bottom w:val="nil"/>
+          <w:right w:val="nil"/>
+          <w:between w:val="nil"/>
+        </w:pBdr>
+        <w:spacing w:line="240" w:lineRule="auto"/>
+        <w:rPr>
+          <w:rFonts w:ascii="Roboto" w:eastAsia="Roboto" w:hAnsi="Roboto" w:cs="Roboto"/>
+          <w:lang w:val="en-US"/>
+        </w:rPr>
+      </w:pPr>
+      <w:r>
+        <w:rPr>
+          <w:rFonts w:ascii="Roboto" w:eastAsia="Roboto" w:hAnsi="Roboto" w:cs="Roboto"/>
+          <w:lang w:val="ru-RU"/>
+        </w:rPr>
+        <w:t>эл</w:t>
+      </w:r>
+      <w:r>
+        <w:rPr>
+          <w:rFonts w:ascii="Roboto" w:eastAsia="Roboto" w:hAnsi="Roboto" w:cs="Roboto"/>
+          <w:lang w:val="en-US"/>
+        </w:rPr>
+        <w:t xml:space="preserve">. </w:t>
+      </w:r>
+      <w:r>
+        <w:rPr>
+          <w:rFonts w:ascii="Roboto" w:eastAsia="Roboto" w:hAnsi="Roboto" w:cs="Roboto"/>
+          <w:lang w:val="ru-RU"/>
+        </w:rPr>
+        <w:t>п</w:t>
+      </w:r>
+      <w:r>
+        <w:rPr>
+          <w:rFonts w:ascii="Roboto" w:eastAsia="Roboto" w:hAnsi="Roboto" w:cs="Roboto"/>
+          <w:lang w:val="ru-RU"/>
+        </w:rPr>
+        <w:t>очту</w:t>
+      </w:r>
+      <w:r>
+        <w:rPr>
+          <w:rFonts w:ascii="Roboto" w:eastAsia="Roboto" w:hAnsi="Roboto" w:cs="Roboto"/>
+          <w:lang w:val="en-US"/>
+        </w:rPr>
+        <w:t>\</w:t>
+      </w:r>
+      <w:r>
+        <w:rPr>
+          <w:rFonts w:ascii="Roboto" w:eastAsia="Roboto" w:hAnsi="Roboto" w:cs="Roboto"/>
+          <w:lang w:val="ru-RU"/>
+        </w:rPr>
+        <w:t>телефон</w:t>
+      </w:r>
+    </w:p>
+    <w:p>
+      <w:pPr>
+        <w:pStyle w:val="ae"/>
+        <w:widowControl w:val="0"/>
+        <w:numPr>
+          <w:ilvl w:val="1"/>
+          <w:numId w:val="2"/>
+        </w:numPr>
+        <w:pBdr>
+          <w:top w:val="nil"/>
+          <w:left w:val="nil"/>
+          <w:bottom w:val="nil"/>
+          <w:right w:val="nil"/>
+          <w:between w:val="nil"/>
+        </w:pBdr>
+        <w:spacing w:line="240" w:lineRule="auto"/>
+        <w:rPr>
+          <w:rFonts w:ascii="Roboto" w:eastAsia="Roboto" w:hAnsi="Roboto" w:cs="Roboto"/>
+          <w:lang w:val="en-US"/>
+        </w:rPr>
+      </w:pPr>
+      <w:r>
+        <w:rPr>
+          <w:rFonts w:ascii="Roboto" w:eastAsia="Roboto" w:hAnsi="Roboto" w:cs="Roboto"/>
+          <w:lang w:val="ru-RU"/>
+        </w:rPr>
+        <w:t>пароль</w:t>
+      </w:r>
+    </w:p>
+    <w:p>
+      <w:pPr>
+        <w:pStyle w:val="ae"/>
+        <w:widowControl w:val="0"/>
+        <w:numPr>
+          <w:ilvl w:val="1"/>
+          <w:numId w:val="2"/>
+        </w:numPr>
+        <w:pBdr>
+          <w:top w:val="nil"/>
+          <w:left w:val="nil"/>
+          <w:bottom w:val="nil"/>
+          <w:right w:val="nil"/>
+          <w:between w:val="nil"/>
+        </w:pBdr>
+        <w:spacing w:line="240" w:lineRule="auto"/>
+        <w:rPr>
+          <w:rFonts w:ascii="Roboto" w:eastAsia="Roboto" w:hAnsi="Roboto" w:cs="Roboto"/>
+          <w:lang w:val="en-US"/>
+        </w:rPr>
+      </w:pPr>
+      <w:r>
+        <w:rPr>
+          <w:rFonts w:ascii="Roboto" w:eastAsia="Roboto" w:hAnsi="Roboto" w:cs="Roboto"/>
+          <w:lang w:val="ru-RU"/>
+        </w:rPr>
+        <w:t>своё имя</w:t>
+      </w:r>
+    </w:p>
+    <w:p>
+      <w:pPr>
+        <w:pStyle w:val="ae"/>
+        <w:widowControl w:val="0"/>
+        <w:numPr>
+          <w:ilvl w:val="0"/>
+          <w:numId w:val="2"/>
+        </w:numPr>
+        <w:pBdr>
+          <w:top w:val="nil"/>
+          <w:left w:val="nil"/>
+          <w:bottom w:val="nil"/>
+          <w:right w:val="nil"/>
+          <w:between w:val="nil"/>
+        </w:pBdr>
+        <w:spacing w:line="240" w:lineRule="auto"/>
+        <w:rPr>
+          <w:rFonts w:ascii="Roboto" w:eastAsia="Roboto" w:hAnsi="Roboto" w:cs="Roboto"/>
+          <w:b/>
+          <w:lang w:val="ru-RU"/>
+        </w:rPr>
+      </w:pPr>
+      <w:r>
+        <w:rPr>
+          <w:rFonts w:ascii="Roboto" w:eastAsia="Roboto" w:hAnsi="Roboto" w:cs="Roboto"/>
+          <w:b/>
+          <w:lang w:val="ru-RU"/>
+        </w:rPr>
+        <w:t>Тогда</w:t>
+      </w:r>
+      <w:r>
+        <w:rPr>
+          <w:rFonts w:ascii="Roboto" w:eastAsia="Roboto" w:hAnsi="Roboto" w:cs="Roboto"/>
+          <w:b/>
+          <w:lang w:val="ru-RU"/>
+        </w:rPr>
+        <w:t xml:space="preserve"> </w:t>
+      </w:r>
+      <w:r>
+        <w:rPr>
+          <w:rFonts w:ascii="Roboto" w:eastAsia="Roboto" w:hAnsi="Roboto" w:cs="Roboto"/>
+          <w:lang w:val="ru-RU"/>
+        </w:rPr>
+        <w:t>система</w:t>
+      </w:r>
+      <w:r>
+        <w:rPr>
+          <w:rFonts w:ascii="Roboto" w:eastAsia="Roboto" w:hAnsi="Roboto" w:cs="Roboto"/>
+          <w:b/>
+          <w:lang w:val="ru-RU"/>
+        </w:rPr>
+        <w:t xml:space="preserve"> </w:t>
+      </w:r>
+      <w:r>
+        <w:rPr>
+          <w:rFonts w:ascii="Roboto" w:eastAsia="Roboto" w:hAnsi="Roboto" w:cs="Roboto"/>
+          <w:lang w:val="ru-RU"/>
+        </w:rPr>
+        <w:t>отправляет смс\письмо с кодом для подтверждения регистрации</w:t>
+      </w:r>
+    </w:p>
+    <w:p>
+      <w:pPr>
+        <w:pStyle w:val="ae"/>
+        <w:widowControl w:val="0"/>
+        <w:numPr>
+          <w:ilvl w:val="0"/>
+          <w:numId w:val="2"/>
+        </w:numPr>
+        <w:pBdr>
+          <w:top w:val="nil"/>
+          <w:left w:val="nil"/>
+          <w:bottom w:val="nil"/>
+          <w:right w:val="nil"/>
+          <w:between w:val="nil"/>
+        </w:pBdr>
+        <w:spacing w:line="240" w:lineRule="auto"/>
+        <w:rPr>
+          <w:rFonts w:ascii="Roboto" w:eastAsia="Roboto" w:hAnsi="Roboto" w:cs="Roboto"/>
+          <w:b/>
+          <w:lang w:val="ru-RU"/>
+        </w:rPr>
+      </w:pPr>
+      <w:r>
+        <w:rPr>
+          <w:rFonts w:ascii="Roboto" w:eastAsia="Roboto" w:hAnsi="Roboto" w:cs="Roboto"/>
+          <w:b/>
+          <w:lang w:val="ru-RU"/>
+        </w:rPr>
+        <w:t>Когда</w:t>
+      </w:r>
+      <w:r>
+        <w:rPr>
+          <w:rFonts w:ascii="Roboto" w:eastAsia="Roboto" w:hAnsi="Roboto" w:cs="Roboto"/>
+          <w:b/>
+          <w:lang w:val="ru-RU"/>
+        </w:rPr>
+        <w:t xml:space="preserve"> </w:t>
+      </w:r>
+      <w:r>
+        <w:rPr>
+          <w:rFonts w:ascii="Roboto" w:eastAsia="Roboto" w:hAnsi="Roboto" w:cs="Roboto"/>
+          <w:lang w:val="ru-RU"/>
+        </w:rPr>
+        <w:t>пользователь вводит полученный код</w:t>
+      </w:r>
+    </w:p>
+    <w:p>
+      <w:pPr>
+        <w:pStyle w:val="ae"/>
+        <w:widowControl w:val="0"/>
+        <w:numPr>
+          <w:ilvl w:val="0"/>
+          <w:numId w:val="2"/>
+        </w:numPr>
+        <w:pBdr>
+          <w:top w:val="nil"/>
+          <w:left w:val="nil"/>
+          <w:bottom w:val="nil"/>
+          <w:right w:val="nil"/>
+          <w:between w:val="nil"/>
+        </w:pBdr>
+        <w:spacing w:line="240" w:lineRule="auto"/>
+        <w:rPr>
+          <w:rFonts w:ascii="Roboto" w:eastAsia="Roboto" w:hAnsi="Roboto" w:cs="Roboto"/>
+          <w:b/>
+          <w:lang w:val="ru-RU"/>
+        </w:rPr>
+      </w:pPr>
+      <w:r>
+        <w:rPr>
+          <w:rFonts w:ascii="Roboto" w:eastAsia="Roboto" w:hAnsi="Roboto" w:cs="Roboto"/>
+          <w:b/>
+          <w:lang w:val="ru-RU"/>
+        </w:rPr>
+        <w:t xml:space="preserve">Тогда </w:t>
+      </w:r>
+      <w:r>
+        <w:rPr>
+          <w:rFonts w:ascii="Roboto" w:eastAsia="Roboto" w:hAnsi="Roboto" w:cs="Roboto"/>
+          <w:lang w:val="ru-RU"/>
+        </w:rPr>
+        <w:t>система создает учетную запись</w:t>
+      </w:r>
+    </w:p>
+    <w:p>
+      <w:pPr>
+        <w:pStyle w:val="ae"/>
+        <w:widowControl w:val="0"/>
+        <w:numPr>
+          <w:ilvl w:val="0"/>
+          <w:numId w:val="2"/>
+        </w:numPr>
+        <w:pBdr>
+          <w:top w:val="nil"/>
+          <w:left w:val="nil"/>
+          <w:bottom w:val="nil"/>
+          <w:right w:val="nil"/>
+          <w:between w:val="nil"/>
+        </w:pBdr>
+        <w:spacing w:line="240" w:lineRule="auto"/>
+        <w:rPr>
+          <w:rFonts w:ascii="Roboto" w:eastAsia="Roboto" w:hAnsi="Roboto" w:cs="Roboto"/>
+          <w:b/>
+          <w:lang w:val="ru-RU"/>
+        </w:rPr>
+      </w:pPr>
+      <w:r>
+        <w:rPr>
+          <w:rFonts w:ascii="Roboto" w:eastAsia="Roboto" w:hAnsi="Roboto" w:cs="Roboto"/>
+          <w:b/>
+          <w:lang w:val="ru-RU"/>
+        </w:rPr>
+        <w:t xml:space="preserve">И </w:t>
+      </w:r>
+      <w:r>
+        <w:rPr>
+          <w:rFonts w:ascii="Roboto" w:eastAsia="Roboto" w:hAnsi="Roboto" w:cs="Roboto"/>
+          <w:lang w:val="ru-RU"/>
+        </w:rPr>
+        <w:t>пользователя переводит на страницу авторизации</w:t>
+      </w:r>
+    </w:p>
+    <w:p>
+      <w:pPr>
+        <w:widowControl w:val="0"/>
+        <w:pBdr>
+          <w:top w:val="nil"/>
+          <w:left w:val="nil"/>
+          <w:bottom w:val="nil"/>
+          <w:right w:val="nil"/>
+          <w:between w:val="nil"/>
+        </w:pBdr>
+        <w:spacing w:line="240" w:lineRule="auto"/>
+        <w:rPr>
+          <w:rFonts w:ascii="Roboto" w:eastAsia="Roboto" w:hAnsi="Roboto" w:cs="Roboto"/>
+          <w:lang w:val="ru-RU"/>
+        </w:rPr>
+      </w:pPr>
+    </w:p>
+    <w:p>
+      <w:pPr>
+        <w:widowControl w:val="0"/>
+        <w:pBdr>
+          <w:top w:val="nil"/>
+          <w:left w:val="nil"/>
+          <w:bottom w:val="nil"/>
+          <w:right w:val="nil"/>
+          <w:between w:val="nil"/>
+        </w:pBdr>
+        <w:spacing w:line="240" w:lineRule="auto"/>
+        <w:rPr>
+          <w:rFonts w:ascii="Roboto" w:eastAsia="Roboto" w:hAnsi="Roboto" w:cs="Roboto"/>
+          <w:lang w:val="ru-RU"/>
+        </w:rPr>
+      </w:pPr>
+      <w:r>
+        <w:rPr>
+          <w:rFonts w:ascii="Roboto" w:eastAsia="Roboto" w:hAnsi="Roboto" w:cs="Roboto"/>
+          <w:lang w:val="ru-RU"/>
+        </w:rPr>
+        <w:t xml:space="preserve">Сценарий </w:t>
+      </w:r>
+      <w:r>
+        <w:rPr>
+          <w:rFonts w:ascii="Roboto" w:eastAsia="Roboto" w:hAnsi="Roboto" w:cs="Roboto"/>
+          <w:lang w:val="en-US"/>
+        </w:rPr>
+        <w:t>C</w:t>
+      </w:r>
+      <w:r>
+        <w:rPr>
+          <w:rFonts w:ascii="Roboto" w:eastAsia="Roboto" w:hAnsi="Roboto" w:cs="Roboto"/>
+          <w:lang w:val="ru-RU"/>
+        </w:rPr>
+        <w:t>-</w:t>
+      </w:r>
+      <w:r>
+        <w:rPr>
+          <w:rFonts w:ascii="Roboto" w:eastAsia="Roboto" w:hAnsi="Roboto" w:cs="Roboto"/>
+          <w:lang w:val="en-US"/>
+        </w:rPr>
+        <w:t>A</w:t>
+      </w:r>
+      <w:r>
+        <w:rPr>
+          <w:rFonts w:ascii="Roboto" w:eastAsia="Roboto" w:hAnsi="Roboto" w:cs="Roboto"/>
+          <w:lang w:val="ru-RU"/>
+        </w:rPr>
+        <w:t>-</w:t>
+      </w:r>
+      <w:r>
+        <w:rPr>
+          <w:rFonts w:ascii="Roboto" w:eastAsia="Roboto" w:hAnsi="Roboto" w:cs="Roboto"/>
+          <w:lang w:val="ru-RU"/>
+        </w:rPr>
+        <w:t>02</w:t>
+      </w:r>
+      <w:r>
+        <w:rPr>
+          <w:rFonts w:ascii="Roboto" w:eastAsia="Roboto" w:hAnsi="Roboto" w:cs="Roboto"/>
+          <w:lang w:val="ru-RU"/>
+        </w:rPr>
+        <w:t>: авторизация в приложении</w:t>
+      </w:r>
+    </w:p>
+    <w:p>
+      <w:pPr>
+        <w:pStyle w:val="ae"/>
+        <w:widowControl w:val="0"/>
+        <w:numPr>
+          <w:ilvl w:val="0"/>
+          <w:numId w:val="2"/>
+        </w:numPr>
+        <w:pBdr>
+          <w:top w:val="nil"/>
+          <w:left w:val="nil"/>
+          <w:bottom w:val="nil"/>
+          <w:right w:val="nil"/>
+          <w:between w:val="nil"/>
+        </w:pBdr>
+        <w:spacing w:line="240" w:lineRule="auto"/>
+        <w:rPr>
+          <w:rFonts w:ascii="Roboto" w:eastAsia="Roboto" w:hAnsi="Roboto" w:cs="Roboto"/>
+          <w:lang w:val="ru-RU"/>
+        </w:rPr>
+      </w:pPr>
+      <w:r>
+        <w:rPr>
+          <w:rFonts w:ascii="Roboto" w:eastAsia="Roboto" w:hAnsi="Roboto" w:cs="Roboto"/>
+          <w:b/>
+          <w:lang w:val="ru-RU"/>
+        </w:rPr>
+        <w:t>Есть</w:t>
+      </w:r>
+      <w:r>
+        <w:rPr>
+          <w:rFonts w:ascii="Roboto" w:eastAsia="Roboto" w:hAnsi="Roboto" w:cs="Roboto"/>
+          <w:lang w:val="ru-RU"/>
+        </w:rPr>
+        <w:t xml:space="preserve"> зарегистрированный пользователь</w:t>
+      </w:r>
+    </w:p>
+    <w:p>
+      <w:pPr>
+        <w:pStyle w:val="ae"/>
+        <w:widowControl w:val="0"/>
+        <w:numPr>
+          <w:ilvl w:val="0"/>
+          <w:numId w:val="2"/>
+        </w:numPr>
+        <w:pBdr>
+          <w:top w:val="nil"/>
+          <w:left w:val="nil"/>
+          <w:bottom w:val="nil"/>
+          <w:right w:val="nil"/>
+          <w:between w:val="nil"/>
+        </w:pBdr>
+        <w:spacing w:line="240" w:lineRule="auto"/>
+        <w:rPr>
+          <w:rFonts w:ascii="Roboto" w:eastAsia="Roboto" w:hAnsi="Roboto" w:cs="Roboto"/>
+          <w:lang w:val="ru-RU"/>
+        </w:rPr>
+      </w:pPr>
+      <w:r>
+        <w:rPr>
+          <w:rFonts w:ascii="Roboto" w:eastAsia="Roboto" w:hAnsi="Roboto" w:cs="Roboto"/>
+          <w:b/>
+          <w:lang w:val="ru-RU"/>
+        </w:rPr>
+        <w:t>И</w:t>
+      </w:r>
+      <w:r>
+        <w:rPr>
+          <w:rFonts w:ascii="Roboto" w:eastAsia="Roboto" w:hAnsi="Roboto" w:cs="Roboto"/>
+          <w:lang w:val="ru-RU"/>
+        </w:rPr>
+        <w:t xml:space="preserve"> он не прошел авторизацию в приложении</w:t>
+      </w:r>
+    </w:p>
+    <w:p>
+      <w:pPr>
+        <w:pStyle w:val="ae"/>
+        <w:widowControl w:val="0"/>
+        <w:numPr>
+          <w:ilvl w:val="0"/>
+          <w:numId w:val="2"/>
+        </w:numPr>
+        <w:pBdr>
+          <w:top w:val="nil"/>
+          <w:left w:val="nil"/>
+          <w:bottom w:val="nil"/>
+          <w:right w:val="nil"/>
+          <w:between w:val="nil"/>
+        </w:pBdr>
+        <w:spacing w:line="240" w:lineRule="auto"/>
+        <w:rPr>
+          <w:rFonts w:ascii="Roboto" w:eastAsia="Roboto" w:hAnsi="Roboto" w:cs="Roboto"/>
+          <w:lang w:val="ru-RU"/>
+        </w:rPr>
+      </w:pPr>
+      <w:r>
+        <w:rPr>
+          <w:rFonts w:ascii="Roboto" w:eastAsia="Roboto" w:hAnsi="Roboto" w:cs="Roboto"/>
+          <w:b/>
+          <w:lang w:val="ru-RU"/>
+        </w:rPr>
+        <w:t>И</w:t>
+      </w:r>
+      <w:r>
+        <w:rPr>
+          <w:rFonts w:ascii="Roboto" w:eastAsia="Roboto" w:hAnsi="Roboto" w:cs="Roboto"/>
+          <w:lang w:val="ru-RU"/>
+        </w:rPr>
+        <w:t xml:space="preserve"> он находится на странице авторизации (нажал кнопку «Вход» либо был переадресован)</w:t>
+      </w:r>
+    </w:p>
+    <w:p>
+      <w:pPr>
+        <w:pStyle w:val="ae"/>
+        <w:widowControl w:val="0"/>
+        <w:numPr>
+          <w:ilvl w:val="0"/>
+          <w:numId w:val="2"/>
+        </w:numPr>
+        <w:pBdr>
+          <w:top w:val="nil"/>
+          <w:left w:val="nil"/>
+          <w:bottom w:val="nil"/>
+          <w:right w:val="nil"/>
+          <w:between w:val="nil"/>
+        </w:pBdr>
+        <w:spacing w:line="240" w:lineRule="auto"/>
+        <w:rPr>
+          <w:rFonts w:ascii="Roboto" w:eastAsia="Roboto" w:hAnsi="Roboto" w:cs="Roboto"/>
+          <w:lang w:val="ru-RU"/>
+        </w:rPr>
+      </w:pPr>
+      <w:r>
+        <w:rPr>
+          <w:rFonts w:ascii="Roboto" w:eastAsia="Roboto" w:hAnsi="Roboto" w:cs="Roboto"/>
+          <w:b/>
+          <w:lang w:val="ru-RU"/>
+        </w:rPr>
+        <w:t>Когда</w:t>
+      </w:r>
+      <w:r>
+        <w:rPr>
+          <w:rFonts w:ascii="Roboto" w:eastAsia="Roboto" w:hAnsi="Roboto" w:cs="Roboto"/>
+          <w:lang w:val="ru-RU"/>
+        </w:rPr>
+        <w:t xml:space="preserve"> пользователь вводит эл. почту\телефон</w:t>
+      </w:r>
+    </w:p>
+    <w:p>
+      <w:pPr>
+        <w:pStyle w:val="ae"/>
+        <w:widowControl w:val="0"/>
+        <w:numPr>
+          <w:ilvl w:val="0"/>
+          <w:numId w:val="2"/>
+        </w:numPr>
+        <w:pBdr>
+          <w:top w:val="nil"/>
+          <w:left w:val="nil"/>
+          <w:bottom w:val="nil"/>
+          <w:right w:val="nil"/>
+          <w:between w:val="nil"/>
+        </w:pBdr>
+        <w:spacing w:line="240" w:lineRule="auto"/>
+        <w:rPr>
+          <w:rFonts w:ascii="Roboto" w:eastAsia="Roboto" w:hAnsi="Roboto" w:cs="Roboto"/>
+          <w:lang w:val="ru-RU"/>
+        </w:rPr>
+      </w:pPr>
+      <w:r>
+        <w:rPr>
+          <w:rFonts w:ascii="Roboto" w:eastAsia="Roboto" w:hAnsi="Roboto" w:cs="Roboto"/>
+          <w:b/>
+          <w:lang w:val="ru-RU"/>
+        </w:rPr>
+        <w:t>И</w:t>
+      </w:r>
+      <w:r>
+        <w:rPr>
+          <w:rFonts w:ascii="Roboto" w:eastAsia="Roboto" w:hAnsi="Roboto" w:cs="Roboto"/>
+          <w:lang w:val="ru-RU"/>
+        </w:rPr>
+        <w:t xml:space="preserve"> пользователь вводит пароль</w:t>
+      </w:r>
+    </w:p>
+    <w:p>
+      <w:pPr>
+        <w:pStyle w:val="ae"/>
+        <w:widowControl w:val="0"/>
+        <w:numPr>
+          <w:ilvl w:val="0"/>
+          <w:numId w:val="2"/>
+        </w:numPr>
+        <w:pBdr>
+          <w:top w:val="nil"/>
+          <w:left w:val="nil"/>
+          <w:bottom w:val="nil"/>
+          <w:right w:val="nil"/>
+          <w:between w:val="nil"/>
+        </w:pBdr>
+        <w:spacing w:line="240" w:lineRule="auto"/>
+        <w:rPr>
+          <w:rFonts w:ascii="Roboto" w:eastAsia="Roboto" w:hAnsi="Roboto" w:cs="Roboto"/>
+          <w:lang w:val="ru-RU"/>
+        </w:rPr>
+      </w:pPr>
+      <w:r>
+        <w:rPr>
+          <w:rFonts w:ascii="Roboto" w:eastAsia="Roboto" w:hAnsi="Roboto" w:cs="Roboto"/>
+          <w:b/>
+          <w:lang w:val="ru-RU"/>
+        </w:rPr>
+        <w:t>И</w:t>
+      </w:r>
+      <w:r>
+        <w:rPr>
+          <w:rFonts w:ascii="Roboto" w:eastAsia="Roboto" w:hAnsi="Roboto" w:cs="Roboto"/>
+          <w:lang w:val="ru-RU"/>
+        </w:rPr>
+        <w:t xml:space="preserve"> нажимает «Войти»</w:t>
+      </w:r>
+    </w:p>
+    <w:p>
+      <w:pPr>
+        <w:pStyle w:val="ae"/>
+        <w:widowControl w:val="0"/>
+        <w:numPr>
+          <w:ilvl w:val="0"/>
+          <w:numId w:val="2"/>
+        </w:numPr>
+        <w:pBdr>
+          <w:top w:val="nil"/>
+          <w:left w:val="nil"/>
+          <w:bottom w:val="nil"/>
+          <w:right w:val="nil"/>
+          <w:between w:val="nil"/>
+        </w:pBdr>
+        <w:spacing w:line="240" w:lineRule="auto"/>
+        <w:rPr>
+          <w:rFonts w:ascii="Roboto" w:eastAsia="Roboto" w:hAnsi="Roboto" w:cs="Roboto"/>
+          <w:lang w:val="ru-RU"/>
+        </w:rPr>
+      </w:pPr>
+      <w:r>
+        <w:rPr>
+          <w:rFonts w:ascii="Roboto" w:eastAsia="Roboto" w:hAnsi="Roboto" w:cs="Roboto"/>
+          <w:b/>
+          <w:lang w:val="ru-RU"/>
+        </w:rPr>
+        <w:t>Тогда</w:t>
+      </w:r>
+      <w:r>
+        <w:rPr>
+          <w:rFonts w:ascii="Roboto" w:eastAsia="Roboto" w:hAnsi="Roboto" w:cs="Roboto"/>
+          <w:lang w:val="ru-RU"/>
+        </w:rPr>
+        <w:t xml:space="preserve"> система проверяет учетные данные</w:t>
+      </w:r>
+    </w:p>
+    <w:p>
+      <w:pPr>
+        <w:pStyle w:val="ae"/>
+        <w:widowControl w:val="0"/>
+        <w:numPr>
+          <w:ilvl w:val="0"/>
+          <w:numId w:val="2"/>
+        </w:numPr>
+        <w:pBdr>
+          <w:top w:val="nil"/>
+          <w:left w:val="nil"/>
+          <w:bottom w:val="nil"/>
+          <w:right w:val="nil"/>
+          <w:between w:val="nil"/>
+        </w:pBdr>
+        <w:spacing w:line="240" w:lineRule="auto"/>
+        <w:rPr>
+          <w:rFonts w:ascii="Roboto" w:eastAsia="Roboto" w:hAnsi="Roboto" w:cs="Roboto"/>
+          <w:lang w:val="ru-RU"/>
+        </w:rPr>
+      </w:pPr>
+      <w:r>
+        <w:rPr>
+          <w:rFonts w:ascii="Roboto" w:eastAsia="Roboto" w:hAnsi="Roboto" w:cs="Roboto"/>
+          <w:b/>
+          <w:lang w:val="ru-RU"/>
+        </w:rPr>
+        <w:t>И</w:t>
+      </w:r>
+      <w:r>
+        <w:rPr>
+          <w:rFonts w:ascii="Roboto" w:eastAsia="Roboto" w:hAnsi="Roboto" w:cs="Roboto"/>
+          <w:lang w:val="ru-RU"/>
+        </w:rPr>
+        <w:t xml:space="preserve"> при успешной проверке переводит пользователя на основной экран приложения</w:t>
+      </w:r>
+    </w:p>
+    <w:p>
+      <w:pPr>
+        <w:widowControl w:val="0"/>
+        <w:pBdr>
+          <w:top w:val="nil"/>
+          <w:left w:val="nil"/>
+          <w:bottom w:val="nil"/>
+          <w:right w:val="nil"/>
+          <w:between w:val="nil"/>
+        </w:pBdr>
+        <w:spacing w:line="240" w:lineRule="auto"/>
+        <w:rPr>
+          <w:rFonts w:ascii="Roboto" w:eastAsia="Roboto" w:hAnsi="Roboto" w:cs="Roboto"/>
+          <w:lang w:val="ru-RU"/>
+        </w:rPr>
+      </w:pPr>
+    </w:p>
+    <w:p>
+      <w:pPr>
+        <w:widowControl w:val="0"/>
+        <w:pBdr>
+          <w:top w:val="nil"/>
+          <w:left w:val="nil"/>
+          <w:bottom w:val="nil"/>
+          <w:right w:val="nil"/>
+          <w:between w:val="nil"/>
+        </w:pBdr>
+        <w:spacing w:line="240" w:lineRule="auto"/>
+        <w:rPr>
+          <w:rFonts w:ascii="Roboto" w:eastAsia="Roboto" w:hAnsi="Roboto" w:cs="Roboto"/>
+          <w:lang w:val="ru-RU"/>
+        </w:rPr>
+      </w:pPr>
+      <w:r>
+        <w:rPr>
+          <w:rFonts w:ascii="Roboto" w:eastAsia="Roboto" w:hAnsi="Roboto" w:cs="Roboto"/>
+          <w:lang w:val="ru-RU"/>
+        </w:rPr>
+        <w:t xml:space="preserve">Сценарий </w:t>
+      </w:r>
+      <w:r>
+        <w:rPr>
+          <w:rFonts w:ascii="Roboto" w:eastAsia="Roboto" w:hAnsi="Roboto" w:cs="Roboto"/>
+          <w:lang w:val="en-US"/>
+        </w:rPr>
+        <w:t>C</w:t>
+      </w:r>
+      <w:r>
+        <w:rPr>
+          <w:rFonts w:ascii="Roboto" w:eastAsia="Roboto" w:hAnsi="Roboto" w:cs="Roboto"/>
+          <w:lang w:val="ru-RU"/>
+        </w:rPr>
+        <w:t>-</w:t>
+      </w:r>
+      <w:r>
+        <w:rPr>
+          <w:rFonts w:ascii="Roboto" w:eastAsia="Roboto" w:hAnsi="Roboto" w:cs="Roboto"/>
+          <w:lang w:val="en-US"/>
+        </w:rPr>
+        <w:t>A</w:t>
+      </w:r>
+      <w:r>
+        <w:rPr>
+          <w:rFonts w:ascii="Roboto" w:eastAsia="Roboto" w:hAnsi="Roboto" w:cs="Roboto"/>
+          <w:lang w:val="ru-RU"/>
+        </w:rPr>
+        <w:t>-</w:t>
+      </w:r>
+      <w:r>
+        <w:rPr>
+          <w:rFonts w:ascii="Roboto" w:eastAsia="Roboto" w:hAnsi="Roboto" w:cs="Roboto"/>
+          <w:lang w:val="ru-RU"/>
+        </w:rPr>
+        <w:t>03</w:t>
+      </w:r>
+      <w:r>
+        <w:rPr>
+          <w:rFonts w:ascii="Roboto" w:eastAsia="Roboto" w:hAnsi="Roboto" w:cs="Roboto"/>
+          <w:lang w:val="ru-RU"/>
+        </w:rPr>
+        <w:t>: сброс пароля</w:t>
+      </w:r>
+    </w:p>
+    <w:p>
+      <w:pPr>
+        <w:pStyle w:val="ae"/>
+        <w:widowControl w:val="0"/>
+        <w:numPr>
+          <w:ilvl w:val="0"/>
+          <w:numId w:val="2"/>
+        </w:numPr>
+        <w:pBdr>
+          <w:top w:val="nil"/>
+          <w:left w:val="nil"/>
+          <w:bottom w:val="nil"/>
+          <w:right w:val="nil"/>
+          <w:between w:val="nil"/>
+        </w:pBdr>
+        <w:spacing w:line="240" w:lineRule="auto"/>
+        <w:rPr>
+          <w:rFonts w:ascii="Roboto" w:eastAsia="Roboto" w:hAnsi="Roboto" w:cs="Roboto"/>
+          <w:lang w:val="ru-RU"/>
+        </w:rPr>
+      </w:pPr>
+      <w:r>
+        <w:rPr>
+          <w:rFonts w:ascii="Roboto" w:eastAsia="Roboto" w:hAnsi="Roboto" w:cs="Roboto"/>
+          <w:b/>
+          <w:lang w:val="ru-RU"/>
+        </w:rPr>
+        <w:t>Есть</w:t>
+      </w:r>
+      <w:r>
+        <w:rPr>
+          <w:rFonts w:ascii="Roboto" w:eastAsia="Roboto" w:hAnsi="Roboto" w:cs="Roboto"/>
+          <w:lang w:val="ru-RU"/>
+        </w:rPr>
+        <w:t xml:space="preserve"> зарегистрированный пользователь</w:t>
+      </w:r>
+    </w:p>
+    <w:p>
+      <w:pPr>
+        <w:pStyle w:val="ae"/>
+        <w:widowControl w:val="0"/>
+        <w:numPr>
+          <w:ilvl w:val="0"/>
+          <w:numId w:val="2"/>
+        </w:numPr>
+        <w:pBdr>
+          <w:top w:val="nil"/>
+          <w:left w:val="nil"/>
+          <w:bottom w:val="nil"/>
+          <w:right w:val="nil"/>
+          <w:between w:val="nil"/>
+        </w:pBdr>
+        <w:spacing w:line="240" w:lineRule="auto"/>
+        <w:rPr>
+          <w:rFonts w:ascii="Roboto" w:eastAsia="Roboto" w:hAnsi="Roboto" w:cs="Roboto"/>
+          <w:lang w:val="ru-RU"/>
+        </w:rPr>
+      </w:pPr>
+      <w:r>
+        <w:rPr>
+          <w:rFonts w:ascii="Roboto" w:eastAsia="Roboto" w:hAnsi="Roboto" w:cs="Roboto"/>
+          <w:b/>
+          <w:lang w:val="ru-RU"/>
+        </w:rPr>
+        <w:t xml:space="preserve">И </w:t>
+      </w:r>
+      <w:r>
+        <w:rPr>
+          <w:rFonts w:ascii="Roboto" w:eastAsia="Roboto" w:hAnsi="Roboto" w:cs="Roboto"/>
+          <w:lang w:val="ru-RU"/>
+        </w:rPr>
+        <w:t>он забыл пароль</w:t>
+      </w:r>
+    </w:p>
+    <w:p>
+      <w:pPr>
+        <w:pStyle w:val="ae"/>
+        <w:widowControl w:val="0"/>
+        <w:numPr>
+          <w:ilvl w:val="0"/>
+          <w:numId w:val="2"/>
+        </w:numPr>
+        <w:pBdr>
+          <w:top w:val="nil"/>
+          <w:left w:val="nil"/>
+          <w:bottom w:val="nil"/>
+          <w:right w:val="nil"/>
+          <w:between w:val="nil"/>
+        </w:pBdr>
+        <w:spacing w:line="240" w:lineRule="auto"/>
+        <w:rPr>
+          <w:rFonts w:ascii="Roboto" w:eastAsia="Roboto" w:hAnsi="Roboto" w:cs="Roboto"/>
+          <w:lang w:val="ru-RU"/>
+        </w:rPr>
+      </w:pPr>
+      <w:r>
+        <w:rPr>
+          <w:rFonts w:ascii="Roboto" w:eastAsia="Roboto" w:hAnsi="Roboto" w:cs="Roboto"/>
+          <w:b/>
+          <w:lang w:val="ru-RU"/>
+        </w:rPr>
+        <w:t>Когда</w:t>
+      </w:r>
+      <w:r>
+        <w:rPr>
+          <w:rFonts w:ascii="Roboto" w:eastAsia="Roboto" w:hAnsi="Roboto" w:cs="Roboto"/>
+          <w:lang w:val="ru-RU"/>
+        </w:rPr>
+        <w:t xml:space="preserve"> он нажимает на кнопку «Сброс пароля»</w:t>
+      </w:r>
+    </w:p>
+    <w:p>
+      <w:pPr>
+        <w:pStyle w:val="ae"/>
+        <w:widowControl w:val="0"/>
+        <w:numPr>
+          <w:ilvl w:val="0"/>
+          <w:numId w:val="2"/>
+        </w:numPr>
+        <w:pBdr>
+          <w:top w:val="nil"/>
+          <w:left w:val="nil"/>
+          <w:bottom w:val="nil"/>
+          <w:right w:val="nil"/>
+          <w:between w:val="nil"/>
+        </w:pBdr>
+        <w:spacing w:line="240" w:lineRule="auto"/>
+        <w:rPr>
+          <w:rFonts w:ascii="Roboto" w:eastAsia="Roboto" w:hAnsi="Roboto" w:cs="Roboto"/>
+          <w:lang w:val="ru-RU"/>
+        </w:rPr>
+      </w:pPr>
+      <w:r>
+        <w:rPr>
+          <w:rFonts w:ascii="Roboto" w:eastAsia="Roboto" w:hAnsi="Roboto" w:cs="Roboto"/>
+          <w:b/>
+          <w:lang w:val="ru-RU"/>
+        </w:rPr>
+        <w:t xml:space="preserve">И </w:t>
+      </w:r>
+      <w:r>
+        <w:rPr>
+          <w:rFonts w:ascii="Roboto" w:eastAsia="Roboto" w:hAnsi="Roboto" w:cs="Roboto"/>
+          <w:lang w:val="ru-RU"/>
+        </w:rPr>
+        <w:t xml:space="preserve">вводит </w:t>
+      </w:r>
+      <w:r>
+        <w:rPr>
+          <w:rFonts w:ascii="Roboto" w:eastAsia="Roboto" w:hAnsi="Roboto" w:cs="Roboto"/>
+          <w:lang w:val="ru-RU"/>
+        </w:rPr>
+        <w:t>эл. почту\телефон</w:t>
+      </w:r>
+    </w:p>
+    <w:p>
+      <w:pPr>
+        <w:pStyle w:val="ae"/>
+        <w:widowControl w:val="0"/>
+        <w:numPr>
+          <w:ilvl w:val="0"/>
+          <w:numId w:val="2"/>
+        </w:numPr>
+        <w:pBdr>
+          <w:top w:val="nil"/>
+          <w:left w:val="nil"/>
+          <w:bottom w:val="nil"/>
+          <w:right w:val="nil"/>
+          <w:between w:val="nil"/>
+        </w:pBdr>
+        <w:spacing w:line="240" w:lineRule="auto"/>
+        <w:rPr>
+          <w:rFonts w:ascii="Roboto" w:eastAsia="Roboto" w:hAnsi="Roboto" w:cs="Roboto"/>
+          <w:lang w:val="ru-RU"/>
+        </w:rPr>
+      </w:pPr>
+      <w:r>
+        <w:rPr>
+          <w:rFonts w:ascii="Roboto" w:eastAsia="Roboto" w:hAnsi="Roboto" w:cs="Roboto"/>
+          <w:b/>
+          <w:lang w:val="ru-RU"/>
+        </w:rPr>
+        <w:t>Тогда</w:t>
+      </w:r>
+      <w:r>
+        <w:rPr>
+          <w:rFonts w:ascii="Roboto" w:eastAsia="Roboto" w:hAnsi="Roboto" w:cs="Roboto"/>
+          <w:lang w:val="ru-RU"/>
+        </w:rPr>
+        <w:t xml:space="preserve"> система отправляет на почту\телефон пользователя код подтверждения</w:t>
+      </w:r>
+    </w:p>
+    <w:p>
+      <w:pPr>
+        <w:pStyle w:val="ae"/>
+        <w:widowControl w:val="0"/>
+        <w:numPr>
+          <w:ilvl w:val="0"/>
+          <w:numId w:val="2"/>
+        </w:numPr>
+        <w:pBdr>
+          <w:top w:val="nil"/>
+          <w:left w:val="nil"/>
+          <w:bottom w:val="nil"/>
+          <w:right w:val="nil"/>
+          <w:between w:val="nil"/>
+        </w:pBdr>
+        <w:spacing w:line="240" w:lineRule="auto"/>
+        <w:rPr>
+          <w:rFonts w:ascii="Roboto" w:eastAsia="Roboto" w:hAnsi="Roboto" w:cs="Roboto"/>
+          <w:lang w:val="ru-RU"/>
+        </w:rPr>
+      </w:pPr>
+      <w:r>
+        <w:rPr>
+          <w:rFonts w:ascii="Roboto" w:eastAsia="Roboto" w:hAnsi="Roboto" w:cs="Roboto"/>
+          <w:b/>
+          <w:lang w:val="ru-RU"/>
+        </w:rPr>
+        <w:t>Когда</w:t>
+      </w:r>
+      <w:r>
+        <w:rPr>
+          <w:rFonts w:ascii="Roboto" w:eastAsia="Roboto" w:hAnsi="Roboto" w:cs="Roboto"/>
+          <w:b/>
+          <w:lang w:val="ru-RU"/>
+        </w:rPr>
+        <w:t xml:space="preserve"> </w:t>
+      </w:r>
+      <w:r>
+        <w:rPr>
+          <w:rFonts w:ascii="Roboto" w:eastAsia="Roboto" w:hAnsi="Roboto" w:cs="Roboto"/>
+          <w:lang w:val="ru-RU"/>
+        </w:rPr>
+        <w:t xml:space="preserve">пользователь </w:t>
+      </w:r>
+      <w:r>
+        <w:rPr>
+          <w:rFonts w:ascii="Roboto" w:eastAsia="Roboto" w:hAnsi="Roboto" w:cs="Roboto"/>
+          <w:lang w:val="ru-RU"/>
+        </w:rPr>
+        <w:t xml:space="preserve">вводит </w:t>
+      </w:r>
+      <w:r>
+        <w:rPr>
+          <w:rFonts w:ascii="Roboto" w:eastAsia="Roboto" w:hAnsi="Roboto" w:cs="Roboto"/>
+          <w:lang w:val="ru-RU"/>
+        </w:rPr>
+        <w:t>код подтверждения</w:t>
+      </w:r>
+    </w:p>
+    <w:p>
+      <w:pPr>
+        <w:pStyle w:val="ae"/>
+        <w:widowControl w:val="0"/>
+        <w:numPr>
+          <w:ilvl w:val="0"/>
+          <w:numId w:val="2"/>
+        </w:numPr>
+        <w:pBdr>
+          <w:top w:val="nil"/>
+          <w:left w:val="nil"/>
+          <w:bottom w:val="nil"/>
+          <w:right w:val="nil"/>
+          <w:between w:val="nil"/>
+        </w:pBdr>
+        <w:spacing w:line="240" w:lineRule="auto"/>
+        <w:rPr>
+          <w:rFonts w:ascii="Roboto" w:eastAsia="Roboto" w:hAnsi="Roboto" w:cs="Roboto"/>
+          <w:lang w:val="ru-RU"/>
+        </w:rPr>
+      </w:pPr>
+      <w:r>
+        <w:rPr>
+          <w:rFonts w:ascii="Roboto" w:eastAsia="Roboto" w:hAnsi="Roboto" w:cs="Roboto"/>
+          <w:b/>
+          <w:lang w:val="ru-RU"/>
+        </w:rPr>
+        <w:t xml:space="preserve">Тогда </w:t>
+      </w:r>
+      <w:r>
+        <w:rPr>
+          <w:rFonts w:ascii="Roboto" w:eastAsia="Roboto" w:hAnsi="Roboto" w:cs="Roboto"/>
+          <w:lang w:val="ru-RU"/>
+        </w:rPr>
+        <w:t>система запрашивает у пользователя новый пароль</w:t>
+      </w:r>
+    </w:p>
+    <w:p>
+      <w:pPr>
+        <w:pStyle w:val="ae"/>
+        <w:widowControl w:val="0"/>
+        <w:numPr>
+          <w:ilvl w:val="0"/>
+          <w:numId w:val="2"/>
+        </w:numPr>
+        <w:pBdr>
+          <w:top w:val="nil"/>
+          <w:left w:val="nil"/>
+          <w:bottom w:val="nil"/>
+          <w:right w:val="nil"/>
+          <w:between w:val="nil"/>
+        </w:pBdr>
+        <w:spacing w:line="240" w:lineRule="auto"/>
+        <w:rPr>
+          <w:rFonts w:ascii="Roboto" w:eastAsia="Roboto" w:hAnsi="Roboto" w:cs="Roboto"/>
+          <w:lang w:val="ru-RU"/>
+        </w:rPr>
+      </w:pPr>
+      <w:r>
+        <w:rPr>
+          <w:rFonts w:ascii="Roboto" w:eastAsia="Roboto" w:hAnsi="Roboto" w:cs="Roboto"/>
+          <w:b/>
+          <w:lang w:val="ru-RU"/>
+        </w:rPr>
+        <w:t xml:space="preserve">Когда </w:t>
+      </w:r>
+      <w:r>
+        <w:rPr>
+          <w:rFonts w:ascii="Roboto" w:eastAsia="Roboto" w:hAnsi="Roboto" w:cs="Roboto"/>
+          <w:lang w:val="ru-RU"/>
+        </w:rPr>
+        <w:t>пользователь вводит новый пароль</w:t>
+      </w:r>
+    </w:p>
+    <w:p>
+      <w:pPr>
+        <w:pStyle w:val="ae"/>
+        <w:widowControl w:val="0"/>
+        <w:numPr>
+          <w:ilvl w:val="0"/>
+          <w:numId w:val="2"/>
+        </w:numPr>
+        <w:pBdr>
+          <w:top w:val="nil"/>
+          <w:left w:val="nil"/>
+          <w:bottom w:val="nil"/>
+          <w:right w:val="nil"/>
+          <w:between w:val="nil"/>
+        </w:pBdr>
+        <w:spacing w:line="240" w:lineRule="auto"/>
+        <w:rPr>
+          <w:rFonts w:ascii="Roboto" w:eastAsia="Roboto" w:hAnsi="Roboto" w:cs="Roboto"/>
+          <w:lang w:val="ru-RU"/>
+        </w:rPr>
+      </w:pPr>
+      <w:r>
+        <w:rPr>
+          <w:rFonts w:ascii="Roboto" w:eastAsia="Roboto" w:hAnsi="Roboto" w:cs="Roboto"/>
+          <w:b/>
+          <w:lang w:val="ru-RU"/>
+        </w:rPr>
+        <w:t xml:space="preserve">Тогда </w:t>
+      </w:r>
+      <w:r>
+        <w:rPr>
+          <w:rFonts w:ascii="Roboto" w:eastAsia="Roboto" w:hAnsi="Roboto" w:cs="Roboto"/>
+          <w:lang w:val="ru-RU"/>
+        </w:rPr>
+        <w:t>система сохраняет новый пароль</w:t>
+      </w:r>
+    </w:p>
+    <w:p>
+      <w:pPr>
+        <w:widowControl w:val="0"/>
+        <w:pBdr>
+          <w:top w:val="nil"/>
+          <w:left w:val="nil"/>
+          <w:bottom w:val="nil"/>
+          <w:right w:val="nil"/>
+          <w:between w:val="nil"/>
+        </w:pBdr>
+        <w:spacing w:line="240" w:lineRule="auto"/>
+        <w:rPr>
+          <w:rFonts w:ascii="Roboto" w:eastAsia="Roboto" w:hAnsi="Roboto" w:cs="Roboto"/>
+          <w:lang w:val="ru-RU"/>
+        </w:rPr>
+      </w:pPr>
+    </w:p>
+    <w:p>
+      <w:pPr>
+        <w:widowControl w:val="0"/>
+        <w:pBdr>
+          <w:top w:val="nil"/>
+          <w:left w:val="nil"/>
+          <w:bottom w:val="nil"/>
+          <w:right w:val="nil"/>
+          <w:between w:val="nil"/>
+        </w:pBdr>
+        <w:spacing w:line="240" w:lineRule="auto"/>
+        <w:rPr>
+          <w:rFonts w:ascii="Roboto" w:eastAsia="Roboto" w:hAnsi="Roboto" w:cs="Roboto"/>
+          <w:lang w:val="ru-RU"/>
+        </w:rPr>
+      </w:pPr>
+      <w:r>
+        <w:rPr>
+          <w:rFonts w:ascii="Roboto" w:eastAsia="Roboto" w:hAnsi="Roboto" w:cs="Roboto"/>
+          <w:lang w:val="ru-RU"/>
+        </w:rPr>
+        <w:t xml:space="preserve">Сценарий </w:t>
+      </w:r>
+      <w:r>
+        <w:rPr>
+          <w:rFonts w:ascii="Roboto" w:eastAsia="Roboto" w:hAnsi="Roboto" w:cs="Roboto"/>
+          <w:lang w:val="en-US"/>
+        </w:rPr>
+        <w:t>C</w:t>
+      </w:r>
+      <w:r>
+        <w:rPr>
+          <w:rFonts w:ascii="Roboto" w:eastAsia="Roboto" w:hAnsi="Roboto" w:cs="Roboto"/>
+          <w:lang w:val="ru-RU"/>
+        </w:rPr>
+        <w:t>-</w:t>
+      </w:r>
+      <w:r>
+        <w:rPr>
+          <w:rFonts w:ascii="Roboto" w:eastAsia="Roboto" w:hAnsi="Roboto" w:cs="Roboto"/>
+          <w:lang w:val="en-US"/>
+        </w:rPr>
+        <w:t>A</w:t>
+      </w:r>
+      <w:r>
+        <w:rPr>
+          <w:rFonts w:ascii="Roboto" w:eastAsia="Roboto" w:hAnsi="Roboto" w:cs="Roboto"/>
+          <w:lang w:val="ru-RU"/>
+        </w:rPr>
+        <w:t>-</w:t>
+      </w:r>
+      <w:r>
+        <w:rPr>
+          <w:rFonts w:ascii="Roboto" w:eastAsia="Roboto" w:hAnsi="Roboto" w:cs="Roboto"/>
+          <w:lang w:val="ru-RU"/>
+        </w:rPr>
+        <w:t xml:space="preserve">04: </w:t>
+      </w:r>
+      <w:r>
+        <w:rPr>
+          <w:rFonts w:ascii="Roboto" w:eastAsia="Roboto" w:hAnsi="Roboto" w:cs="Roboto"/>
+          <w:lang w:val="ru-RU"/>
+        </w:rPr>
+        <w:t>смена пароля</w:t>
+      </w:r>
+    </w:p>
+    <w:p>
+      <w:pPr>
+        <w:pStyle w:val="ae"/>
+        <w:widowControl w:val="0"/>
+        <w:numPr>
+          <w:ilvl w:val="0"/>
+          <w:numId w:val="2"/>
+        </w:numPr>
+        <w:pBdr>
+          <w:top w:val="nil"/>
+          <w:left w:val="nil"/>
+          <w:bottom w:val="nil"/>
+          <w:right w:val="nil"/>
+          <w:between w:val="nil"/>
+        </w:pBdr>
+        <w:spacing w:line="240" w:lineRule="auto"/>
+        <w:rPr>
+          <w:rFonts w:ascii="Roboto" w:eastAsia="Roboto" w:hAnsi="Roboto" w:cs="Roboto"/>
+          <w:lang w:val="ru-RU"/>
+        </w:rPr>
+      </w:pPr>
+      <w:r>
+        <w:rPr>
+          <w:rFonts w:ascii="Roboto" w:eastAsia="Roboto" w:hAnsi="Roboto" w:cs="Roboto"/>
+          <w:b/>
+          <w:lang w:val="ru-RU"/>
+        </w:rPr>
+        <w:t>Есть</w:t>
+      </w:r>
+      <w:r>
+        <w:rPr>
+          <w:rFonts w:ascii="Roboto" w:eastAsia="Roboto" w:hAnsi="Roboto" w:cs="Roboto"/>
+          <w:lang w:val="ru-RU"/>
+        </w:rPr>
+        <w:t xml:space="preserve"> </w:t>
+      </w:r>
+      <w:r>
+        <w:rPr>
+          <w:rFonts w:ascii="Roboto" w:eastAsia="Roboto" w:hAnsi="Roboto" w:cs="Roboto"/>
+          <w:lang w:val="ru-RU"/>
+        </w:rPr>
+        <w:t>прошедший авторизацию</w:t>
+      </w:r>
+      <w:r>
+        <w:rPr>
+          <w:rFonts w:ascii="Roboto" w:eastAsia="Roboto" w:hAnsi="Roboto" w:cs="Roboto"/>
+          <w:lang w:val="ru-RU"/>
+        </w:rPr>
+        <w:t xml:space="preserve"> пользователь</w:t>
+      </w:r>
+    </w:p>
+    <w:p>
+      <w:pPr>
+        <w:pStyle w:val="ae"/>
+        <w:widowControl w:val="0"/>
+        <w:numPr>
+          <w:ilvl w:val="0"/>
+          <w:numId w:val="2"/>
+        </w:numPr>
+        <w:pBdr>
+          <w:top w:val="nil"/>
+          <w:left w:val="nil"/>
+          <w:bottom w:val="nil"/>
+          <w:right w:val="nil"/>
+          <w:between w:val="nil"/>
+        </w:pBdr>
+        <w:spacing w:line="240" w:lineRule="auto"/>
+        <w:rPr>
+          <w:rFonts w:ascii="Roboto" w:eastAsia="Roboto" w:hAnsi="Roboto" w:cs="Roboto"/>
+          <w:lang w:val="ru-RU"/>
+        </w:rPr>
+      </w:pPr>
+      <w:r>
+        <w:rPr>
+          <w:rFonts w:ascii="Roboto" w:eastAsia="Roboto" w:hAnsi="Roboto" w:cs="Roboto"/>
+          <w:b/>
+          <w:lang w:val="ru-RU"/>
+        </w:rPr>
+        <w:t xml:space="preserve">И </w:t>
+      </w:r>
+      <w:r>
+        <w:rPr>
+          <w:rFonts w:ascii="Roboto" w:eastAsia="Roboto" w:hAnsi="Roboto" w:cs="Roboto"/>
+          <w:lang w:val="ru-RU"/>
+        </w:rPr>
+        <w:t>он хочет сменить пароль</w:t>
+      </w:r>
+    </w:p>
+    <w:p>
+      <w:pPr>
+        <w:pStyle w:val="ae"/>
+        <w:widowControl w:val="0"/>
+        <w:numPr>
+          <w:ilvl w:val="0"/>
+          <w:numId w:val="2"/>
+        </w:numPr>
+        <w:pBdr>
+          <w:top w:val="nil"/>
+          <w:left w:val="nil"/>
+          <w:bottom w:val="nil"/>
+          <w:right w:val="nil"/>
+          <w:between w:val="nil"/>
+        </w:pBdr>
+        <w:spacing w:line="240" w:lineRule="auto"/>
+        <w:rPr>
+          <w:rFonts w:ascii="Roboto" w:eastAsia="Roboto" w:hAnsi="Roboto" w:cs="Roboto"/>
+          <w:lang w:val="ru-RU"/>
+        </w:rPr>
+      </w:pPr>
+      <w:r>
+        <w:rPr>
+          <w:rFonts w:ascii="Roboto" w:eastAsia="Roboto" w:hAnsi="Roboto" w:cs="Roboto"/>
+          <w:b/>
+          <w:lang w:val="ru-RU"/>
+        </w:rPr>
+        <w:t xml:space="preserve">Когда </w:t>
+      </w:r>
+      <w:r>
+        <w:rPr>
+          <w:rFonts w:ascii="Roboto" w:eastAsia="Roboto" w:hAnsi="Roboto" w:cs="Roboto"/>
+          <w:lang w:val="ru-RU"/>
+        </w:rPr>
+        <w:t>он нажимает на кнопку «Сменить пароль»</w:t>
+      </w:r>
+    </w:p>
+    <w:p>
+      <w:pPr>
+        <w:pStyle w:val="ae"/>
+        <w:widowControl w:val="0"/>
+        <w:numPr>
+          <w:ilvl w:val="0"/>
+          <w:numId w:val="2"/>
+        </w:numPr>
+        <w:pBdr>
+          <w:top w:val="nil"/>
+          <w:left w:val="nil"/>
+          <w:bottom w:val="nil"/>
+          <w:right w:val="nil"/>
+          <w:between w:val="nil"/>
+        </w:pBdr>
+        <w:spacing w:line="240" w:lineRule="auto"/>
+        <w:rPr>
+          <w:rFonts w:ascii="Roboto" w:eastAsia="Roboto" w:hAnsi="Roboto" w:cs="Roboto"/>
+          <w:lang w:val="ru-RU"/>
+        </w:rPr>
+      </w:pPr>
+      <w:r>
+        <w:rPr>
+          <w:rFonts w:ascii="Roboto" w:eastAsia="Roboto" w:hAnsi="Roboto" w:cs="Roboto"/>
+          <w:b/>
+          <w:lang w:val="ru-RU"/>
+        </w:rPr>
+        <w:t xml:space="preserve">Тогда </w:t>
+      </w:r>
+      <w:r>
+        <w:rPr>
+          <w:rFonts w:ascii="Roboto" w:eastAsia="Roboto" w:hAnsi="Roboto" w:cs="Roboto"/>
+          <w:lang w:val="ru-RU"/>
+        </w:rPr>
+        <w:t>система запрашивает ввод старого и нового паролей</w:t>
+      </w:r>
+    </w:p>
+    <w:p>
+      <w:pPr>
+        <w:pStyle w:val="ae"/>
+        <w:widowControl w:val="0"/>
+        <w:numPr>
+          <w:ilvl w:val="0"/>
+          <w:numId w:val="2"/>
+        </w:numPr>
+        <w:pBdr>
+          <w:top w:val="nil"/>
+          <w:left w:val="nil"/>
+          <w:bottom w:val="nil"/>
+          <w:right w:val="nil"/>
+          <w:between w:val="nil"/>
+        </w:pBdr>
+        <w:spacing w:line="240" w:lineRule="auto"/>
+        <w:rPr>
+          <w:rFonts w:ascii="Roboto" w:eastAsia="Roboto" w:hAnsi="Roboto" w:cs="Roboto"/>
+          <w:lang w:val="ru-RU"/>
+        </w:rPr>
+      </w:pPr>
+      <w:r>
+        <w:rPr>
+          <w:rFonts w:ascii="Roboto" w:eastAsia="Roboto" w:hAnsi="Roboto" w:cs="Roboto"/>
+          <w:b/>
+          <w:lang w:val="ru-RU"/>
+        </w:rPr>
+        <w:t xml:space="preserve">Когда </w:t>
+      </w:r>
+      <w:r>
+        <w:rPr>
+          <w:rFonts w:ascii="Roboto" w:eastAsia="Roboto" w:hAnsi="Roboto" w:cs="Roboto"/>
+          <w:lang w:val="ru-RU"/>
+        </w:rPr>
+        <w:t>пользователь вводит новый и старый пароль</w:t>
+      </w:r>
+    </w:p>
+    <w:p>
+      <w:pPr>
+        <w:pStyle w:val="ae"/>
+        <w:widowControl w:val="0"/>
+        <w:numPr>
+          <w:ilvl w:val="0"/>
+          <w:numId w:val="2"/>
+        </w:numPr>
+        <w:pBdr>
+          <w:top w:val="nil"/>
+          <w:left w:val="nil"/>
+          <w:bottom w:val="nil"/>
+          <w:right w:val="nil"/>
+          <w:between w:val="nil"/>
+        </w:pBdr>
+        <w:spacing w:line="240" w:lineRule="auto"/>
+        <w:rPr>
+          <w:rFonts w:ascii="Roboto" w:eastAsia="Roboto" w:hAnsi="Roboto" w:cs="Roboto"/>
+          <w:lang w:val="ru-RU"/>
+        </w:rPr>
+      </w:pPr>
+      <w:r>
+        <w:rPr>
+          <w:rFonts w:ascii="Roboto" w:eastAsia="Roboto" w:hAnsi="Roboto" w:cs="Roboto"/>
+          <w:b/>
+          <w:lang w:val="ru-RU"/>
+        </w:rPr>
+        <w:t xml:space="preserve">Тогда </w:t>
+      </w:r>
+      <w:r>
+        <w:rPr>
+          <w:rFonts w:ascii="Roboto" w:eastAsia="Roboto" w:hAnsi="Roboto" w:cs="Roboto"/>
+          <w:lang w:val="ru-RU"/>
+        </w:rPr>
+        <w:t>система проверяет старый пароль</w:t>
+      </w:r>
+    </w:p>
+    <w:p>
+      <w:pPr>
+        <w:pStyle w:val="ae"/>
+        <w:widowControl w:val="0"/>
+        <w:numPr>
+          <w:ilvl w:val="0"/>
+          <w:numId w:val="2"/>
+        </w:numPr>
+        <w:pBdr>
+          <w:top w:val="nil"/>
+          <w:left w:val="nil"/>
+          <w:bottom w:val="nil"/>
+          <w:right w:val="nil"/>
+          <w:between w:val="nil"/>
+        </w:pBdr>
+        <w:spacing w:line="240" w:lineRule="auto"/>
+        <w:rPr>
+          <w:rFonts w:ascii="Roboto" w:eastAsia="Roboto" w:hAnsi="Roboto" w:cs="Roboto"/>
+          <w:lang w:val="ru-RU"/>
+        </w:rPr>
+      </w:pPr>
+      <w:r>
+        <w:rPr>
+          <w:rFonts w:ascii="Roboto" w:eastAsia="Roboto" w:hAnsi="Roboto" w:cs="Roboto"/>
+          <w:b/>
+          <w:lang w:val="ru-RU"/>
+        </w:rPr>
+        <w:t>И</w:t>
+      </w:r>
+      <w:r>
+        <w:rPr>
+          <w:rFonts w:ascii="Roboto" w:eastAsia="Roboto" w:hAnsi="Roboto" w:cs="Roboto"/>
+          <w:lang w:val="ru-RU"/>
+        </w:rPr>
+        <w:t>, если пароль верный, сохраняет новый пароль</w:t>
+      </w:r>
+    </w:p>
+    <w:p>
+      <w:pPr>
+        <w:widowControl w:val="0"/>
+        <w:pBdr>
+          <w:top w:val="nil"/>
+          <w:left w:val="nil"/>
+          <w:bottom w:val="nil"/>
+          <w:right w:val="nil"/>
+          <w:between w:val="nil"/>
+        </w:pBdr>
+        <w:spacing w:line="240" w:lineRule="auto"/>
+        <w:rPr>
+          <w:rFonts w:ascii="Roboto" w:eastAsia="Roboto" w:hAnsi="Roboto" w:cs="Roboto"/>
+          <w:lang w:val="ru-RU"/>
+        </w:rPr>
+      </w:pPr>
+    </w:p>
+    <w:p>
+      <w:pPr>
+        <w:widowControl w:val="0"/>
+        <w:pBdr>
+          <w:top w:val="nil"/>
+          <w:left w:val="nil"/>
+          <w:bottom w:val="nil"/>
+          <w:right w:val="nil"/>
+          <w:between w:val="nil"/>
+        </w:pBdr>
+        <w:spacing w:line="240" w:lineRule="auto"/>
+        <w:rPr>
+          <w:rFonts w:ascii="Roboto" w:eastAsia="Roboto" w:hAnsi="Roboto" w:cs="Roboto"/>
+          <w:lang w:val="ru-RU"/>
+        </w:rPr>
+      </w:pPr>
+      <w:r>
+        <w:rPr>
+          <w:rFonts w:ascii="Roboto" w:eastAsia="Roboto" w:hAnsi="Roboto" w:cs="Roboto"/>
+          <w:lang w:val="ru-RU"/>
+        </w:rPr>
+        <w:t xml:space="preserve">Сценарий </w:t>
+      </w:r>
+      <w:r>
+        <w:rPr>
+          <w:rFonts w:ascii="Roboto" w:eastAsia="Roboto" w:hAnsi="Roboto" w:cs="Roboto"/>
+          <w:lang w:val="en-US"/>
+        </w:rPr>
+        <w:t>C</w:t>
+      </w:r>
+      <w:r>
+        <w:rPr>
+          <w:rFonts w:ascii="Roboto" w:eastAsia="Roboto" w:hAnsi="Roboto" w:cs="Roboto"/>
+          <w:lang w:val="ru-RU"/>
+        </w:rPr>
+        <w:t>-</w:t>
+      </w:r>
+      <w:r>
+        <w:rPr>
+          <w:rFonts w:ascii="Roboto" w:eastAsia="Roboto" w:hAnsi="Roboto" w:cs="Roboto"/>
+          <w:lang w:val="ru-RU"/>
+        </w:rPr>
+        <w:t xml:space="preserve"> </w:t>
+      </w:r>
+      <w:r>
+        <w:rPr>
+          <w:rFonts w:ascii="Roboto" w:eastAsia="Roboto" w:hAnsi="Roboto" w:cs="Roboto"/>
+          <w:lang w:val="en-US"/>
+        </w:rPr>
+        <w:t>A</w:t>
+      </w:r>
+      <w:r>
+        <w:rPr>
+          <w:rFonts w:ascii="Roboto" w:eastAsia="Roboto" w:hAnsi="Roboto" w:cs="Roboto"/>
+          <w:lang w:val="ru-RU"/>
+        </w:rPr>
+        <w:t>-</w:t>
+      </w:r>
+      <w:r>
+        <w:rPr>
+          <w:rFonts w:ascii="Roboto" w:eastAsia="Roboto" w:hAnsi="Roboto" w:cs="Roboto"/>
+          <w:lang w:val="ru-RU"/>
+        </w:rPr>
+        <w:t>05</w:t>
+      </w:r>
+      <w:r>
+        <w:rPr>
+          <w:rFonts w:ascii="Roboto" w:eastAsia="Roboto" w:hAnsi="Roboto" w:cs="Roboto"/>
+          <w:lang w:val="ru-RU"/>
+        </w:rPr>
+        <w:t>: выход из приложения</w:t>
+      </w:r>
+    </w:p>
+    <w:p>
+      <w:pPr>
+        <w:pStyle w:val="ae"/>
+        <w:widowControl w:val="0"/>
+        <w:numPr>
+          <w:ilvl w:val="0"/>
+          <w:numId w:val="2"/>
+        </w:numPr>
+        <w:pBdr>
+          <w:top w:val="nil"/>
+          <w:left w:val="nil"/>
+          <w:bottom w:val="nil"/>
+          <w:right w:val="nil"/>
+          <w:between w:val="nil"/>
+        </w:pBdr>
+        <w:spacing w:line="240" w:lineRule="auto"/>
+        <w:rPr>
+          <w:rFonts w:ascii="Roboto" w:eastAsia="Roboto" w:hAnsi="Roboto" w:cs="Roboto"/>
+          <w:lang w:val="ru-RU"/>
+        </w:rPr>
+      </w:pPr>
+      <w:r>
+        <w:rPr>
+          <w:rFonts w:ascii="Roboto" w:eastAsia="Roboto" w:hAnsi="Roboto" w:cs="Roboto"/>
+          <w:b/>
+          <w:lang w:val="ru-RU"/>
+        </w:rPr>
+        <w:t>Есть</w:t>
+      </w:r>
+      <w:r>
+        <w:rPr>
+          <w:rFonts w:ascii="Roboto" w:eastAsia="Roboto" w:hAnsi="Roboto" w:cs="Roboto"/>
+          <w:lang w:val="ru-RU"/>
+        </w:rPr>
+        <w:t xml:space="preserve"> прошедший авторизацию пользователь</w:t>
+      </w:r>
+    </w:p>
+    <w:p>
+      <w:pPr>
+        <w:pStyle w:val="ae"/>
+        <w:widowControl w:val="0"/>
+        <w:numPr>
+          <w:ilvl w:val="0"/>
+          <w:numId w:val="2"/>
+        </w:numPr>
+        <w:pBdr>
+          <w:top w:val="nil"/>
+          <w:left w:val="nil"/>
+          <w:bottom w:val="nil"/>
+          <w:right w:val="nil"/>
+          <w:between w:val="nil"/>
+        </w:pBdr>
+        <w:spacing w:line="240" w:lineRule="auto"/>
+        <w:rPr>
+          <w:rFonts w:ascii="Roboto" w:eastAsia="Roboto" w:hAnsi="Roboto" w:cs="Roboto"/>
+          <w:lang w:val="ru-RU"/>
+        </w:rPr>
+      </w:pPr>
+      <w:r>
+        <w:rPr>
+          <w:rFonts w:ascii="Roboto" w:eastAsia="Roboto" w:hAnsi="Roboto" w:cs="Roboto"/>
+          <w:b/>
+          <w:lang w:val="ru-RU"/>
+        </w:rPr>
+        <w:lastRenderedPageBreak/>
+        <w:t xml:space="preserve">И </w:t>
+      </w:r>
+      <w:r>
+        <w:rPr>
+          <w:rFonts w:ascii="Roboto" w:eastAsia="Roboto" w:hAnsi="Roboto" w:cs="Roboto"/>
+          <w:lang w:val="ru-RU"/>
+        </w:rPr>
+        <w:t>он хочет выйти из приложения</w:t>
+      </w:r>
+    </w:p>
+    <w:p>
+      <w:pPr>
+        <w:pStyle w:val="ae"/>
+        <w:widowControl w:val="0"/>
+        <w:numPr>
+          <w:ilvl w:val="0"/>
+          <w:numId w:val="2"/>
+        </w:numPr>
+        <w:pBdr>
+          <w:top w:val="nil"/>
+          <w:left w:val="nil"/>
+          <w:bottom w:val="nil"/>
+          <w:right w:val="nil"/>
+          <w:between w:val="nil"/>
+        </w:pBdr>
+        <w:spacing w:line="240" w:lineRule="auto"/>
+        <w:rPr>
+          <w:rFonts w:ascii="Roboto" w:eastAsia="Roboto" w:hAnsi="Roboto" w:cs="Roboto"/>
+          <w:lang w:val="ru-RU"/>
+        </w:rPr>
+      </w:pPr>
+      <w:r>
+        <w:rPr>
+          <w:rFonts w:ascii="Roboto" w:eastAsia="Roboto" w:hAnsi="Roboto" w:cs="Roboto"/>
+          <w:b/>
+          <w:lang w:val="ru-RU"/>
+        </w:rPr>
+        <w:t xml:space="preserve">Когда </w:t>
+      </w:r>
+      <w:r>
+        <w:rPr>
+          <w:rFonts w:ascii="Roboto" w:eastAsia="Roboto" w:hAnsi="Roboto" w:cs="Roboto"/>
+          <w:lang w:val="ru-RU"/>
+        </w:rPr>
+        <w:t>он нажимает кнопку «Выход»</w:t>
+      </w:r>
+    </w:p>
+    <w:p>
+      <w:pPr>
+        <w:pStyle w:val="ae"/>
+        <w:widowControl w:val="0"/>
+        <w:numPr>
+          <w:ilvl w:val="0"/>
+          <w:numId w:val="2"/>
+        </w:numPr>
+        <w:pBdr>
+          <w:top w:val="nil"/>
+          <w:left w:val="nil"/>
+          <w:bottom w:val="nil"/>
+          <w:right w:val="nil"/>
+          <w:between w:val="nil"/>
+        </w:pBdr>
+        <w:spacing w:line="240" w:lineRule="auto"/>
+        <w:rPr>
+          <w:rFonts w:ascii="Roboto" w:eastAsia="Roboto" w:hAnsi="Roboto" w:cs="Roboto"/>
+          <w:lang w:val="ru-RU"/>
+        </w:rPr>
+      </w:pPr>
+      <w:r>
+        <w:rPr>
+          <w:rFonts w:ascii="Roboto" w:eastAsia="Roboto" w:hAnsi="Roboto" w:cs="Roboto"/>
+          <w:b/>
+          <w:lang w:val="ru-RU"/>
+        </w:rPr>
+        <w:t xml:space="preserve">Система </w:t>
+      </w:r>
+      <w:r>
+        <w:rPr>
+          <w:rFonts w:ascii="Roboto" w:eastAsia="Roboto" w:hAnsi="Roboto" w:cs="Roboto"/>
+          <w:lang w:val="ru-RU"/>
+        </w:rPr>
+        <w:t xml:space="preserve">прерывает </w:t>
+      </w:r>
+      <w:r>
+        <w:rPr>
+          <w:rFonts w:ascii="Roboto" w:eastAsia="Roboto" w:hAnsi="Roboto" w:cs="Roboto"/>
+          <w:lang w:val="ru-RU"/>
+        </w:rPr>
+        <w:t>доступ</w:t>
+      </w:r>
+      <w:r>
+        <w:rPr>
+          <w:rFonts w:ascii="Roboto" w:eastAsia="Roboto" w:hAnsi="Roboto" w:cs="Roboto"/>
+          <w:lang w:val="ru-RU"/>
+        </w:rPr>
+        <w:t xml:space="preserve"> пользователя</w:t>
+      </w:r>
+    </w:p>
+    <w:p>
+      <w:pPr>
+        <w:widowControl w:val="0"/>
+        <w:pBdr>
+          <w:top w:val="nil"/>
+          <w:left w:val="nil"/>
+          <w:bottom w:val="nil"/>
+          <w:right w:val="nil"/>
+          <w:between w:val="nil"/>
+        </w:pBdr>
+        <w:spacing w:line="240" w:lineRule="auto"/>
+        <w:rPr>
+          <w:rFonts w:ascii="Roboto" w:eastAsia="Roboto" w:hAnsi="Roboto" w:cs="Roboto"/>
+          <w:lang w:val="ru-RU"/>
+        </w:rPr>
+      </w:pPr>
+    </w:p>
+    <w:p>
+      <w:pPr>
+        <w:widowControl w:val="0"/>
+        <w:pBdr>
+          <w:top w:val="nil"/>
+          <w:left w:val="nil"/>
+          <w:bottom w:val="nil"/>
+          <w:right w:val="nil"/>
+          <w:between w:val="nil"/>
+        </w:pBdr>
+        <w:spacing w:line="240" w:lineRule="auto"/>
+        <w:rPr>
+          <w:rFonts w:ascii="Roboto" w:eastAsia="Roboto" w:hAnsi="Roboto" w:cs="Roboto"/>
+          <w:b/>
+          <w:u w:val="single"/>
+          <w:lang w:val="ru-RU"/>
+        </w:rPr>
+      </w:pPr>
+      <w:r>
+        <w:rPr>
+          <w:rFonts w:ascii="Roboto" w:eastAsia="Roboto" w:hAnsi="Roboto" w:cs="Roboto"/>
+          <w:b/>
+          <w:u w:val="single"/>
+          <w:lang w:val="ru-RU"/>
+        </w:rPr>
+        <w:t>Личный кабинет (профиль)</w:t>
+      </w:r>
+    </w:p>
+    <w:p>
+      <w:pPr>
+        <w:widowControl w:val="0"/>
+        <w:pBdr>
+          <w:top w:val="nil"/>
+          <w:left w:val="nil"/>
+          <w:bottom w:val="nil"/>
+          <w:right w:val="nil"/>
+          <w:between w:val="nil"/>
+        </w:pBdr>
+        <w:spacing w:line="240" w:lineRule="auto"/>
+        <w:rPr>
+          <w:rFonts w:ascii="Roboto" w:eastAsia="Roboto" w:hAnsi="Roboto" w:cs="Roboto"/>
+          <w:lang w:val="ru-RU"/>
+        </w:rPr>
+      </w:pPr>
+      <w:r>
+        <w:rPr>
+          <w:rFonts w:ascii="Roboto" w:eastAsia="Roboto" w:hAnsi="Roboto" w:cs="Roboto"/>
+          <w:lang w:val="ru-RU"/>
+        </w:rPr>
+        <w:t xml:space="preserve">Сценарий </w:t>
+      </w:r>
+      <w:r>
+        <w:rPr>
+          <w:rFonts w:ascii="Roboto" w:eastAsia="Roboto" w:hAnsi="Roboto" w:cs="Roboto"/>
+          <w:lang w:val="en-US"/>
+        </w:rPr>
+        <w:t>C</w:t>
+      </w:r>
+      <w:r>
+        <w:rPr>
+          <w:rFonts w:ascii="Roboto" w:eastAsia="Roboto" w:hAnsi="Roboto" w:cs="Roboto"/>
+          <w:lang w:val="ru-RU"/>
+        </w:rPr>
+        <w:t>-</w:t>
+      </w:r>
+      <w:r>
+        <w:rPr>
+          <w:rFonts w:ascii="Roboto" w:eastAsia="Roboto" w:hAnsi="Roboto" w:cs="Roboto"/>
+          <w:lang w:val="en-US"/>
+        </w:rPr>
+        <w:t>P</w:t>
+      </w:r>
+      <w:r>
+        <w:rPr>
+          <w:rFonts w:ascii="Roboto" w:eastAsia="Roboto" w:hAnsi="Roboto" w:cs="Roboto"/>
+          <w:lang w:val="ru-RU"/>
+        </w:rPr>
+        <w:t>-</w:t>
+      </w:r>
+      <w:r>
+        <w:rPr>
+          <w:rFonts w:ascii="Roboto" w:eastAsia="Roboto" w:hAnsi="Roboto" w:cs="Roboto"/>
+          <w:lang w:val="ru-RU"/>
+        </w:rPr>
+        <w:t>06:</w:t>
+      </w:r>
+      <w:r>
+        <w:rPr>
+          <w:rFonts w:ascii="Roboto" w:eastAsia="Roboto" w:hAnsi="Roboto" w:cs="Roboto"/>
+          <w:lang w:val="ru-RU"/>
+        </w:rPr>
+        <w:t xml:space="preserve"> ввод нового адреса</w:t>
+      </w:r>
+    </w:p>
+    <w:p>
+      <w:pPr>
+        <w:pStyle w:val="ae"/>
+        <w:widowControl w:val="0"/>
+        <w:numPr>
+          <w:ilvl w:val="0"/>
+          <w:numId w:val="2"/>
+        </w:numPr>
+        <w:pBdr>
+          <w:top w:val="nil"/>
+          <w:left w:val="nil"/>
+          <w:bottom w:val="nil"/>
+          <w:right w:val="nil"/>
+          <w:between w:val="nil"/>
+        </w:pBdr>
+        <w:spacing w:line="240" w:lineRule="auto"/>
+        <w:rPr>
+          <w:rFonts w:ascii="Roboto" w:eastAsia="Roboto" w:hAnsi="Roboto" w:cs="Roboto"/>
+          <w:lang w:val="ru-RU"/>
+        </w:rPr>
+      </w:pPr>
+      <w:r>
+        <w:rPr>
+          <w:rFonts w:ascii="Roboto" w:eastAsia="Roboto" w:hAnsi="Roboto" w:cs="Roboto"/>
+          <w:b/>
+          <w:lang w:val="ru-RU"/>
+        </w:rPr>
+        <w:t>Есть</w:t>
+      </w:r>
+      <w:r>
+        <w:rPr>
+          <w:rFonts w:ascii="Roboto" w:eastAsia="Roboto" w:hAnsi="Roboto" w:cs="Roboto"/>
+          <w:lang w:val="ru-RU"/>
+        </w:rPr>
+        <w:t xml:space="preserve"> прошедший авторизацию пользователь</w:t>
+      </w:r>
+    </w:p>
+    <w:p>
+      <w:pPr>
+        <w:pStyle w:val="ae"/>
+        <w:widowControl w:val="0"/>
+        <w:numPr>
+          <w:ilvl w:val="0"/>
+          <w:numId w:val="2"/>
+        </w:numPr>
+        <w:pBdr>
+          <w:top w:val="nil"/>
+          <w:left w:val="nil"/>
+          <w:bottom w:val="nil"/>
+          <w:right w:val="nil"/>
+          <w:between w:val="nil"/>
+        </w:pBdr>
+        <w:spacing w:line="240" w:lineRule="auto"/>
+        <w:rPr>
+          <w:rFonts w:ascii="Roboto" w:eastAsia="Roboto" w:hAnsi="Roboto" w:cs="Roboto"/>
+          <w:lang w:val="ru-RU"/>
+        </w:rPr>
+      </w:pPr>
+      <w:r>
+        <w:rPr>
+          <w:rFonts w:ascii="Roboto" w:eastAsia="Roboto" w:hAnsi="Roboto" w:cs="Roboto"/>
+          <w:b/>
+          <w:lang w:val="ru-RU"/>
+        </w:rPr>
+        <w:t xml:space="preserve">И </w:t>
+      </w:r>
+      <w:r>
+        <w:rPr>
+          <w:rFonts w:ascii="Roboto" w:eastAsia="Roboto" w:hAnsi="Roboto" w:cs="Roboto"/>
+          <w:lang w:val="ru-RU"/>
+        </w:rPr>
+        <w:t>он хочет изменить\установить в приложении свой адрес</w:t>
+      </w:r>
+    </w:p>
+    <w:p>
+      <w:pPr>
+        <w:pStyle w:val="ae"/>
+        <w:widowControl w:val="0"/>
+        <w:numPr>
+          <w:ilvl w:val="0"/>
+          <w:numId w:val="2"/>
+        </w:numPr>
+        <w:pBdr>
+          <w:top w:val="nil"/>
+          <w:left w:val="nil"/>
+          <w:bottom w:val="nil"/>
+          <w:right w:val="nil"/>
+          <w:between w:val="nil"/>
+        </w:pBdr>
+        <w:spacing w:line="240" w:lineRule="auto"/>
+        <w:rPr>
+          <w:rFonts w:ascii="Roboto" w:eastAsia="Roboto" w:hAnsi="Roboto" w:cs="Roboto"/>
+          <w:lang w:val="ru-RU"/>
+        </w:rPr>
+      </w:pPr>
+      <w:r>
+        <w:rPr>
+          <w:rFonts w:ascii="Roboto" w:eastAsia="Roboto" w:hAnsi="Roboto" w:cs="Roboto"/>
+          <w:b/>
+          <w:lang w:val="ru-RU"/>
+        </w:rPr>
+        <w:t xml:space="preserve">Когда </w:t>
+      </w:r>
+      <w:r>
+        <w:rPr>
+          <w:rFonts w:ascii="Roboto" w:eastAsia="Roboto" w:hAnsi="Roboto" w:cs="Roboto"/>
+          <w:lang w:val="ru-RU"/>
+        </w:rPr>
+        <w:t>он нажимает на кнопку «Ввести адрес»</w:t>
+      </w:r>
+    </w:p>
+    <w:p>
+      <w:pPr>
+        <w:pStyle w:val="ae"/>
+        <w:widowControl w:val="0"/>
+        <w:numPr>
+          <w:ilvl w:val="0"/>
+          <w:numId w:val="2"/>
+        </w:numPr>
+        <w:pBdr>
+          <w:top w:val="nil"/>
+          <w:left w:val="nil"/>
+          <w:bottom w:val="nil"/>
+          <w:right w:val="nil"/>
+          <w:between w:val="nil"/>
+        </w:pBdr>
+        <w:spacing w:line="240" w:lineRule="auto"/>
+        <w:rPr>
+          <w:rFonts w:ascii="Roboto" w:eastAsia="Roboto" w:hAnsi="Roboto" w:cs="Roboto"/>
+          <w:lang w:val="ru-RU"/>
+        </w:rPr>
+      </w:pPr>
+      <w:r>
+        <w:rPr>
+          <w:rFonts w:ascii="Roboto" w:eastAsia="Roboto" w:hAnsi="Roboto" w:cs="Roboto"/>
+          <w:b/>
+          <w:lang w:val="ru-RU"/>
+        </w:rPr>
+        <w:t xml:space="preserve">Тогда </w:t>
+      </w:r>
+      <w:r>
+        <w:rPr>
+          <w:rFonts w:ascii="Roboto" w:eastAsia="Roboto" w:hAnsi="Roboto" w:cs="Roboto"/>
+          <w:lang w:val="ru-RU"/>
+        </w:rPr>
+        <w:t>система</w:t>
+      </w:r>
+      <w:r>
+        <w:rPr>
+          <w:rFonts w:ascii="Roboto" w:eastAsia="Roboto" w:hAnsi="Roboto" w:cs="Roboto"/>
+          <w:b/>
+          <w:lang w:val="ru-RU"/>
+        </w:rPr>
+        <w:t xml:space="preserve"> </w:t>
+      </w:r>
+      <w:r>
+        <w:rPr>
+          <w:rFonts w:ascii="Roboto" w:eastAsia="Roboto" w:hAnsi="Roboto" w:cs="Roboto"/>
+          <w:lang w:val="ru-RU"/>
+        </w:rPr>
+        <w:t xml:space="preserve">предлагает ему ручной ввод или автоматическое определение адреса через </w:t>
+      </w:r>
+      <w:proofErr w:type="spellStart"/>
+      <w:r>
+        <w:rPr>
+          <w:rFonts w:ascii="Roboto" w:eastAsia="Roboto" w:hAnsi="Roboto" w:cs="Roboto"/>
+          <w:lang w:val="ru-RU"/>
+        </w:rPr>
+        <w:t>геолокацию</w:t>
+      </w:r>
+      <w:proofErr w:type="spellEnd"/>
+    </w:p>
+    <w:p>
+      <w:pPr>
+        <w:pStyle w:val="ae"/>
+        <w:widowControl w:val="0"/>
+        <w:numPr>
+          <w:ilvl w:val="0"/>
+          <w:numId w:val="2"/>
+        </w:numPr>
+        <w:pBdr>
+          <w:top w:val="nil"/>
+          <w:left w:val="nil"/>
+          <w:bottom w:val="nil"/>
+          <w:right w:val="nil"/>
+          <w:between w:val="nil"/>
+        </w:pBdr>
+        <w:spacing w:line="240" w:lineRule="auto"/>
+        <w:rPr>
+          <w:rFonts w:ascii="Roboto" w:eastAsia="Roboto" w:hAnsi="Roboto" w:cs="Roboto"/>
+          <w:lang w:val="ru-RU"/>
+        </w:rPr>
+      </w:pPr>
+      <w:r>
+        <w:rPr>
+          <w:rFonts w:ascii="Roboto" w:eastAsia="Roboto" w:hAnsi="Roboto" w:cs="Roboto"/>
+          <w:b/>
+          <w:lang w:val="ru-RU"/>
+        </w:rPr>
+        <w:t xml:space="preserve">И </w:t>
+      </w:r>
+      <w:r>
+        <w:rPr>
+          <w:rFonts w:ascii="Roboto" w:eastAsia="Roboto" w:hAnsi="Roboto" w:cs="Roboto"/>
+          <w:lang w:val="ru-RU"/>
+        </w:rPr>
+        <w:t>сохраняет полученный адрес в профиле пользователя</w:t>
+      </w:r>
+    </w:p>
+    <w:p>
+      <w:pPr>
+        <w:widowControl w:val="0"/>
+        <w:pBdr>
+          <w:top w:val="nil"/>
+          <w:left w:val="nil"/>
+          <w:bottom w:val="nil"/>
+          <w:right w:val="nil"/>
+          <w:between w:val="nil"/>
+        </w:pBdr>
+        <w:spacing w:line="240" w:lineRule="auto"/>
+        <w:rPr>
+          <w:rFonts w:ascii="Roboto" w:eastAsia="Roboto" w:hAnsi="Roboto" w:cs="Roboto"/>
+          <w:lang w:val="ru-RU"/>
+        </w:rPr>
+      </w:pPr>
+    </w:p>
+    <w:p>
+      <w:pPr>
+        <w:widowControl w:val="0"/>
+        <w:pBdr>
+          <w:top w:val="nil"/>
+          <w:left w:val="nil"/>
+          <w:bottom w:val="nil"/>
+          <w:right w:val="nil"/>
+          <w:between w:val="nil"/>
+        </w:pBdr>
+        <w:spacing w:line="240" w:lineRule="auto"/>
+        <w:rPr>
+          <w:rFonts w:ascii="Roboto" w:eastAsia="Roboto" w:hAnsi="Roboto" w:cs="Roboto"/>
+          <w:lang w:val="ru-RU"/>
+        </w:rPr>
+      </w:pPr>
+      <w:r>
+        <w:rPr>
+          <w:rFonts w:ascii="Roboto" w:eastAsia="Roboto" w:hAnsi="Roboto" w:cs="Roboto"/>
+          <w:lang w:val="ru-RU"/>
+        </w:rPr>
+        <w:t xml:space="preserve">Сценарий </w:t>
+      </w:r>
+      <w:r>
+        <w:rPr>
+          <w:rFonts w:ascii="Roboto" w:eastAsia="Roboto" w:hAnsi="Roboto" w:cs="Roboto"/>
+          <w:lang w:val="en-US"/>
+        </w:rPr>
+        <w:t>C</w:t>
+      </w:r>
+      <w:r>
+        <w:rPr>
+          <w:rFonts w:ascii="Roboto" w:eastAsia="Roboto" w:hAnsi="Roboto" w:cs="Roboto"/>
+          <w:lang w:val="ru-RU"/>
+        </w:rPr>
+        <w:t>-</w:t>
+      </w:r>
+      <w:r>
+        <w:rPr>
+          <w:rFonts w:ascii="Roboto" w:eastAsia="Roboto" w:hAnsi="Roboto" w:cs="Roboto"/>
+          <w:lang w:val="en-US"/>
+        </w:rPr>
+        <w:t>P</w:t>
+      </w:r>
+      <w:r>
+        <w:rPr>
+          <w:rFonts w:ascii="Roboto" w:eastAsia="Roboto" w:hAnsi="Roboto" w:cs="Roboto"/>
+          <w:lang w:val="ru-RU"/>
+        </w:rPr>
+        <w:t>-</w:t>
+      </w:r>
+      <w:r>
+        <w:rPr>
+          <w:rFonts w:ascii="Roboto" w:eastAsia="Roboto" w:hAnsi="Roboto" w:cs="Roboto"/>
+          <w:lang w:val="ru-RU"/>
+        </w:rPr>
+        <w:t>07</w:t>
+      </w:r>
+      <w:r>
+        <w:rPr>
+          <w:rFonts w:ascii="Roboto" w:eastAsia="Roboto" w:hAnsi="Roboto" w:cs="Roboto"/>
+          <w:lang w:val="ru-RU"/>
+        </w:rPr>
+        <w:t>: просмотр истории заказов</w:t>
+      </w:r>
+    </w:p>
+    <w:p>
+      <w:pPr>
+        <w:pStyle w:val="ae"/>
+        <w:widowControl w:val="0"/>
+        <w:numPr>
+          <w:ilvl w:val="0"/>
+          <w:numId w:val="2"/>
+        </w:numPr>
+        <w:pBdr>
+          <w:top w:val="nil"/>
+          <w:left w:val="nil"/>
+          <w:bottom w:val="nil"/>
+          <w:right w:val="nil"/>
+          <w:between w:val="nil"/>
+        </w:pBdr>
+        <w:spacing w:line="240" w:lineRule="auto"/>
+        <w:rPr>
+          <w:rFonts w:ascii="Roboto" w:eastAsia="Roboto" w:hAnsi="Roboto" w:cs="Roboto"/>
+          <w:lang w:val="ru-RU"/>
+        </w:rPr>
+      </w:pPr>
+      <w:r>
+        <w:rPr>
+          <w:rFonts w:ascii="Roboto" w:eastAsia="Roboto" w:hAnsi="Roboto" w:cs="Roboto"/>
+          <w:b/>
+          <w:lang w:val="ru-RU"/>
+        </w:rPr>
+        <w:t>Есть</w:t>
+      </w:r>
+      <w:r>
+        <w:rPr>
+          <w:rFonts w:ascii="Roboto" w:eastAsia="Roboto" w:hAnsi="Roboto" w:cs="Roboto"/>
+          <w:lang w:val="ru-RU"/>
+        </w:rPr>
+        <w:t xml:space="preserve"> прошедший авторизацию пользователь</w:t>
+      </w:r>
+    </w:p>
+    <w:p>
+      <w:pPr>
+        <w:pStyle w:val="ae"/>
+        <w:widowControl w:val="0"/>
+        <w:numPr>
+          <w:ilvl w:val="0"/>
+          <w:numId w:val="2"/>
+        </w:numPr>
+        <w:pBdr>
+          <w:top w:val="nil"/>
+          <w:left w:val="nil"/>
+          <w:bottom w:val="nil"/>
+          <w:right w:val="nil"/>
+          <w:between w:val="nil"/>
+        </w:pBdr>
+        <w:spacing w:line="240" w:lineRule="auto"/>
+        <w:rPr>
+          <w:rFonts w:ascii="Roboto" w:eastAsia="Roboto" w:hAnsi="Roboto" w:cs="Roboto"/>
+          <w:lang w:val="ru-RU"/>
+        </w:rPr>
+      </w:pPr>
+      <w:r>
+        <w:rPr>
+          <w:rFonts w:ascii="Roboto" w:eastAsia="Roboto" w:hAnsi="Roboto" w:cs="Roboto"/>
+          <w:b/>
+          <w:lang w:val="ru-RU"/>
+        </w:rPr>
+        <w:t>Когда</w:t>
+      </w:r>
+      <w:r>
+        <w:rPr>
+          <w:rFonts w:ascii="Roboto" w:eastAsia="Roboto" w:hAnsi="Roboto" w:cs="Roboto"/>
+          <w:b/>
+          <w:lang w:val="ru-RU"/>
+        </w:rPr>
+        <w:t xml:space="preserve"> </w:t>
+      </w:r>
+      <w:r>
+        <w:rPr>
+          <w:rFonts w:ascii="Roboto" w:eastAsia="Roboto" w:hAnsi="Roboto" w:cs="Roboto"/>
+          <w:lang w:val="ru-RU"/>
+        </w:rPr>
+        <w:t>он переходит в раздел</w:t>
+      </w:r>
+      <w:r>
+        <w:rPr>
+          <w:rFonts w:ascii="Roboto" w:eastAsia="Roboto" w:hAnsi="Roboto" w:cs="Roboto"/>
+          <w:lang w:val="ru-RU"/>
+        </w:rPr>
+        <w:t xml:space="preserve"> «История заказов»</w:t>
+      </w:r>
+    </w:p>
+    <w:p>
+      <w:pPr>
+        <w:pStyle w:val="ae"/>
+        <w:widowControl w:val="0"/>
+        <w:numPr>
+          <w:ilvl w:val="0"/>
+          <w:numId w:val="2"/>
+        </w:numPr>
+        <w:pBdr>
+          <w:top w:val="nil"/>
+          <w:left w:val="nil"/>
+          <w:bottom w:val="nil"/>
+          <w:right w:val="nil"/>
+          <w:between w:val="nil"/>
+        </w:pBdr>
+        <w:spacing w:line="240" w:lineRule="auto"/>
+        <w:rPr>
+          <w:rFonts w:ascii="Roboto" w:eastAsia="Roboto" w:hAnsi="Roboto" w:cs="Roboto"/>
+          <w:lang w:val="ru-RU"/>
+        </w:rPr>
+      </w:pPr>
+      <w:r>
+        <w:rPr>
+          <w:rFonts w:ascii="Roboto" w:eastAsia="Roboto" w:hAnsi="Roboto" w:cs="Roboto"/>
+          <w:b/>
+          <w:lang w:val="ru-RU"/>
+        </w:rPr>
+        <w:t xml:space="preserve">Тогда </w:t>
+      </w:r>
+      <w:r>
+        <w:rPr>
+          <w:rFonts w:ascii="Roboto" w:eastAsia="Roboto" w:hAnsi="Roboto" w:cs="Roboto"/>
+          <w:lang w:val="ru-RU"/>
+        </w:rPr>
+        <w:t>система находит и выводит пользователю список всех сделанных  им заказов</w:t>
+      </w:r>
+    </w:p>
+    <w:p>
+      <w:pPr>
+        <w:pStyle w:val="ae"/>
+        <w:widowControl w:val="0"/>
+        <w:numPr>
+          <w:ilvl w:val="0"/>
+          <w:numId w:val="2"/>
+        </w:numPr>
+        <w:pBdr>
+          <w:top w:val="nil"/>
+          <w:left w:val="nil"/>
+          <w:bottom w:val="nil"/>
+          <w:right w:val="nil"/>
+          <w:between w:val="nil"/>
+        </w:pBdr>
+        <w:spacing w:line="240" w:lineRule="auto"/>
+        <w:rPr>
+          <w:rFonts w:ascii="Roboto" w:eastAsia="Roboto" w:hAnsi="Roboto" w:cs="Roboto"/>
+          <w:lang w:val="ru-RU"/>
+        </w:rPr>
+      </w:pPr>
+      <w:r>
+        <w:rPr>
+          <w:rFonts w:ascii="Roboto" w:eastAsia="Roboto" w:hAnsi="Roboto" w:cs="Roboto"/>
+          <w:b/>
+          <w:lang w:val="ru-RU"/>
+        </w:rPr>
+        <w:t xml:space="preserve">И </w:t>
+      </w:r>
+      <w:r>
+        <w:rPr>
+          <w:rFonts w:ascii="Roboto" w:eastAsia="Roboto" w:hAnsi="Roboto" w:cs="Roboto"/>
+          <w:lang w:val="ru-RU"/>
+        </w:rPr>
+        <w:t>для каждого заказа показывает:</w:t>
+      </w:r>
+    </w:p>
+    <w:p>
+      <w:pPr>
+        <w:pStyle w:val="ae"/>
+        <w:widowControl w:val="0"/>
+        <w:numPr>
+          <w:ilvl w:val="1"/>
+          <w:numId w:val="2"/>
+        </w:numPr>
+        <w:pBdr>
+          <w:top w:val="nil"/>
+          <w:left w:val="nil"/>
+          <w:bottom w:val="nil"/>
+          <w:right w:val="nil"/>
+          <w:between w:val="nil"/>
+        </w:pBdr>
+        <w:spacing w:line="240" w:lineRule="auto"/>
+        <w:rPr>
+          <w:rFonts w:ascii="Roboto" w:eastAsia="Roboto" w:hAnsi="Roboto" w:cs="Roboto"/>
+          <w:lang w:val="ru-RU"/>
+        </w:rPr>
+      </w:pPr>
+      <w:r>
+        <w:rPr>
+          <w:rFonts w:ascii="Roboto" w:eastAsia="Roboto" w:hAnsi="Roboto" w:cs="Roboto"/>
+          <w:lang w:val="ru-RU"/>
+        </w:rPr>
+        <w:t>номер</w:t>
+      </w:r>
+    </w:p>
+    <w:p>
+      <w:pPr>
+        <w:pStyle w:val="ae"/>
+        <w:widowControl w:val="0"/>
+        <w:numPr>
+          <w:ilvl w:val="1"/>
+          <w:numId w:val="2"/>
+        </w:numPr>
+        <w:pBdr>
+          <w:top w:val="nil"/>
+          <w:left w:val="nil"/>
+          <w:bottom w:val="nil"/>
+          <w:right w:val="nil"/>
+          <w:between w:val="nil"/>
+        </w:pBdr>
+        <w:spacing w:line="240" w:lineRule="auto"/>
+        <w:rPr>
+          <w:rFonts w:ascii="Roboto" w:eastAsia="Roboto" w:hAnsi="Roboto" w:cs="Roboto"/>
+          <w:lang w:val="ru-RU"/>
+        </w:rPr>
+      </w:pPr>
+      <w:r>
+        <w:rPr>
+          <w:rFonts w:ascii="Roboto" w:eastAsia="Roboto" w:hAnsi="Roboto" w:cs="Roboto"/>
+          <w:lang w:val="ru-RU"/>
+        </w:rPr>
+        <w:t>адрес магазина</w:t>
+      </w:r>
+    </w:p>
+    <w:p>
+      <w:pPr>
+        <w:pStyle w:val="ae"/>
+        <w:widowControl w:val="0"/>
+        <w:numPr>
+          <w:ilvl w:val="1"/>
+          <w:numId w:val="2"/>
+        </w:numPr>
+        <w:pBdr>
+          <w:top w:val="nil"/>
+          <w:left w:val="nil"/>
+          <w:bottom w:val="nil"/>
+          <w:right w:val="nil"/>
+          <w:between w:val="nil"/>
+        </w:pBdr>
+        <w:spacing w:line="240" w:lineRule="auto"/>
+        <w:rPr>
+          <w:rFonts w:ascii="Roboto" w:eastAsia="Roboto" w:hAnsi="Roboto" w:cs="Roboto"/>
+          <w:lang w:val="ru-RU"/>
+        </w:rPr>
+      </w:pPr>
+      <w:r>
+        <w:rPr>
+          <w:rFonts w:ascii="Roboto" w:eastAsia="Roboto" w:hAnsi="Roboto" w:cs="Roboto"/>
+          <w:lang w:val="ru-RU"/>
+        </w:rPr>
+        <w:t>адрес доставки (если применимо)</w:t>
+      </w:r>
+    </w:p>
+    <w:p>
+      <w:pPr>
+        <w:pStyle w:val="ae"/>
+        <w:widowControl w:val="0"/>
+        <w:numPr>
+          <w:ilvl w:val="1"/>
+          <w:numId w:val="2"/>
+        </w:numPr>
+        <w:pBdr>
+          <w:top w:val="nil"/>
+          <w:left w:val="nil"/>
+          <w:bottom w:val="nil"/>
+          <w:right w:val="nil"/>
+          <w:between w:val="nil"/>
+        </w:pBdr>
+        <w:spacing w:line="240" w:lineRule="auto"/>
+        <w:rPr>
+          <w:rFonts w:ascii="Roboto" w:eastAsia="Roboto" w:hAnsi="Roboto" w:cs="Roboto"/>
+          <w:lang w:val="ru-RU"/>
+        </w:rPr>
+      </w:pPr>
+      <w:r>
+        <w:rPr>
+          <w:rFonts w:ascii="Roboto" w:eastAsia="Roboto" w:hAnsi="Roboto" w:cs="Roboto"/>
+          <w:lang w:val="ru-RU"/>
+        </w:rPr>
+        <w:t>дату заказа</w:t>
+      </w:r>
+    </w:p>
+    <w:p>
+      <w:pPr>
+        <w:pStyle w:val="ae"/>
+        <w:widowControl w:val="0"/>
+        <w:numPr>
+          <w:ilvl w:val="1"/>
+          <w:numId w:val="2"/>
+        </w:numPr>
+        <w:pBdr>
+          <w:top w:val="nil"/>
+          <w:left w:val="nil"/>
+          <w:bottom w:val="nil"/>
+          <w:right w:val="nil"/>
+          <w:between w:val="nil"/>
+        </w:pBdr>
+        <w:spacing w:line="240" w:lineRule="auto"/>
+        <w:rPr>
+          <w:rFonts w:ascii="Roboto" w:eastAsia="Roboto" w:hAnsi="Roboto" w:cs="Roboto"/>
+          <w:lang w:val="ru-RU"/>
+        </w:rPr>
+      </w:pPr>
+      <w:r>
+        <w:rPr>
+          <w:rFonts w:ascii="Roboto" w:eastAsia="Roboto" w:hAnsi="Roboto" w:cs="Roboto"/>
+          <w:lang w:val="ru-RU"/>
+        </w:rPr>
+        <w:t>время заказа</w:t>
+      </w:r>
+    </w:p>
+    <w:p>
+      <w:pPr>
+        <w:pStyle w:val="ae"/>
+        <w:widowControl w:val="0"/>
+        <w:numPr>
+          <w:ilvl w:val="1"/>
+          <w:numId w:val="2"/>
+        </w:numPr>
+        <w:pBdr>
+          <w:top w:val="nil"/>
+          <w:left w:val="nil"/>
+          <w:bottom w:val="nil"/>
+          <w:right w:val="nil"/>
+          <w:between w:val="nil"/>
+        </w:pBdr>
+        <w:spacing w:line="240" w:lineRule="auto"/>
+        <w:rPr>
+          <w:rFonts w:ascii="Roboto" w:eastAsia="Roboto" w:hAnsi="Roboto" w:cs="Roboto"/>
+          <w:lang w:val="ru-RU"/>
+        </w:rPr>
+      </w:pPr>
+      <w:r>
+        <w:rPr>
+          <w:rFonts w:ascii="Roboto" w:eastAsia="Roboto" w:hAnsi="Roboto" w:cs="Roboto"/>
+          <w:lang w:val="ru-RU"/>
+        </w:rPr>
+        <w:t>статус заказа</w:t>
+      </w:r>
+    </w:p>
+    <w:p>
+      <w:pPr>
+        <w:widowControl w:val="0"/>
+        <w:pBdr>
+          <w:top w:val="nil"/>
+          <w:left w:val="nil"/>
+          <w:bottom w:val="nil"/>
+          <w:right w:val="nil"/>
+          <w:between w:val="nil"/>
+        </w:pBdr>
+        <w:spacing w:line="240" w:lineRule="auto"/>
+        <w:rPr>
+          <w:rFonts w:ascii="Roboto" w:eastAsia="Roboto" w:hAnsi="Roboto" w:cs="Roboto"/>
+          <w:lang w:val="en-US"/>
+        </w:rPr>
+      </w:pPr>
+    </w:p>
+    <w:p>
+      <w:pPr>
+        <w:widowControl w:val="0"/>
+        <w:pBdr>
+          <w:top w:val="nil"/>
+          <w:left w:val="nil"/>
+          <w:bottom w:val="nil"/>
+          <w:right w:val="nil"/>
+          <w:between w:val="nil"/>
+        </w:pBdr>
+        <w:spacing w:line="240" w:lineRule="auto"/>
+        <w:rPr>
+          <w:rFonts w:ascii="Roboto" w:eastAsia="Roboto" w:hAnsi="Roboto" w:cs="Roboto"/>
+          <w:lang w:val="ru-RU"/>
+        </w:rPr>
+      </w:pPr>
+      <w:r>
+        <w:rPr>
+          <w:rFonts w:ascii="Roboto" w:eastAsia="Roboto" w:hAnsi="Roboto" w:cs="Roboto"/>
+          <w:lang w:val="ru-RU"/>
+        </w:rPr>
+        <w:t xml:space="preserve">Сценарий </w:t>
+      </w:r>
+      <w:r>
+        <w:rPr>
+          <w:rFonts w:ascii="Roboto" w:eastAsia="Roboto" w:hAnsi="Roboto" w:cs="Roboto"/>
+          <w:lang w:val="en-US"/>
+        </w:rPr>
+        <w:t>C</w:t>
+      </w:r>
+      <w:r>
+        <w:rPr>
+          <w:rFonts w:ascii="Roboto" w:eastAsia="Roboto" w:hAnsi="Roboto" w:cs="Roboto"/>
+          <w:lang w:val="ru-RU"/>
+        </w:rPr>
+        <w:t>-</w:t>
+      </w:r>
+      <w:r>
+        <w:rPr>
+          <w:rFonts w:ascii="Roboto" w:eastAsia="Roboto" w:hAnsi="Roboto" w:cs="Roboto"/>
+          <w:lang w:val="en-US"/>
+        </w:rPr>
+        <w:t>P</w:t>
+      </w:r>
+      <w:r>
+        <w:rPr>
+          <w:rFonts w:ascii="Roboto" w:eastAsia="Roboto" w:hAnsi="Roboto" w:cs="Roboto"/>
+          <w:lang w:val="ru-RU"/>
+        </w:rPr>
+        <w:t>-</w:t>
+      </w:r>
+      <w:r>
+        <w:rPr>
+          <w:rFonts w:ascii="Roboto" w:eastAsia="Roboto" w:hAnsi="Roboto" w:cs="Roboto"/>
+          <w:lang w:val="ru-RU"/>
+        </w:rPr>
+        <w:t>08</w:t>
+      </w:r>
+      <w:r>
+        <w:rPr>
+          <w:rFonts w:ascii="Roboto" w:eastAsia="Roboto" w:hAnsi="Roboto" w:cs="Roboto"/>
+          <w:lang w:val="ru-RU"/>
+        </w:rPr>
+        <w:t>: просмотр заказа</w:t>
+      </w:r>
+    </w:p>
+    <w:p>
+      <w:pPr>
+        <w:pStyle w:val="ae"/>
+        <w:widowControl w:val="0"/>
+        <w:numPr>
+          <w:ilvl w:val="0"/>
+          <w:numId w:val="2"/>
+        </w:numPr>
+        <w:pBdr>
+          <w:top w:val="nil"/>
+          <w:left w:val="nil"/>
+          <w:bottom w:val="nil"/>
+          <w:right w:val="nil"/>
+          <w:between w:val="nil"/>
+        </w:pBdr>
+        <w:spacing w:line="240" w:lineRule="auto"/>
+        <w:rPr>
+          <w:rFonts w:ascii="Roboto" w:eastAsia="Roboto" w:hAnsi="Roboto" w:cs="Roboto"/>
+          <w:lang w:val="ru-RU"/>
+        </w:rPr>
+      </w:pPr>
+      <w:r>
+        <w:rPr>
+          <w:rFonts w:ascii="Roboto" w:eastAsia="Roboto" w:hAnsi="Roboto" w:cs="Roboto"/>
+          <w:b/>
+          <w:lang w:val="ru-RU"/>
+        </w:rPr>
+        <w:t>Есть</w:t>
+      </w:r>
+      <w:r>
+        <w:rPr>
+          <w:rFonts w:ascii="Roboto" w:eastAsia="Roboto" w:hAnsi="Roboto" w:cs="Roboto"/>
+          <w:lang w:val="ru-RU"/>
+        </w:rPr>
+        <w:t xml:space="preserve"> прошедший авторизацию пользователь</w:t>
+      </w:r>
+    </w:p>
+    <w:p>
+      <w:pPr>
+        <w:pStyle w:val="ae"/>
+        <w:widowControl w:val="0"/>
+        <w:numPr>
+          <w:ilvl w:val="0"/>
+          <w:numId w:val="2"/>
+        </w:numPr>
+        <w:pBdr>
+          <w:top w:val="nil"/>
+          <w:left w:val="nil"/>
+          <w:bottom w:val="nil"/>
+          <w:right w:val="nil"/>
+          <w:between w:val="nil"/>
+        </w:pBdr>
+        <w:spacing w:line="240" w:lineRule="auto"/>
+        <w:rPr>
+          <w:rFonts w:ascii="Roboto" w:eastAsia="Roboto" w:hAnsi="Roboto" w:cs="Roboto"/>
+          <w:lang w:val="ru-RU"/>
+        </w:rPr>
+      </w:pPr>
+      <w:r>
+        <w:rPr>
+          <w:rFonts w:ascii="Roboto" w:eastAsia="Roboto" w:hAnsi="Roboto" w:cs="Roboto"/>
+          <w:b/>
+          <w:lang w:val="ru-RU"/>
+        </w:rPr>
+        <w:t>Когда</w:t>
+      </w:r>
+      <w:r>
+        <w:rPr>
+          <w:rFonts w:ascii="Roboto" w:eastAsia="Roboto" w:hAnsi="Roboto" w:cs="Roboto"/>
+          <w:b/>
+          <w:lang w:val="ru-RU"/>
+        </w:rPr>
+        <w:t xml:space="preserve"> </w:t>
+      </w:r>
+      <w:r>
+        <w:rPr>
+          <w:rFonts w:ascii="Roboto" w:eastAsia="Roboto" w:hAnsi="Roboto" w:cs="Roboto"/>
+          <w:lang w:val="ru-RU"/>
+        </w:rPr>
+        <w:t>он выбирает заказ в истории заказов</w:t>
+      </w:r>
+    </w:p>
+    <w:p>
+      <w:pPr>
+        <w:pStyle w:val="ae"/>
+        <w:widowControl w:val="0"/>
+        <w:numPr>
+          <w:ilvl w:val="0"/>
+          <w:numId w:val="2"/>
+        </w:numPr>
+        <w:pBdr>
+          <w:top w:val="nil"/>
+          <w:left w:val="nil"/>
+          <w:bottom w:val="nil"/>
+          <w:right w:val="nil"/>
+          <w:between w:val="nil"/>
+        </w:pBdr>
+        <w:spacing w:line="240" w:lineRule="auto"/>
+        <w:rPr>
+          <w:rFonts w:ascii="Roboto" w:eastAsia="Roboto" w:hAnsi="Roboto" w:cs="Roboto"/>
+          <w:lang w:val="ru-RU"/>
+        </w:rPr>
+      </w:pPr>
+      <w:r>
+        <w:rPr>
+          <w:rFonts w:ascii="Roboto" w:eastAsia="Roboto" w:hAnsi="Roboto" w:cs="Roboto"/>
+          <w:b/>
+          <w:lang w:val="ru-RU"/>
+        </w:rPr>
+        <w:t xml:space="preserve">Тогда </w:t>
+      </w:r>
+      <w:r>
+        <w:rPr>
+          <w:rFonts w:ascii="Roboto" w:eastAsia="Roboto" w:hAnsi="Roboto" w:cs="Roboto"/>
+          <w:lang w:val="ru-RU"/>
+        </w:rPr>
+        <w:t>система показывает подробную информацию о заказе:</w:t>
+      </w:r>
+    </w:p>
+    <w:p>
+      <w:pPr>
+        <w:pStyle w:val="ae"/>
+        <w:widowControl w:val="0"/>
+        <w:numPr>
+          <w:ilvl w:val="1"/>
+          <w:numId w:val="2"/>
+        </w:numPr>
+        <w:pBdr>
+          <w:top w:val="nil"/>
+          <w:left w:val="nil"/>
+          <w:bottom w:val="nil"/>
+          <w:right w:val="nil"/>
+          <w:between w:val="nil"/>
+        </w:pBdr>
+        <w:spacing w:line="240" w:lineRule="auto"/>
+        <w:rPr>
+          <w:rFonts w:ascii="Roboto" w:eastAsia="Roboto" w:hAnsi="Roboto" w:cs="Roboto"/>
+          <w:lang w:val="ru-RU"/>
+        </w:rPr>
+      </w:pPr>
+      <w:r>
+        <w:rPr>
+          <w:rFonts w:ascii="Roboto" w:eastAsia="Roboto" w:hAnsi="Roboto" w:cs="Roboto"/>
+          <w:lang w:val="ru-RU"/>
+        </w:rPr>
+        <w:t>номер</w:t>
+      </w:r>
+    </w:p>
+    <w:p>
+      <w:pPr>
+        <w:pStyle w:val="ae"/>
+        <w:widowControl w:val="0"/>
+        <w:numPr>
+          <w:ilvl w:val="1"/>
+          <w:numId w:val="2"/>
+        </w:numPr>
+        <w:pBdr>
+          <w:top w:val="nil"/>
+          <w:left w:val="nil"/>
+          <w:bottom w:val="nil"/>
+          <w:right w:val="nil"/>
+          <w:between w:val="nil"/>
+        </w:pBdr>
+        <w:spacing w:line="240" w:lineRule="auto"/>
+        <w:rPr>
+          <w:rFonts w:ascii="Roboto" w:eastAsia="Roboto" w:hAnsi="Roboto" w:cs="Roboto"/>
+          <w:lang w:val="ru-RU"/>
+        </w:rPr>
+      </w:pPr>
+      <w:r>
+        <w:rPr>
+          <w:rFonts w:ascii="Roboto" w:eastAsia="Roboto" w:hAnsi="Roboto" w:cs="Roboto"/>
+          <w:lang w:val="ru-RU"/>
+        </w:rPr>
+        <w:t>адрес магазина</w:t>
+      </w:r>
+    </w:p>
+    <w:p>
+      <w:pPr>
+        <w:pStyle w:val="ae"/>
+        <w:widowControl w:val="0"/>
+        <w:numPr>
+          <w:ilvl w:val="1"/>
+          <w:numId w:val="2"/>
+        </w:numPr>
+        <w:pBdr>
+          <w:top w:val="nil"/>
+          <w:left w:val="nil"/>
+          <w:bottom w:val="nil"/>
+          <w:right w:val="nil"/>
+          <w:between w:val="nil"/>
+        </w:pBdr>
+        <w:spacing w:line="240" w:lineRule="auto"/>
+        <w:rPr>
+          <w:rFonts w:ascii="Roboto" w:eastAsia="Roboto" w:hAnsi="Roboto" w:cs="Roboto"/>
+          <w:lang w:val="ru-RU"/>
+        </w:rPr>
+      </w:pPr>
+      <w:r>
+        <w:rPr>
+          <w:rFonts w:ascii="Roboto" w:eastAsia="Roboto" w:hAnsi="Roboto" w:cs="Roboto"/>
+          <w:lang w:val="ru-RU"/>
+        </w:rPr>
+        <w:t>адрес доставки (если применимо)</w:t>
+      </w:r>
+    </w:p>
+    <w:p>
+      <w:pPr>
+        <w:pStyle w:val="ae"/>
+        <w:widowControl w:val="0"/>
+        <w:numPr>
+          <w:ilvl w:val="1"/>
+          <w:numId w:val="2"/>
+        </w:numPr>
+        <w:pBdr>
+          <w:top w:val="nil"/>
+          <w:left w:val="nil"/>
+          <w:bottom w:val="nil"/>
+          <w:right w:val="nil"/>
+          <w:between w:val="nil"/>
+        </w:pBdr>
+        <w:spacing w:line="240" w:lineRule="auto"/>
+        <w:rPr>
+          <w:rFonts w:ascii="Roboto" w:eastAsia="Roboto" w:hAnsi="Roboto" w:cs="Roboto"/>
+          <w:lang w:val="ru-RU"/>
+        </w:rPr>
+      </w:pPr>
+      <w:r>
+        <w:rPr>
+          <w:rFonts w:ascii="Roboto" w:eastAsia="Roboto" w:hAnsi="Roboto" w:cs="Roboto"/>
+          <w:lang w:val="ru-RU"/>
+        </w:rPr>
+        <w:t>дату заказа</w:t>
+      </w:r>
+    </w:p>
+    <w:p>
+      <w:pPr>
+        <w:pStyle w:val="ae"/>
+        <w:widowControl w:val="0"/>
+        <w:numPr>
+          <w:ilvl w:val="1"/>
+          <w:numId w:val="2"/>
+        </w:numPr>
+        <w:pBdr>
+          <w:top w:val="nil"/>
+          <w:left w:val="nil"/>
+          <w:bottom w:val="nil"/>
+          <w:right w:val="nil"/>
+          <w:between w:val="nil"/>
+        </w:pBdr>
+        <w:spacing w:line="240" w:lineRule="auto"/>
+        <w:rPr>
+          <w:rFonts w:ascii="Roboto" w:eastAsia="Roboto" w:hAnsi="Roboto" w:cs="Roboto"/>
+          <w:lang w:val="ru-RU"/>
+        </w:rPr>
+      </w:pPr>
+      <w:r>
+        <w:rPr>
+          <w:rFonts w:ascii="Roboto" w:eastAsia="Roboto" w:hAnsi="Roboto" w:cs="Roboto"/>
+          <w:lang w:val="ru-RU"/>
+        </w:rPr>
+        <w:t>время заказа</w:t>
+      </w:r>
+    </w:p>
+    <w:p>
+      <w:pPr>
+        <w:pStyle w:val="ae"/>
+        <w:widowControl w:val="0"/>
+        <w:numPr>
+          <w:ilvl w:val="1"/>
+          <w:numId w:val="2"/>
+        </w:numPr>
+        <w:pBdr>
+          <w:top w:val="nil"/>
+          <w:left w:val="nil"/>
+          <w:bottom w:val="nil"/>
+          <w:right w:val="nil"/>
+          <w:between w:val="nil"/>
+        </w:pBdr>
+        <w:spacing w:line="240" w:lineRule="auto"/>
+        <w:rPr>
+          <w:rFonts w:ascii="Roboto" w:eastAsia="Roboto" w:hAnsi="Roboto" w:cs="Roboto"/>
+          <w:lang w:val="ru-RU"/>
+        </w:rPr>
+      </w:pPr>
+      <w:r>
+        <w:rPr>
+          <w:rFonts w:ascii="Roboto" w:eastAsia="Roboto" w:hAnsi="Roboto" w:cs="Roboto"/>
+          <w:lang w:val="ru-RU"/>
+        </w:rPr>
+        <w:t>статус заказа</w:t>
+      </w:r>
+    </w:p>
+    <w:p>
+      <w:pPr>
+        <w:pStyle w:val="ae"/>
+        <w:widowControl w:val="0"/>
+        <w:numPr>
+          <w:ilvl w:val="1"/>
+          <w:numId w:val="2"/>
+        </w:numPr>
+        <w:pBdr>
+          <w:top w:val="nil"/>
+          <w:left w:val="nil"/>
+          <w:bottom w:val="nil"/>
+          <w:right w:val="nil"/>
+          <w:between w:val="nil"/>
+        </w:pBdr>
+        <w:spacing w:line="240" w:lineRule="auto"/>
+        <w:rPr>
+          <w:rFonts w:ascii="Roboto" w:eastAsia="Roboto" w:hAnsi="Roboto" w:cs="Roboto"/>
+          <w:lang w:val="ru-RU"/>
+        </w:rPr>
+      </w:pPr>
+      <w:r>
+        <w:rPr>
+          <w:rFonts w:ascii="Roboto" w:eastAsia="Roboto" w:hAnsi="Roboto" w:cs="Roboto"/>
+          <w:lang w:val="ru-RU"/>
+        </w:rPr>
+        <w:t>состав заказа</w:t>
+      </w:r>
+      <w:r>
+        <w:rPr>
+          <w:rFonts w:ascii="Roboto" w:eastAsia="Roboto" w:hAnsi="Roboto" w:cs="Roboto"/>
+          <w:lang w:val="ru-RU"/>
+        </w:rPr>
+        <w:t xml:space="preserve"> (для каждого блюда):</w:t>
+      </w:r>
+    </w:p>
+    <w:p>
+      <w:pPr>
+        <w:pStyle w:val="ae"/>
+        <w:widowControl w:val="0"/>
+        <w:numPr>
+          <w:ilvl w:val="2"/>
+          <w:numId w:val="2"/>
+        </w:numPr>
+        <w:pBdr>
+          <w:top w:val="nil"/>
+          <w:left w:val="nil"/>
+          <w:bottom w:val="nil"/>
+          <w:right w:val="nil"/>
+          <w:between w:val="nil"/>
+        </w:pBdr>
+        <w:spacing w:line="240" w:lineRule="auto"/>
+        <w:rPr>
+          <w:rFonts w:ascii="Roboto" w:eastAsia="Roboto" w:hAnsi="Roboto" w:cs="Roboto"/>
+          <w:lang w:val="ru-RU"/>
+        </w:rPr>
+      </w:pPr>
+      <w:r>
+        <w:rPr>
+          <w:rFonts w:ascii="Roboto" w:eastAsia="Roboto" w:hAnsi="Roboto" w:cs="Roboto"/>
+          <w:lang w:val="ru-RU"/>
+        </w:rPr>
+        <w:t>название блюда</w:t>
+      </w:r>
+    </w:p>
+    <w:p>
+      <w:pPr>
+        <w:pStyle w:val="ae"/>
+        <w:widowControl w:val="0"/>
+        <w:numPr>
+          <w:ilvl w:val="2"/>
+          <w:numId w:val="2"/>
+        </w:numPr>
+        <w:pBdr>
+          <w:top w:val="nil"/>
+          <w:left w:val="nil"/>
+          <w:bottom w:val="nil"/>
+          <w:right w:val="nil"/>
+          <w:between w:val="nil"/>
+        </w:pBdr>
+        <w:spacing w:line="240" w:lineRule="auto"/>
+        <w:rPr>
+          <w:rFonts w:ascii="Roboto" w:eastAsia="Roboto" w:hAnsi="Roboto" w:cs="Roboto"/>
+          <w:lang w:val="ru-RU"/>
+        </w:rPr>
+      </w:pPr>
+      <w:r>
+        <w:rPr>
+          <w:rFonts w:ascii="Roboto" w:eastAsia="Roboto" w:hAnsi="Roboto" w:cs="Roboto"/>
+          <w:lang w:val="ru-RU"/>
+        </w:rPr>
+        <w:t>базовая цена с учетом акций</w:t>
+      </w:r>
+    </w:p>
+    <w:p>
+      <w:pPr>
+        <w:pStyle w:val="ae"/>
+        <w:widowControl w:val="0"/>
+        <w:numPr>
+          <w:ilvl w:val="2"/>
+          <w:numId w:val="2"/>
+        </w:numPr>
+        <w:pBdr>
+          <w:top w:val="nil"/>
+          <w:left w:val="nil"/>
+          <w:bottom w:val="nil"/>
+          <w:right w:val="nil"/>
+          <w:between w:val="nil"/>
+        </w:pBdr>
+        <w:spacing w:line="240" w:lineRule="auto"/>
+        <w:rPr>
+          <w:rFonts w:ascii="Roboto" w:eastAsia="Roboto" w:hAnsi="Roboto" w:cs="Roboto"/>
+          <w:lang w:val="ru-RU"/>
+        </w:rPr>
+      </w:pPr>
+      <w:r>
+        <w:rPr>
+          <w:rFonts w:ascii="Roboto" w:eastAsia="Roboto" w:hAnsi="Roboto" w:cs="Roboto"/>
+          <w:lang w:val="ru-RU"/>
+        </w:rPr>
+        <w:t>количество</w:t>
+      </w:r>
+    </w:p>
+    <w:p>
+      <w:pPr>
+        <w:pStyle w:val="ae"/>
+        <w:widowControl w:val="0"/>
+        <w:numPr>
+          <w:ilvl w:val="2"/>
+          <w:numId w:val="2"/>
+        </w:numPr>
+        <w:pBdr>
+          <w:top w:val="nil"/>
+          <w:left w:val="nil"/>
+          <w:bottom w:val="nil"/>
+          <w:right w:val="nil"/>
+          <w:between w:val="nil"/>
+        </w:pBdr>
+        <w:spacing w:line="240" w:lineRule="auto"/>
+        <w:rPr>
+          <w:rFonts w:ascii="Roboto" w:eastAsia="Roboto" w:hAnsi="Roboto" w:cs="Roboto"/>
+          <w:lang w:val="ru-RU"/>
+        </w:rPr>
+      </w:pPr>
+      <w:r>
+        <w:rPr>
+          <w:rFonts w:ascii="Roboto" w:eastAsia="Roboto" w:hAnsi="Roboto" w:cs="Roboto"/>
+          <w:lang w:val="ru-RU"/>
+        </w:rPr>
+        <w:t>итоговая цена</w:t>
+      </w:r>
+    </w:p>
+    <w:p>
+      <w:pPr>
+        <w:widowControl w:val="0"/>
+        <w:pBdr>
+          <w:top w:val="nil"/>
+          <w:left w:val="nil"/>
+          <w:bottom w:val="nil"/>
+          <w:right w:val="nil"/>
+          <w:between w:val="nil"/>
+        </w:pBdr>
+        <w:spacing w:line="240" w:lineRule="auto"/>
+        <w:rPr>
+          <w:rFonts w:ascii="Roboto" w:eastAsia="Roboto" w:hAnsi="Roboto" w:cs="Roboto"/>
+          <w:lang w:val="ru-RU"/>
+        </w:rPr>
+      </w:pPr>
+    </w:p>
+    <w:p>
+      <w:pPr>
+        <w:widowControl w:val="0"/>
+        <w:pBdr>
+          <w:top w:val="nil"/>
+          <w:left w:val="nil"/>
+          <w:bottom w:val="nil"/>
+          <w:right w:val="nil"/>
+          <w:between w:val="nil"/>
+        </w:pBdr>
+        <w:spacing w:line="240" w:lineRule="auto"/>
+        <w:rPr>
+          <w:rFonts w:ascii="Roboto" w:eastAsia="Roboto" w:hAnsi="Roboto" w:cs="Roboto"/>
+          <w:b/>
+          <w:u w:val="single"/>
+          <w:lang w:val="ru-RU"/>
+        </w:rPr>
+      </w:pPr>
+      <w:r>
+        <w:rPr>
+          <w:rFonts w:ascii="Roboto" w:eastAsia="Roboto" w:hAnsi="Roboto" w:cs="Roboto"/>
+          <w:b/>
+          <w:u w:val="single"/>
+          <w:lang w:val="ru-RU"/>
+        </w:rPr>
+        <w:t>Оформление заказа</w:t>
+      </w:r>
+    </w:p>
+    <w:p>
+      <w:pPr>
+        <w:widowControl w:val="0"/>
+        <w:pBdr>
+          <w:top w:val="nil"/>
+          <w:left w:val="nil"/>
+          <w:bottom w:val="nil"/>
+          <w:right w:val="nil"/>
+          <w:between w:val="nil"/>
+        </w:pBdr>
+        <w:spacing w:line="240" w:lineRule="auto"/>
+        <w:rPr>
+          <w:rFonts w:ascii="Roboto" w:eastAsia="Roboto" w:hAnsi="Roboto" w:cs="Roboto"/>
+          <w:lang w:val="ru-RU"/>
+        </w:rPr>
+      </w:pPr>
+    </w:p>
+    <w:p>
+      <w:pPr>
+        <w:widowControl w:val="0"/>
+        <w:pBdr>
+          <w:top w:val="nil"/>
+          <w:left w:val="nil"/>
+          <w:bottom w:val="nil"/>
+          <w:right w:val="nil"/>
+          <w:between w:val="nil"/>
+        </w:pBdr>
+        <w:spacing w:line="240" w:lineRule="auto"/>
+        <w:rPr>
+          <w:rFonts w:ascii="Roboto" w:eastAsia="Roboto" w:hAnsi="Roboto" w:cs="Roboto"/>
+          <w:lang w:val="ru-RU"/>
+        </w:rPr>
+      </w:pPr>
+      <w:r>
+        <w:rPr>
+          <w:rFonts w:ascii="Roboto" w:eastAsia="Roboto" w:hAnsi="Roboto" w:cs="Roboto"/>
+          <w:lang w:val="ru-RU"/>
+        </w:rPr>
+        <w:t xml:space="preserve">Сценарий </w:t>
+      </w:r>
+      <w:r>
+        <w:rPr>
+          <w:rFonts w:ascii="Roboto" w:eastAsia="Roboto" w:hAnsi="Roboto" w:cs="Roboto"/>
+          <w:lang w:val="en-US"/>
+        </w:rPr>
+        <w:t>C</w:t>
+      </w:r>
+      <w:r>
+        <w:rPr>
+          <w:rFonts w:ascii="Roboto" w:eastAsia="Roboto" w:hAnsi="Roboto" w:cs="Roboto"/>
+          <w:lang w:val="ru-RU"/>
+        </w:rPr>
+        <w:t>-</w:t>
+      </w:r>
+      <w:r>
+        <w:rPr>
+          <w:rFonts w:ascii="Roboto" w:eastAsia="Roboto" w:hAnsi="Roboto" w:cs="Roboto"/>
+          <w:lang w:val="en-US"/>
+        </w:rPr>
+        <w:t>O</w:t>
+      </w:r>
+      <w:r>
+        <w:rPr>
+          <w:rFonts w:ascii="Roboto" w:eastAsia="Roboto" w:hAnsi="Roboto" w:cs="Roboto"/>
+          <w:lang w:val="ru-RU"/>
+        </w:rPr>
+        <w:t>-</w:t>
+      </w:r>
+      <w:r>
+        <w:rPr>
+          <w:rFonts w:ascii="Roboto" w:eastAsia="Roboto" w:hAnsi="Roboto" w:cs="Roboto"/>
+          <w:lang w:val="ru-RU"/>
+        </w:rPr>
+        <w:t>09</w:t>
+      </w:r>
+      <w:r>
+        <w:rPr>
+          <w:rFonts w:ascii="Roboto" w:eastAsia="Roboto" w:hAnsi="Roboto" w:cs="Roboto"/>
+          <w:lang w:val="ru-RU"/>
+        </w:rPr>
+        <w:t xml:space="preserve">: </w:t>
+      </w:r>
+      <w:r>
+        <w:rPr>
+          <w:rFonts w:ascii="Roboto" w:eastAsia="Roboto" w:hAnsi="Roboto" w:cs="Roboto"/>
+          <w:lang w:val="ru-RU"/>
+        </w:rPr>
+        <w:t>выбор магазина из списка</w:t>
+      </w:r>
+    </w:p>
+    <w:p>
+      <w:pPr>
+        <w:pStyle w:val="ae"/>
+        <w:widowControl w:val="0"/>
+        <w:numPr>
+          <w:ilvl w:val="0"/>
+          <w:numId w:val="2"/>
+        </w:numPr>
+        <w:pBdr>
+          <w:top w:val="nil"/>
+          <w:left w:val="nil"/>
+          <w:bottom w:val="nil"/>
+          <w:right w:val="nil"/>
+          <w:between w:val="nil"/>
+        </w:pBdr>
+        <w:spacing w:line="240" w:lineRule="auto"/>
+        <w:rPr>
+          <w:rFonts w:ascii="Roboto" w:eastAsia="Roboto" w:hAnsi="Roboto" w:cs="Roboto"/>
+          <w:lang w:val="ru-RU"/>
+        </w:rPr>
+      </w:pPr>
+      <w:r>
+        <w:rPr>
+          <w:rFonts w:ascii="Roboto" w:eastAsia="Roboto" w:hAnsi="Roboto" w:cs="Roboto"/>
+          <w:b/>
+          <w:lang w:val="ru-RU"/>
+        </w:rPr>
+        <w:t>Есть</w:t>
+      </w:r>
+      <w:r>
+        <w:rPr>
+          <w:rFonts w:ascii="Roboto" w:eastAsia="Roboto" w:hAnsi="Roboto" w:cs="Roboto"/>
+          <w:lang w:val="ru-RU"/>
+        </w:rPr>
+        <w:t xml:space="preserve"> прошедший авторизацию пользователь</w:t>
+      </w:r>
+    </w:p>
+    <w:p>
+      <w:pPr>
+        <w:pStyle w:val="ae"/>
+        <w:widowControl w:val="0"/>
+        <w:numPr>
+          <w:ilvl w:val="0"/>
+          <w:numId w:val="2"/>
+        </w:numPr>
+        <w:pBdr>
+          <w:top w:val="nil"/>
+          <w:left w:val="nil"/>
+          <w:bottom w:val="nil"/>
+          <w:right w:val="nil"/>
+          <w:between w:val="nil"/>
+        </w:pBdr>
+        <w:spacing w:line="240" w:lineRule="auto"/>
+        <w:rPr>
+          <w:rFonts w:ascii="Roboto" w:eastAsia="Roboto" w:hAnsi="Roboto" w:cs="Roboto"/>
+          <w:lang w:val="ru-RU"/>
+        </w:rPr>
+      </w:pPr>
+      <w:r>
+        <w:rPr>
+          <w:rFonts w:ascii="Roboto" w:eastAsia="Roboto" w:hAnsi="Roboto" w:cs="Roboto"/>
+          <w:b/>
+          <w:lang w:val="ru-RU"/>
+        </w:rPr>
+        <w:t xml:space="preserve">Когда </w:t>
+      </w:r>
+      <w:r>
+        <w:rPr>
+          <w:rFonts w:ascii="Roboto" w:eastAsia="Roboto" w:hAnsi="Roboto" w:cs="Roboto"/>
+          <w:lang w:val="ru-RU"/>
+        </w:rPr>
+        <w:t>он нажимает кнопку «Сделать заказ»</w:t>
+      </w:r>
+    </w:p>
+    <w:p>
+      <w:pPr>
+        <w:pStyle w:val="ae"/>
+        <w:widowControl w:val="0"/>
+        <w:numPr>
+          <w:ilvl w:val="0"/>
+          <w:numId w:val="2"/>
+        </w:numPr>
+        <w:pBdr>
+          <w:top w:val="nil"/>
+          <w:left w:val="nil"/>
+          <w:bottom w:val="nil"/>
+          <w:right w:val="nil"/>
+          <w:between w:val="nil"/>
+        </w:pBdr>
+        <w:spacing w:line="240" w:lineRule="auto"/>
+        <w:rPr>
+          <w:rFonts w:ascii="Roboto" w:eastAsia="Roboto" w:hAnsi="Roboto" w:cs="Roboto"/>
+          <w:lang w:val="ru-RU"/>
+        </w:rPr>
+      </w:pPr>
+      <w:r>
+        <w:rPr>
+          <w:rFonts w:ascii="Roboto" w:eastAsia="Roboto" w:hAnsi="Roboto" w:cs="Roboto"/>
+          <w:b/>
+          <w:lang w:val="ru-RU"/>
+        </w:rPr>
+        <w:t xml:space="preserve">Тогда </w:t>
+      </w:r>
+      <w:r>
+        <w:rPr>
+          <w:rFonts w:ascii="Roboto" w:eastAsia="Roboto" w:hAnsi="Roboto" w:cs="Roboto"/>
+          <w:lang w:val="ru-RU"/>
+        </w:rPr>
+        <w:t>система предлагает выбрать способ получения: самовывоз или доставка</w:t>
+      </w:r>
+    </w:p>
+    <w:p>
+      <w:pPr>
+        <w:widowControl w:val="0"/>
+        <w:pBdr>
+          <w:top w:val="nil"/>
+          <w:left w:val="nil"/>
+          <w:bottom w:val="nil"/>
+          <w:right w:val="nil"/>
+          <w:between w:val="nil"/>
+        </w:pBdr>
+        <w:spacing w:line="240" w:lineRule="auto"/>
+        <w:rPr>
+          <w:rFonts w:ascii="Roboto" w:eastAsia="Roboto" w:hAnsi="Roboto" w:cs="Roboto"/>
+          <w:lang w:val="ru-RU"/>
+        </w:rPr>
+      </w:pPr>
+    </w:p>
+    <w:p>
+      <w:pPr>
+        <w:widowControl w:val="0"/>
+        <w:pBdr>
+          <w:top w:val="nil"/>
+          <w:left w:val="nil"/>
+          <w:bottom w:val="nil"/>
+          <w:right w:val="nil"/>
+          <w:between w:val="nil"/>
+        </w:pBdr>
+        <w:spacing w:line="240" w:lineRule="auto"/>
+        <w:rPr>
+          <w:rFonts w:ascii="Roboto" w:eastAsia="Roboto" w:hAnsi="Roboto" w:cs="Roboto"/>
+          <w:lang w:val="ru-RU"/>
+        </w:rPr>
+      </w:pPr>
+      <w:r>
+        <w:rPr>
+          <w:rFonts w:ascii="Roboto" w:eastAsia="Roboto" w:hAnsi="Roboto" w:cs="Roboto"/>
+          <w:lang w:val="ru-RU"/>
+        </w:rPr>
+        <w:t xml:space="preserve">Сценарий </w:t>
+      </w:r>
+      <w:r>
+        <w:rPr>
+          <w:rFonts w:ascii="Roboto" w:eastAsia="Roboto" w:hAnsi="Roboto" w:cs="Roboto"/>
+          <w:lang w:val="en-US"/>
+        </w:rPr>
+        <w:t>C</w:t>
+      </w:r>
+      <w:r>
+        <w:rPr>
+          <w:rFonts w:ascii="Roboto" w:eastAsia="Roboto" w:hAnsi="Roboto" w:cs="Roboto"/>
+          <w:lang w:val="ru-RU"/>
+        </w:rPr>
+        <w:t>-</w:t>
+      </w:r>
+      <w:r>
+        <w:rPr>
+          <w:rFonts w:ascii="Roboto" w:eastAsia="Roboto" w:hAnsi="Roboto" w:cs="Roboto"/>
+          <w:lang w:val="en-US"/>
+        </w:rPr>
+        <w:t>O</w:t>
+      </w:r>
+      <w:r>
+        <w:rPr>
+          <w:rFonts w:ascii="Roboto" w:eastAsia="Roboto" w:hAnsi="Roboto" w:cs="Roboto"/>
+          <w:lang w:val="ru-RU"/>
+        </w:rPr>
+        <w:t>-</w:t>
+      </w:r>
+      <w:r>
+        <w:rPr>
+          <w:rFonts w:ascii="Roboto" w:eastAsia="Roboto" w:hAnsi="Roboto" w:cs="Roboto"/>
+          <w:lang w:val="ru-RU"/>
+        </w:rPr>
+        <w:t>10</w:t>
+      </w:r>
+      <w:r>
+        <w:rPr>
+          <w:rFonts w:ascii="Roboto" w:eastAsia="Roboto" w:hAnsi="Roboto" w:cs="Roboto"/>
+          <w:lang w:val="ru-RU"/>
+        </w:rPr>
+        <w:t xml:space="preserve">: </w:t>
+      </w:r>
+      <w:r>
+        <w:rPr>
+          <w:rFonts w:ascii="Roboto" w:eastAsia="Roboto" w:hAnsi="Roboto" w:cs="Roboto"/>
+          <w:lang w:val="ru-RU"/>
+        </w:rPr>
+        <w:t>выбор магазина из списка</w:t>
+      </w:r>
+    </w:p>
+    <w:p>
+      <w:pPr>
+        <w:pStyle w:val="ae"/>
+        <w:widowControl w:val="0"/>
+        <w:numPr>
+          <w:ilvl w:val="0"/>
+          <w:numId w:val="2"/>
+        </w:numPr>
+        <w:pBdr>
+          <w:top w:val="nil"/>
+          <w:left w:val="nil"/>
+          <w:bottom w:val="nil"/>
+          <w:right w:val="nil"/>
+          <w:between w:val="nil"/>
+        </w:pBdr>
+        <w:spacing w:line="240" w:lineRule="auto"/>
+        <w:rPr>
+          <w:rFonts w:ascii="Roboto" w:eastAsia="Roboto" w:hAnsi="Roboto" w:cs="Roboto"/>
+          <w:lang w:val="ru-RU"/>
+        </w:rPr>
+      </w:pPr>
+      <w:r>
+        <w:rPr>
+          <w:rFonts w:ascii="Roboto" w:eastAsia="Roboto" w:hAnsi="Roboto" w:cs="Roboto"/>
+          <w:b/>
+          <w:lang w:val="ru-RU"/>
+        </w:rPr>
+        <w:t>Есть</w:t>
+      </w:r>
+      <w:r>
+        <w:rPr>
+          <w:rFonts w:ascii="Roboto" w:eastAsia="Roboto" w:hAnsi="Roboto" w:cs="Roboto"/>
+          <w:lang w:val="ru-RU"/>
+        </w:rPr>
+        <w:t xml:space="preserve"> прошедший авторизацию пользователь</w:t>
+      </w:r>
+    </w:p>
+    <w:p>
+      <w:pPr>
+        <w:pStyle w:val="ae"/>
+        <w:widowControl w:val="0"/>
+        <w:numPr>
+          <w:ilvl w:val="0"/>
+          <w:numId w:val="2"/>
+        </w:numPr>
+        <w:pBdr>
+          <w:top w:val="nil"/>
+          <w:left w:val="nil"/>
+          <w:bottom w:val="nil"/>
+          <w:right w:val="nil"/>
+          <w:between w:val="nil"/>
+        </w:pBdr>
+        <w:spacing w:line="240" w:lineRule="auto"/>
+        <w:rPr>
+          <w:rFonts w:ascii="Roboto" w:eastAsia="Roboto" w:hAnsi="Roboto" w:cs="Roboto"/>
+          <w:lang w:val="ru-RU"/>
+        </w:rPr>
+      </w:pPr>
+      <w:r>
+        <w:rPr>
+          <w:rFonts w:ascii="Roboto" w:eastAsia="Roboto" w:hAnsi="Roboto" w:cs="Roboto"/>
+          <w:b/>
+          <w:lang w:val="ru-RU"/>
+        </w:rPr>
+        <w:t xml:space="preserve">И </w:t>
+      </w:r>
+      <w:r>
+        <w:rPr>
+          <w:rFonts w:ascii="Roboto" w:eastAsia="Roboto" w:hAnsi="Roboto" w:cs="Roboto"/>
+          <w:lang w:val="ru-RU"/>
+        </w:rPr>
+        <w:t>он выбрал способ получения</w:t>
+      </w:r>
+    </w:p>
+    <w:p>
+      <w:pPr>
+        <w:pStyle w:val="ae"/>
+        <w:widowControl w:val="0"/>
+        <w:numPr>
+          <w:ilvl w:val="0"/>
+          <w:numId w:val="2"/>
+        </w:numPr>
+        <w:pBdr>
+          <w:top w:val="nil"/>
+          <w:left w:val="nil"/>
+          <w:bottom w:val="nil"/>
+          <w:right w:val="nil"/>
+          <w:between w:val="nil"/>
+        </w:pBdr>
+        <w:spacing w:line="240" w:lineRule="auto"/>
+        <w:rPr>
+          <w:rFonts w:ascii="Roboto" w:eastAsia="Roboto" w:hAnsi="Roboto" w:cs="Roboto"/>
+          <w:lang w:val="ru-RU"/>
+        </w:rPr>
+      </w:pPr>
+      <w:r>
+        <w:rPr>
+          <w:rFonts w:ascii="Roboto" w:eastAsia="Roboto" w:hAnsi="Roboto" w:cs="Roboto"/>
+          <w:b/>
+          <w:lang w:val="ru-RU"/>
+        </w:rPr>
+        <w:t xml:space="preserve">Тогда </w:t>
+      </w:r>
+      <w:r>
+        <w:rPr>
+          <w:rFonts w:ascii="Roboto" w:eastAsia="Roboto" w:hAnsi="Roboto" w:cs="Roboto"/>
+          <w:lang w:val="ru-RU"/>
+        </w:rPr>
+        <w:t>система предлагает ему выбор магазина из списка или выбор ближайшего</w:t>
+      </w:r>
+    </w:p>
+    <w:p>
+      <w:pPr>
+        <w:pStyle w:val="ae"/>
+        <w:widowControl w:val="0"/>
+        <w:numPr>
+          <w:ilvl w:val="0"/>
+          <w:numId w:val="2"/>
+        </w:numPr>
+        <w:pBdr>
+          <w:top w:val="nil"/>
+          <w:left w:val="nil"/>
+          <w:bottom w:val="nil"/>
+          <w:right w:val="nil"/>
+          <w:between w:val="nil"/>
+        </w:pBdr>
+        <w:spacing w:line="240" w:lineRule="auto"/>
+        <w:rPr>
+          <w:rFonts w:ascii="Roboto" w:eastAsia="Roboto" w:hAnsi="Roboto" w:cs="Roboto"/>
+          <w:lang w:val="ru-RU"/>
+        </w:rPr>
+      </w:pPr>
+      <w:r>
+        <w:rPr>
+          <w:rFonts w:ascii="Roboto" w:eastAsia="Roboto" w:hAnsi="Roboto" w:cs="Roboto"/>
+          <w:b/>
+          <w:lang w:val="ru-RU"/>
+        </w:rPr>
+        <w:t xml:space="preserve">И </w:t>
+      </w:r>
+      <w:r>
+        <w:rPr>
+          <w:rFonts w:ascii="Roboto" w:eastAsia="Roboto" w:hAnsi="Roboto" w:cs="Roboto"/>
+          <w:lang w:val="ru-RU"/>
+        </w:rPr>
+        <w:t>пользователь хочет выбирать из списка</w:t>
+      </w:r>
+    </w:p>
+    <w:p>
+      <w:pPr>
+        <w:pStyle w:val="ae"/>
+        <w:widowControl w:val="0"/>
+        <w:numPr>
+          <w:ilvl w:val="0"/>
+          <w:numId w:val="2"/>
+        </w:numPr>
+        <w:pBdr>
+          <w:top w:val="nil"/>
+          <w:left w:val="nil"/>
+          <w:bottom w:val="nil"/>
+          <w:right w:val="nil"/>
+          <w:between w:val="nil"/>
+        </w:pBdr>
+        <w:spacing w:line="240" w:lineRule="auto"/>
+        <w:rPr>
+          <w:rFonts w:ascii="Roboto" w:eastAsia="Roboto" w:hAnsi="Roboto" w:cs="Roboto"/>
+          <w:lang w:val="ru-RU"/>
+        </w:rPr>
+      </w:pPr>
+      <w:r>
+        <w:rPr>
+          <w:rFonts w:ascii="Roboto" w:eastAsia="Roboto" w:hAnsi="Roboto" w:cs="Roboto"/>
+          <w:b/>
+          <w:lang w:val="ru-RU"/>
+        </w:rPr>
+        <w:lastRenderedPageBreak/>
+        <w:t xml:space="preserve">Тогда </w:t>
+      </w:r>
+      <w:r>
+        <w:rPr>
+          <w:rFonts w:ascii="Roboto" w:eastAsia="Roboto" w:hAnsi="Roboto" w:cs="Roboto"/>
+          <w:lang w:val="ru-RU"/>
+        </w:rPr>
+        <w:t>система</w:t>
+      </w:r>
+      <w:r>
+        <w:rPr>
+          <w:rFonts w:ascii="Roboto" w:eastAsia="Roboto" w:hAnsi="Roboto" w:cs="Roboto"/>
+          <w:b/>
+          <w:lang w:val="ru-RU"/>
+        </w:rPr>
+        <w:t xml:space="preserve"> </w:t>
+      </w:r>
+      <w:r>
+        <w:rPr>
+          <w:rFonts w:ascii="Roboto" w:eastAsia="Roboto" w:hAnsi="Roboto" w:cs="Roboto"/>
+          <w:lang w:val="ru-RU"/>
+        </w:rPr>
+        <w:t>формирует</w:t>
+      </w:r>
+      <w:r>
+        <w:rPr>
+          <w:rFonts w:ascii="Roboto" w:eastAsia="Roboto" w:hAnsi="Roboto" w:cs="Roboto"/>
+          <w:lang w:val="ru-RU"/>
+        </w:rPr>
+        <w:t xml:space="preserve"> список доступных магазинов</w:t>
+      </w:r>
+      <w:r>
+        <w:rPr>
+          <w:rFonts w:ascii="Roboto" w:eastAsia="Roboto" w:hAnsi="Roboto" w:cs="Roboto"/>
+          <w:lang w:val="ru-RU"/>
+        </w:rPr>
+        <w:t xml:space="preserve"> с доставкой</w:t>
+      </w:r>
+    </w:p>
+    <w:p>
+      <w:pPr>
+        <w:pStyle w:val="ae"/>
+        <w:widowControl w:val="0"/>
+        <w:numPr>
+          <w:ilvl w:val="0"/>
+          <w:numId w:val="2"/>
+        </w:numPr>
+        <w:pBdr>
+          <w:top w:val="nil"/>
+          <w:left w:val="nil"/>
+          <w:bottom w:val="nil"/>
+          <w:right w:val="nil"/>
+          <w:between w:val="nil"/>
+        </w:pBdr>
+        <w:spacing w:line="240" w:lineRule="auto"/>
+        <w:rPr>
+          <w:rFonts w:ascii="Roboto" w:eastAsia="Roboto" w:hAnsi="Roboto" w:cs="Roboto"/>
+          <w:lang w:val="ru-RU"/>
+        </w:rPr>
+      </w:pPr>
+      <w:r>
+        <w:rPr>
+          <w:rFonts w:ascii="Roboto" w:eastAsia="Roboto" w:hAnsi="Roboto" w:cs="Roboto"/>
+          <w:b/>
+          <w:lang w:val="ru-RU"/>
+        </w:rPr>
+        <w:t xml:space="preserve">И </w:t>
+      </w:r>
+      <w:r>
+        <w:rPr>
+          <w:rFonts w:ascii="Roboto" w:eastAsia="Roboto" w:hAnsi="Roboto" w:cs="Roboto"/>
+          <w:lang w:val="ru-RU"/>
+        </w:rPr>
+        <w:t>сортирует их в порядке увеличения расстояния от адреса пользователя</w:t>
+      </w:r>
+      <w:r>
+        <w:rPr>
+          <w:rFonts w:ascii="Roboto" w:eastAsia="Roboto" w:hAnsi="Roboto" w:cs="Roboto"/>
+          <w:lang w:val="ru-RU"/>
+        </w:rPr>
+        <w:t xml:space="preserve"> (внешний сервис)</w:t>
+      </w:r>
+    </w:p>
+    <w:p>
+      <w:pPr>
+        <w:pStyle w:val="ae"/>
+        <w:widowControl w:val="0"/>
+        <w:numPr>
+          <w:ilvl w:val="0"/>
+          <w:numId w:val="2"/>
+        </w:numPr>
+        <w:pBdr>
+          <w:top w:val="nil"/>
+          <w:left w:val="nil"/>
+          <w:bottom w:val="nil"/>
+          <w:right w:val="nil"/>
+          <w:between w:val="nil"/>
+        </w:pBdr>
+        <w:spacing w:line="240" w:lineRule="auto"/>
+        <w:rPr>
+          <w:rFonts w:ascii="Roboto" w:eastAsia="Roboto" w:hAnsi="Roboto" w:cs="Roboto"/>
+          <w:lang w:val="ru-RU"/>
+        </w:rPr>
+      </w:pPr>
+      <w:r>
+        <w:rPr>
+          <w:rFonts w:ascii="Roboto" w:eastAsia="Roboto" w:hAnsi="Roboto" w:cs="Roboto"/>
+          <w:lang w:val="ru-RU"/>
+        </w:rPr>
+        <w:t>(Опционально)</w:t>
+      </w:r>
+      <w:r>
+        <w:rPr>
+          <w:rFonts w:ascii="Roboto" w:eastAsia="Roboto" w:hAnsi="Roboto" w:cs="Roboto"/>
+          <w:lang w:val="ru-RU"/>
+        </w:rPr>
+        <w:t xml:space="preserve"> </w:t>
+      </w:r>
+      <w:r>
+        <w:rPr>
+          <w:rFonts w:ascii="Roboto" w:eastAsia="Roboto" w:hAnsi="Roboto" w:cs="Roboto"/>
+          <w:b/>
+          <w:lang w:val="ru-RU"/>
+        </w:rPr>
+        <w:t>И</w:t>
+      </w:r>
+      <w:r>
+        <w:rPr>
+          <w:rFonts w:ascii="Roboto" w:eastAsia="Roboto" w:hAnsi="Roboto" w:cs="Roboto"/>
+          <w:b/>
+          <w:lang w:val="ru-RU"/>
+        </w:rPr>
+        <w:t xml:space="preserve"> </w:t>
+      </w:r>
+      <w:r>
+        <w:rPr>
+          <w:rFonts w:ascii="Roboto" w:eastAsia="Roboto" w:hAnsi="Roboto" w:cs="Roboto"/>
+          <w:lang w:val="ru-RU"/>
+        </w:rPr>
+        <w:t>показывает магазины на карте (внешний сервис)</w:t>
+      </w:r>
+    </w:p>
+    <w:p>
+      <w:pPr>
+        <w:pStyle w:val="ae"/>
+        <w:widowControl w:val="0"/>
+        <w:numPr>
+          <w:ilvl w:val="0"/>
+          <w:numId w:val="2"/>
+        </w:numPr>
+        <w:pBdr>
+          <w:top w:val="nil"/>
+          <w:left w:val="nil"/>
+          <w:bottom w:val="nil"/>
+          <w:right w:val="nil"/>
+          <w:between w:val="nil"/>
+        </w:pBdr>
+        <w:spacing w:line="240" w:lineRule="auto"/>
+        <w:rPr>
+          <w:rFonts w:ascii="Roboto" w:eastAsia="Roboto" w:hAnsi="Roboto" w:cs="Roboto"/>
+          <w:lang w:val="ru-RU"/>
+        </w:rPr>
+      </w:pPr>
+      <w:r>
+        <w:rPr>
+          <w:rFonts w:ascii="Roboto" w:eastAsia="Roboto" w:hAnsi="Roboto" w:cs="Roboto"/>
+          <w:b/>
+          <w:lang w:val="ru-RU"/>
+        </w:rPr>
+        <w:t xml:space="preserve">И </w:t>
+      </w:r>
+      <w:r>
+        <w:rPr>
+          <w:rFonts w:ascii="Roboto" w:eastAsia="Roboto" w:hAnsi="Roboto" w:cs="Roboto"/>
+          <w:lang w:val="ru-RU"/>
+        </w:rPr>
+        <w:t>для каждого магазина показывает:</w:t>
+      </w:r>
+    </w:p>
+    <w:p>
+      <w:pPr>
+        <w:pStyle w:val="ae"/>
+        <w:widowControl w:val="0"/>
+        <w:numPr>
+          <w:ilvl w:val="1"/>
+          <w:numId w:val="2"/>
+        </w:numPr>
+        <w:pBdr>
+          <w:top w:val="nil"/>
+          <w:left w:val="nil"/>
+          <w:bottom w:val="nil"/>
+          <w:right w:val="nil"/>
+          <w:between w:val="nil"/>
+        </w:pBdr>
+        <w:spacing w:line="240" w:lineRule="auto"/>
+        <w:rPr>
+          <w:rFonts w:ascii="Roboto" w:eastAsia="Roboto" w:hAnsi="Roboto" w:cs="Roboto"/>
+          <w:lang w:val="ru-RU"/>
+        </w:rPr>
+      </w:pPr>
+      <w:r>
+        <w:rPr>
+          <w:rFonts w:ascii="Roboto" w:eastAsia="Roboto" w:hAnsi="Roboto" w:cs="Roboto"/>
+          <w:lang w:val="ru-RU"/>
+        </w:rPr>
+        <w:t>адрес</w:t>
+      </w:r>
+    </w:p>
+    <w:p>
+      <w:pPr>
+        <w:pStyle w:val="ae"/>
+        <w:widowControl w:val="0"/>
+        <w:numPr>
+          <w:ilvl w:val="1"/>
+          <w:numId w:val="2"/>
+        </w:numPr>
+        <w:pBdr>
+          <w:top w:val="nil"/>
+          <w:left w:val="nil"/>
+          <w:bottom w:val="nil"/>
+          <w:right w:val="nil"/>
+          <w:between w:val="nil"/>
+        </w:pBdr>
+        <w:spacing w:line="240" w:lineRule="auto"/>
+        <w:rPr>
+          <w:rFonts w:ascii="Roboto" w:eastAsia="Roboto" w:hAnsi="Roboto" w:cs="Roboto"/>
+          <w:lang w:val="ru-RU"/>
+        </w:rPr>
+      </w:pPr>
+      <w:r>
+        <w:rPr>
+          <w:rFonts w:ascii="Roboto" w:eastAsia="Roboto" w:hAnsi="Roboto" w:cs="Roboto"/>
+          <w:lang w:val="ru-RU"/>
+        </w:rPr>
+        <w:t>статус (открыто\закрыто)</w:t>
+      </w:r>
+    </w:p>
+    <w:p>
+      <w:pPr>
+        <w:pStyle w:val="ae"/>
+        <w:widowControl w:val="0"/>
+        <w:numPr>
+          <w:ilvl w:val="1"/>
+          <w:numId w:val="2"/>
+        </w:numPr>
+        <w:pBdr>
+          <w:top w:val="nil"/>
+          <w:left w:val="nil"/>
+          <w:bottom w:val="nil"/>
+          <w:right w:val="nil"/>
+          <w:between w:val="nil"/>
+        </w:pBdr>
+        <w:spacing w:line="240" w:lineRule="auto"/>
+        <w:rPr>
+          <w:rFonts w:ascii="Roboto" w:eastAsia="Roboto" w:hAnsi="Roboto" w:cs="Roboto"/>
+          <w:lang w:val="ru-RU"/>
+        </w:rPr>
+      </w:pPr>
+      <w:r>
+        <w:rPr>
+          <w:rFonts w:ascii="Roboto" w:eastAsia="Roboto" w:hAnsi="Roboto" w:cs="Roboto"/>
+          <w:lang w:val="ru-RU"/>
+        </w:rPr>
+        <w:t>часы работы</w:t>
+      </w:r>
+    </w:p>
+    <w:p>
+      <w:pPr>
+        <w:pStyle w:val="ae"/>
+        <w:widowControl w:val="0"/>
+        <w:numPr>
+          <w:ilvl w:val="1"/>
+          <w:numId w:val="2"/>
+        </w:numPr>
+        <w:pBdr>
+          <w:top w:val="nil"/>
+          <w:left w:val="nil"/>
+          <w:bottom w:val="nil"/>
+          <w:right w:val="nil"/>
+          <w:between w:val="nil"/>
+        </w:pBdr>
+        <w:spacing w:line="240" w:lineRule="auto"/>
+        <w:rPr>
+          <w:rFonts w:ascii="Roboto" w:eastAsia="Roboto" w:hAnsi="Roboto" w:cs="Roboto"/>
+          <w:lang w:val="ru-RU"/>
+        </w:rPr>
+      </w:pPr>
+      <w:r>
+        <w:rPr>
+          <w:rFonts w:ascii="Roboto" w:eastAsia="Roboto" w:hAnsi="Roboto" w:cs="Roboto"/>
+          <w:lang w:val="ru-RU"/>
+        </w:rPr>
+        <w:t>доступность доставки</w:t>
+      </w:r>
+    </w:p>
+    <w:p>
+      <w:pPr>
+        <w:pStyle w:val="ae"/>
+        <w:widowControl w:val="0"/>
+        <w:numPr>
+          <w:ilvl w:val="0"/>
+          <w:numId w:val="2"/>
+        </w:numPr>
+        <w:pBdr>
+          <w:top w:val="nil"/>
+          <w:left w:val="nil"/>
+          <w:bottom w:val="nil"/>
+          <w:right w:val="nil"/>
+          <w:between w:val="nil"/>
+        </w:pBdr>
+        <w:spacing w:line="240" w:lineRule="auto"/>
+        <w:rPr>
+          <w:rFonts w:ascii="Roboto" w:eastAsia="Roboto" w:hAnsi="Roboto" w:cs="Roboto"/>
+          <w:b/>
+          <w:lang w:val="ru-RU"/>
+        </w:rPr>
+      </w:pPr>
+      <w:r>
+        <w:rPr>
+          <w:rFonts w:ascii="Roboto" w:eastAsia="Roboto" w:hAnsi="Roboto" w:cs="Roboto"/>
+          <w:b/>
+          <w:lang w:val="ru-RU"/>
+        </w:rPr>
+        <w:t>И</w:t>
+      </w:r>
+      <w:r>
+        <w:rPr>
+          <w:rFonts w:ascii="Roboto" w:eastAsia="Roboto" w:hAnsi="Roboto" w:cs="Roboto"/>
+          <w:b/>
+          <w:lang w:val="ru-RU"/>
+        </w:rPr>
+        <w:t xml:space="preserve"> </w:t>
+      </w:r>
+      <w:r>
+        <w:rPr>
+          <w:rFonts w:ascii="Roboto" w:eastAsia="Roboto" w:hAnsi="Roboto" w:cs="Roboto"/>
+          <w:lang w:val="ru-RU"/>
+        </w:rPr>
+        <w:t>пре</w:t>
+      </w:r>
+      <w:r>
+        <w:rPr>
+          <w:rFonts w:ascii="Roboto" w:eastAsia="Roboto" w:hAnsi="Roboto" w:cs="Roboto"/>
+          <w:lang w:val="ru-RU"/>
+        </w:rPr>
+        <w:t>д</w:t>
+      </w:r>
+      <w:r>
+        <w:rPr>
+          <w:rFonts w:ascii="Roboto" w:eastAsia="Roboto" w:hAnsi="Roboto" w:cs="Roboto"/>
+          <w:lang w:val="ru-RU"/>
+        </w:rPr>
+        <w:t>лагает выбрать магазин</w:t>
+      </w:r>
+    </w:p>
+    <w:p>
+      <w:pPr>
+        <w:rPr>
+          <w:rFonts w:ascii="Roboto" w:eastAsia="Roboto" w:hAnsi="Roboto" w:cs="Roboto"/>
+          <w:lang w:val="ru-RU"/>
+        </w:rPr>
+      </w:pPr>
+    </w:p>
+    <w:p>
+      <w:pPr>
+        <w:widowControl w:val="0"/>
+        <w:pBdr>
+          <w:top w:val="nil"/>
+          <w:left w:val="nil"/>
+          <w:bottom w:val="nil"/>
+          <w:right w:val="nil"/>
+          <w:between w:val="nil"/>
+        </w:pBdr>
+        <w:spacing w:line="240" w:lineRule="auto"/>
+        <w:rPr>
+          <w:rFonts w:ascii="Roboto" w:eastAsia="Roboto" w:hAnsi="Roboto" w:cs="Roboto"/>
+          <w:lang w:val="ru-RU"/>
+        </w:rPr>
+      </w:pPr>
+      <w:r>
+        <w:rPr>
+          <w:rFonts w:ascii="Roboto" w:eastAsia="Roboto" w:hAnsi="Roboto" w:cs="Roboto"/>
+          <w:lang w:val="ru-RU"/>
+        </w:rPr>
+        <w:t xml:space="preserve">Сценарий </w:t>
+      </w:r>
+      <w:r>
+        <w:rPr>
+          <w:rFonts w:ascii="Roboto" w:eastAsia="Roboto" w:hAnsi="Roboto" w:cs="Roboto"/>
+          <w:lang w:val="en-US"/>
+        </w:rPr>
+        <w:t>C</w:t>
+      </w:r>
+      <w:r>
+        <w:rPr>
+          <w:rFonts w:ascii="Roboto" w:eastAsia="Roboto" w:hAnsi="Roboto" w:cs="Roboto"/>
+          <w:lang w:val="ru-RU"/>
+        </w:rPr>
+        <w:t>-</w:t>
+      </w:r>
+      <w:r>
+        <w:rPr>
+          <w:rFonts w:ascii="Roboto" w:eastAsia="Roboto" w:hAnsi="Roboto" w:cs="Roboto"/>
+          <w:lang w:val="en-US"/>
+        </w:rPr>
+        <w:t>O</w:t>
+      </w:r>
+      <w:r>
+        <w:rPr>
+          <w:rFonts w:ascii="Roboto" w:eastAsia="Roboto" w:hAnsi="Roboto" w:cs="Roboto"/>
+          <w:lang w:val="ru-RU"/>
+        </w:rPr>
+        <w:t>-</w:t>
+      </w:r>
+      <w:r>
+        <w:rPr>
+          <w:rFonts w:ascii="Roboto" w:eastAsia="Roboto" w:hAnsi="Roboto" w:cs="Roboto"/>
+          <w:lang w:val="ru-RU"/>
+        </w:rPr>
+        <w:t>1</w:t>
+      </w:r>
+      <w:r>
+        <w:rPr>
+          <w:rFonts w:ascii="Roboto" w:eastAsia="Roboto" w:hAnsi="Roboto" w:cs="Roboto"/>
+          <w:lang w:val="ru-RU"/>
+        </w:rPr>
+        <w:t>1</w:t>
+      </w:r>
+      <w:r>
+        <w:rPr>
+          <w:rFonts w:ascii="Roboto" w:eastAsia="Roboto" w:hAnsi="Roboto" w:cs="Roboto"/>
+          <w:lang w:val="ru-RU"/>
+        </w:rPr>
+        <w:t xml:space="preserve">: </w:t>
+      </w:r>
+      <w:r>
+        <w:rPr>
+          <w:rFonts w:ascii="Roboto" w:eastAsia="Roboto" w:hAnsi="Roboto" w:cs="Roboto"/>
+          <w:lang w:val="ru-RU"/>
+        </w:rPr>
+        <w:t>выбор магазина из списка</w:t>
+      </w:r>
+    </w:p>
+    <w:p>
+      <w:pPr>
+        <w:pStyle w:val="ae"/>
+        <w:widowControl w:val="0"/>
+        <w:numPr>
+          <w:ilvl w:val="0"/>
+          <w:numId w:val="2"/>
+        </w:numPr>
+        <w:pBdr>
+          <w:top w:val="nil"/>
+          <w:left w:val="nil"/>
+          <w:bottom w:val="nil"/>
+          <w:right w:val="nil"/>
+          <w:between w:val="nil"/>
+        </w:pBdr>
+        <w:spacing w:line="240" w:lineRule="auto"/>
+        <w:rPr>
+          <w:rFonts w:ascii="Roboto" w:eastAsia="Roboto" w:hAnsi="Roboto" w:cs="Roboto"/>
+          <w:lang w:val="ru-RU"/>
+        </w:rPr>
+      </w:pPr>
+      <w:r>
+        <w:rPr>
+          <w:rFonts w:ascii="Roboto" w:eastAsia="Roboto" w:hAnsi="Roboto" w:cs="Roboto"/>
+          <w:b/>
+          <w:lang w:val="ru-RU"/>
+        </w:rPr>
+        <w:t>Есть</w:t>
+      </w:r>
+      <w:r>
+        <w:rPr>
+          <w:rFonts w:ascii="Roboto" w:eastAsia="Roboto" w:hAnsi="Roboto" w:cs="Roboto"/>
+          <w:lang w:val="ru-RU"/>
+        </w:rPr>
+        <w:t xml:space="preserve"> прошедший авторизацию пользователь</w:t>
+      </w:r>
+    </w:p>
+    <w:p>
+      <w:pPr>
+        <w:pStyle w:val="ae"/>
+        <w:widowControl w:val="0"/>
+        <w:numPr>
+          <w:ilvl w:val="0"/>
+          <w:numId w:val="2"/>
+        </w:numPr>
+        <w:pBdr>
+          <w:top w:val="nil"/>
+          <w:left w:val="nil"/>
+          <w:bottom w:val="nil"/>
+          <w:right w:val="nil"/>
+          <w:between w:val="nil"/>
+        </w:pBdr>
+        <w:spacing w:line="240" w:lineRule="auto"/>
+        <w:rPr>
+          <w:rFonts w:ascii="Roboto" w:eastAsia="Roboto" w:hAnsi="Roboto" w:cs="Roboto"/>
+          <w:lang w:val="ru-RU"/>
+        </w:rPr>
+      </w:pPr>
+      <w:r>
+        <w:rPr>
+          <w:rFonts w:ascii="Roboto" w:eastAsia="Roboto" w:hAnsi="Roboto" w:cs="Roboto"/>
+          <w:b/>
+          <w:lang w:val="ru-RU"/>
+        </w:rPr>
+        <w:t xml:space="preserve">И </w:t>
+      </w:r>
+      <w:r>
+        <w:rPr>
+          <w:rFonts w:ascii="Roboto" w:eastAsia="Roboto" w:hAnsi="Roboto" w:cs="Roboto"/>
+          <w:lang w:val="ru-RU"/>
+        </w:rPr>
+        <w:t>он выбрал способ получения</w:t>
+      </w:r>
+    </w:p>
+    <w:p>
+      <w:pPr>
+        <w:pStyle w:val="ae"/>
+        <w:widowControl w:val="0"/>
+        <w:numPr>
+          <w:ilvl w:val="0"/>
+          <w:numId w:val="2"/>
+        </w:numPr>
+        <w:pBdr>
+          <w:top w:val="nil"/>
+          <w:left w:val="nil"/>
+          <w:bottom w:val="nil"/>
+          <w:right w:val="nil"/>
+          <w:between w:val="nil"/>
+        </w:pBdr>
+        <w:spacing w:line="240" w:lineRule="auto"/>
+        <w:rPr>
+          <w:rFonts w:ascii="Roboto" w:eastAsia="Roboto" w:hAnsi="Roboto" w:cs="Roboto"/>
+          <w:lang w:val="ru-RU"/>
+        </w:rPr>
+      </w:pPr>
+      <w:r>
+        <w:rPr>
+          <w:rFonts w:ascii="Roboto" w:eastAsia="Roboto" w:hAnsi="Roboto" w:cs="Roboto"/>
+          <w:b/>
+          <w:lang w:val="ru-RU"/>
+        </w:rPr>
+        <w:t xml:space="preserve">Тогда </w:t>
+      </w:r>
+      <w:r>
+        <w:rPr>
+          <w:rFonts w:ascii="Roboto" w:eastAsia="Roboto" w:hAnsi="Roboto" w:cs="Roboto"/>
+          <w:lang w:val="ru-RU"/>
+        </w:rPr>
+        <w:t>система предлагает ему выбор магазина из списка или выбор ближайшего</w:t>
+      </w:r>
+    </w:p>
+    <w:p>
+      <w:pPr>
+        <w:pStyle w:val="ae"/>
+        <w:widowControl w:val="0"/>
+        <w:numPr>
+          <w:ilvl w:val="0"/>
+          <w:numId w:val="2"/>
+        </w:numPr>
+        <w:pBdr>
+          <w:top w:val="nil"/>
+          <w:left w:val="nil"/>
+          <w:bottom w:val="nil"/>
+          <w:right w:val="nil"/>
+          <w:between w:val="nil"/>
+        </w:pBdr>
+        <w:spacing w:line="240" w:lineRule="auto"/>
+        <w:rPr>
+          <w:rFonts w:ascii="Roboto" w:eastAsia="Roboto" w:hAnsi="Roboto" w:cs="Roboto"/>
+          <w:lang w:val="ru-RU"/>
+        </w:rPr>
+      </w:pPr>
+      <w:r>
+        <w:rPr>
+          <w:rFonts w:ascii="Roboto" w:eastAsia="Roboto" w:hAnsi="Roboto" w:cs="Roboto"/>
+          <w:b/>
+          <w:lang w:val="ru-RU"/>
+        </w:rPr>
+        <w:t xml:space="preserve">И </w:t>
+      </w:r>
+      <w:r>
+        <w:rPr>
+          <w:rFonts w:ascii="Roboto" w:eastAsia="Roboto" w:hAnsi="Roboto" w:cs="Roboto"/>
+          <w:lang w:val="ru-RU"/>
+        </w:rPr>
+        <w:t>пользователь выбирает ближайший</w:t>
+      </w:r>
+    </w:p>
+    <w:p>
+      <w:pPr>
+        <w:pStyle w:val="ae"/>
+        <w:widowControl w:val="0"/>
+        <w:numPr>
+          <w:ilvl w:val="0"/>
+          <w:numId w:val="2"/>
+        </w:numPr>
+        <w:pBdr>
+          <w:top w:val="nil"/>
+          <w:left w:val="nil"/>
+          <w:bottom w:val="nil"/>
+          <w:right w:val="nil"/>
+          <w:between w:val="nil"/>
+        </w:pBdr>
+        <w:spacing w:line="240" w:lineRule="auto"/>
+        <w:rPr>
+          <w:rFonts w:ascii="Roboto" w:eastAsia="Roboto" w:hAnsi="Roboto" w:cs="Roboto"/>
+          <w:lang w:val="ru-RU"/>
+        </w:rPr>
+      </w:pPr>
+      <w:r>
+        <w:rPr>
+          <w:rFonts w:ascii="Roboto" w:eastAsia="Roboto" w:hAnsi="Roboto" w:cs="Roboto"/>
+          <w:b/>
+          <w:lang w:val="ru-RU"/>
+        </w:rPr>
+        <w:t xml:space="preserve">Тогда </w:t>
+      </w:r>
+      <w:r>
+        <w:rPr>
+          <w:rFonts w:ascii="Roboto" w:eastAsia="Roboto" w:hAnsi="Roboto" w:cs="Roboto"/>
+          <w:lang w:val="ru-RU"/>
+        </w:rPr>
+        <w:t>система</w:t>
+      </w:r>
+      <w:r>
+        <w:rPr>
+          <w:rFonts w:ascii="Roboto" w:eastAsia="Roboto" w:hAnsi="Roboto" w:cs="Roboto"/>
+          <w:b/>
+          <w:lang w:val="ru-RU"/>
+        </w:rPr>
+        <w:t xml:space="preserve"> </w:t>
+      </w:r>
+      <w:r>
+        <w:rPr>
+          <w:rFonts w:ascii="Roboto" w:eastAsia="Roboto" w:hAnsi="Roboto" w:cs="Roboto"/>
+          <w:lang w:val="ru-RU"/>
+        </w:rPr>
+        <w:t>выбирает ближайший магазин (внешний сервис)</w:t>
+      </w:r>
+    </w:p>
+    <w:p>
+      <w:pPr>
+        <w:pStyle w:val="ae"/>
+        <w:widowControl w:val="0"/>
+        <w:numPr>
+          <w:ilvl w:val="0"/>
+          <w:numId w:val="2"/>
+        </w:numPr>
+        <w:pBdr>
+          <w:top w:val="nil"/>
+          <w:left w:val="nil"/>
+          <w:bottom w:val="nil"/>
+          <w:right w:val="nil"/>
+          <w:between w:val="nil"/>
+        </w:pBdr>
+        <w:spacing w:line="240" w:lineRule="auto"/>
+        <w:rPr>
+          <w:rFonts w:ascii="Roboto" w:eastAsia="Roboto" w:hAnsi="Roboto" w:cs="Roboto"/>
+          <w:b/>
+          <w:lang w:val="ru-RU"/>
+        </w:rPr>
+      </w:pPr>
+      <w:r>
+        <w:rPr>
+          <w:rFonts w:ascii="Roboto" w:eastAsia="Roboto" w:hAnsi="Roboto" w:cs="Roboto"/>
+          <w:b/>
+          <w:lang w:val="ru-RU"/>
+        </w:rPr>
+        <w:t>И</w:t>
+      </w:r>
+      <w:r>
+        <w:rPr>
+          <w:rFonts w:ascii="Roboto" w:eastAsia="Roboto" w:hAnsi="Roboto" w:cs="Roboto"/>
+          <w:b/>
+          <w:lang w:val="ru-RU"/>
+        </w:rPr>
+        <w:t xml:space="preserve"> </w:t>
+      </w:r>
+      <w:r>
+        <w:rPr>
+          <w:rFonts w:ascii="Roboto" w:eastAsia="Roboto" w:hAnsi="Roboto" w:cs="Roboto"/>
+          <w:lang w:val="ru-RU"/>
+        </w:rPr>
+        <w:t xml:space="preserve">автоматически выбирает </w:t>
+      </w:r>
+      <w:r>
+        <w:rPr>
+          <w:rFonts w:ascii="Roboto" w:eastAsia="Roboto" w:hAnsi="Roboto" w:cs="Roboto"/>
+          <w:lang w:val="ru-RU"/>
+        </w:rPr>
+        <w:t>магазин</w:t>
+      </w:r>
+    </w:p>
+    <w:p>
+      <w:pPr>
+        <w:pStyle w:val="ae"/>
+        <w:widowControl w:val="0"/>
+        <w:numPr>
+          <w:ilvl w:val="0"/>
+          <w:numId w:val="2"/>
+        </w:numPr>
+        <w:pBdr>
+          <w:top w:val="nil"/>
+          <w:left w:val="nil"/>
+          <w:bottom w:val="nil"/>
+          <w:right w:val="nil"/>
+          <w:between w:val="nil"/>
+        </w:pBdr>
+        <w:spacing w:line="240" w:lineRule="auto"/>
+        <w:rPr>
+          <w:rFonts w:ascii="Roboto" w:eastAsia="Roboto" w:hAnsi="Roboto" w:cs="Roboto"/>
+          <w:b/>
+          <w:lang w:val="ru-RU"/>
+        </w:rPr>
+      </w:pPr>
+      <w:r>
+        <w:rPr>
+          <w:rFonts w:ascii="Roboto" w:eastAsia="Roboto" w:hAnsi="Roboto" w:cs="Roboto"/>
+          <w:b/>
+          <w:lang w:val="ru-RU"/>
+        </w:rPr>
+        <w:t xml:space="preserve">И </w:t>
+      </w:r>
+      <w:r>
+        <w:rPr>
+          <w:rFonts w:ascii="Roboto" w:eastAsia="Roboto" w:hAnsi="Roboto" w:cs="Roboto"/>
+          <w:lang w:val="ru-RU"/>
+        </w:rPr>
+        <w:t xml:space="preserve">показывает информацию о нем: </w:t>
+      </w:r>
+    </w:p>
+    <w:p>
+      <w:pPr>
+        <w:pStyle w:val="ae"/>
+        <w:widowControl w:val="0"/>
+        <w:numPr>
+          <w:ilvl w:val="1"/>
+          <w:numId w:val="2"/>
+        </w:numPr>
+        <w:pBdr>
+          <w:top w:val="nil"/>
+          <w:left w:val="nil"/>
+          <w:bottom w:val="nil"/>
+          <w:right w:val="nil"/>
+          <w:between w:val="nil"/>
+        </w:pBdr>
+        <w:spacing w:line="240" w:lineRule="auto"/>
+        <w:rPr>
+          <w:rFonts w:ascii="Roboto" w:eastAsia="Roboto" w:hAnsi="Roboto" w:cs="Roboto"/>
+          <w:lang w:val="ru-RU"/>
+        </w:rPr>
+      </w:pPr>
+      <w:r>
+        <w:rPr>
+          <w:rFonts w:ascii="Roboto" w:eastAsia="Roboto" w:hAnsi="Roboto" w:cs="Roboto"/>
+          <w:lang w:val="ru-RU"/>
+        </w:rPr>
+        <w:t>адрес</w:t>
+      </w:r>
+    </w:p>
+    <w:p>
+      <w:pPr>
+        <w:pStyle w:val="ae"/>
+        <w:widowControl w:val="0"/>
+        <w:numPr>
+          <w:ilvl w:val="1"/>
+          <w:numId w:val="2"/>
+        </w:numPr>
+        <w:pBdr>
+          <w:top w:val="nil"/>
+          <w:left w:val="nil"/>
+          <w:bottom w:val="nil"/>
+          <w:right w:val="nil"/>
+          <w:between w:val="nil"/>
+        </w:pBdr>
+        <w:spacing w:line="240" w:lineRule="auto"/>
+        <w:rPr>
+          <w:rFonts w:ascii="Roboto" w:eastAsia="Roboto" w:hAnsi="Roboto" w:cs="Roboto"/>
+          <w:lang w:val="ru-RU"/>
+        </w:rPr>
+      </w:pPr>
+      <w:r>
+        <w:rPr>
+          <w:rFonts w:ascii="Roboto" w:eastAsia="Roboto" w:hAnsi="Roboto" w:cs="Roboto"/>
+          <w:lang w:val="ru-RU"/>
+        </w:rPr>
+        <w:t>статус (открыто\закрыто)</w:t>
+      </w:r>
+    </w:p>
+    <w:p>
+      <w:pPr>
+        <w:pStyle w:val="ae"/>
+        <w:widowControl w:val="0"/>
+        <w:numPr>
+          <w:ilvl w:val="1"/>
+          <w:numId w:val="2"/>
+        </w:numPr>
+        <w:pBdr>
+          <w:top w:val="nil"/>
+          <w:left w:val="nil"/>
+          <w:bottom w:val="nil"/>
+          <w:right w:val="nil"/>
+          <w:between w:val="nil"/>
+        </w:pBdr>
+        <w:spacing w:line="240" w:lineRule="auto"/>
+        <w:rPr>
+          <w:rFonts w:ascii="Roboto" w:eastAsia="Roboto" w:hAnsi="Roboto" w:cs="Roboto"/>
+          <w:lang w:val="ru-RU"/>
+        </w:rPr>
+      </w:pPr>
+      <w:r>
+        <w:rPr>
+          <w:rFonts w:ascii="Roboto" w:eastAsia="Roboto" w:hAnsi="Roboto" w:cs="Roboto"/>
+          <w:lang w:val="ru-RU"/>
+        </w:rPr>
+        <w:t>часы работы</w:t>
+      </w:r>
+    </w:p>
+    <w:p>
+      <w:pPr>
+        <w:pStyle w:val="ae"/>
+        <w:widowControl w:val="0"/>
+        <w:numPr>
+          <w:ilvl w:val="1"/>
+          <w:numId w:val="2"/>
+        </w:numPr>
+        <w:pBdr>
+          <w:top w:val="nil"/>
+          <w:left w:val="nil"/>
+          <w:bottom w:val="nil"/>
+          <w:right w:val="nil"/>
+          <w:between w:val="nil"/>
+        </w:pBdr>
+        <w:spacing w:line="240" w:lineRule="auto"/>
+        <w:rPr>
+          <w:rFonts w:ascii="Roboto" w:eastAsia="Roboto" w:hAnsi="Roboto" w:cs="Roboto"/>
+          <w:lang w:val="ru-RU"/>
+        </w:rPr>
+      </w:pPr>
+      <w:r>
+        <w:rPr>
+          <w:rFonts w:ascii="Roboto" w:eastAsia="Roboto" w:hAnsi="Roboto" w:cs="Roboto"/>
+          <w:lang w:val="ru-RU"/>
+        </w:rPr>
+        <w:t>доступность доставки</w:t>
+      </w:r>
+    </w:p>
+    <w:p>
+      <w:pPr>
+        <w:pStyle w:val="ae"/>
+        <w:widowControl w:val="0"/>
+        <w:numPr>
+          <w:ilvl w:val="0"/>
+          <w:numId w:val="2"/>
+        </w:numPr>
+        <w:pBdr>
+          <w:top w:val="nil"/>
+          <w:left w:val="nil"/>
+          <w:bottom w:val="nil"/>
+          <w:right w:val="nil"/>
+          <w:between w:val="nil"/>
+        </w:pBdr>
+        <w:spacing w:line="240" w:lineRule="auto"/>
+        <w:rPr>
+          <w:rFonts w:ascii="Roboto" w:eastAsia="Roboto" w:hAnsi="Roboto" w:cs="Roboto"/>
+          <w:lang w:val="ru-RU"/>
+        </w:rPr>
+      </w:pPr>
+      <w:r>
+        <w:rPr>
+          <w:rFonts w:ascii="Roboto" w:eastAsia="Roboto" w:hAnsi="Roboto" w:cs="Roboto"/>
+          <w:b/>
+          <w:lang w:val="ru-RU"/>
+        </w:rPr>
+        <w:t xml:space="preserve">И </w:t>
+      </w:r>
+      <w:r>
+        <w:rPr>
+          <w:rFonts w:ascii="Roboto" w:eastAsia="Roboto" w:hAnsi="Roboto" w:cs="Roboto"/>
+          <w:lang w:val="ru-RU"/>
+        </w:rPr>
+        <w:t xml:space="preserve">запрашивает у пользователя подтверждение магазина или </w:t>
+      </w:r>
+      <w:r>
+        <w:rPr>
+          <w:rFonts w:ascii="Roboto" w:eastAsia="Roboto" w:hAnsi="Roboto" w:cs="Roboto"/>
+          <w:lang w:val="ru-RU"/>
+        </w:rPr>
+        <w:t>отказ и переход</w:t>
+      </w:r>
+      <w:r>
+        <w:rPr>
+          <w:rFonts w:ascii="Roboto" w:eastAsia="Roboto" w:hAnsi="Roboto" w:cs="Roboto"/>
+          <w:lang w:val="ru-RU"/>
+        </w:rPr>
+        <w:t xml:space="preserve"> к ручному выбору</w:t>
+      </w:r>
+    </w:p>
+    <w:p>
+      <w:pPr>
+        <w:rPr>
+          <w:rFonts w:ascii="Roboto" w:eastAsia="Roboto" w:hAnsi="Roboto" w:cs="Roboto"/>
+          <w:lang w:val="ru-RU"/>
+        </w:rPr>
+      </w:pPr>
+    </w:p>
+    <w:p>
+      <w:pPr>
+        <w:rPr>
+          <w:rFonts w:ascii="Roboto" w:eastAsia="Roboto" w:hAnsi="Roboto" w:cs="Roboto"/>
+          <w:lang w:val="ru-RU"/>
+        </w:rPr>
+      </w:pPr>
+      <w:r>
+        <w:rPr>
+          <w:rFonts w:ascii="Roboto" w:eastAsia="Roboto" w:hAnsi="Roboto" w:cs="Roboto"/>
+          <w:lang w:val="ru-RU"/>
+        </w:rPr>
+        <w:t>Сц</w:t>
+      </w:r>
+      <w:r>
+        <w:rPr>
+          <w:rFonts w:ascii="Roboto" w:eastAsia="Roboto" w:hAnsi="Roboto" w:cs="Roboto"/>
+          <w:lang w:val="ru-RU"/>
+        </w:rPr>
+        <w:t xml:space="preserve">енарий </w:t>
+      </w:r>
+      <w:r>
+        <w:rPr>
+          <w:rFonts w:ascii="Roboto" w:eastAsia="Roboto" w:hAnsi="Roboto" w:cs="Roboto"/>
+          <w:lang w:val="en-US"/>
+        </w:rPr>
+        <w:t>C</w:t>
+      </w:r>
+      <w:r>
+        <w:rPr>
+          <w:rFonts w:ascii="Roboto" w:eastAsia="Roboto" w:hAnsi="Roboto" w:cs="Roboto"/>
+          <w:lang w:val="ru-RU"/>
+        </w:rPr>
+        <w:t>-</w:t>
+      </w:r>
+      <w:r>
+        <w:rPr>
+          <w:rFonts w:ascii="Roboto" w:eastAsia="Roboto" w:hAnsi="Roboto" w:cs="Roboto"/>
+          <w:lang w:val="en-US"/>
+        </w:rPr>
+        <w:t>O</w:t>
+      </w:r>
+      <w:r>
+        <w:rPr>
+          <w:rFonts w:ascii="Roboto" w:eastAsia="Roboto" w:hAnsi="Roboto" w:cs="Roboto"/>
+          <w:lang w:val="ru-RU"/>
+        </w:rPr>
+        <w:t>-</w:t>
+      </w:r>
+      <w:r>
+        <w:rPr>
+          <w:rFonts w:ascii="Roboto" w:eastAsia="Roboto" w:hAnsi="Roboto" w:cs="Roboto"/>
+          <w:lang w:val="ru-RU"/>
+        </w:rPr>
+        <w:t>1</w:t>
+      </w:r>
+      <w:r>
+        <w:rPr>
+          <w:rFonts w:ascii="Roboto" w:eastAsia="Roboto" w:hAnsi="Roboto" w:cs="Roboto"/>
+          <w:lang w:val="ru-RU"/>
+        </w:rPr>
+        <w:t>2</w:t>
+      </w:r>
+      <w:r>
+        <w:rPr>
+          <w:rFonts w:ascii="Roboto" w:eastAsia="Roboto" w:hAnsi="Roboto" w:cs="Roboto"/>
+          <w:lang w:val="ru-RU"/>
+        </w:rPr>
+        <w:t>:</w:t>
+      </w:r>
+      <w:r>
+        <w:rPr>
+          <w:rFonts w:ascii="Roboto" w:eastAsia="Roboto" w:hAnsi="Roboto" w:cs="Roboto"/>
+          <w:lang w:val="ru-RU"/>
+        </w:rPr>
+        <w:t xml:space="preserve"> </w:t>
+      </w:r>
+      <w:r>
+        <w:rPr>
+          <w:rFonts w:ascii="Roboto" w:eastAsia="Roboto" w:hAnsi="Roboto" w:cs="Roboto"/>
+          <w:lang w:val="ru-RU"/>
+        </w:rPr>
+        <w:t>п</w:t>
+      </w:r>
+      <w:r>
+        <w:rPr>
+          <w:rFonts w:ascii="Roboto" w:eastAsia="Roboto" w:hAnsi="Roboto" w:cs="Roboto"/>
+          <w:lang w:val="ru-RU"/>
+        </w:rPr>
+        <w:t>росмотр меню магазина</w:t>
+      </w:r>
+    </w:p>
+    <w:p>
+      <w:pPr>
+        <w:pStyle w:val="ae"/>
+        <w:widowControl w:val="0"/>
+        <w:numPr>
+          <w:ilvl w:val="0"/>
+          <w:numId w:val="2"/>
+        </w:numPr>
+        <w:pBdr>
+          <w:top w:val="nil"/>
+          <w:left w:val="nil"/>
+          <w:bottom w:val="nil"/>
+          <w:right w:val="nil"/>
+          <w:between w:val="nil"/>
+        </w:pBdr>
+        <w:spacing w:line="240" w:lineRule="auto"/>
+        <w:rPr>
+          <w:rFonts w:ascii="Roboto" w:eastAsia="Roboto" w:hAnsi="Roboto" w:cs="Roboto"/>
+          <w:lang w:val="ru-RU"/>
+        </w:rPr>
+      </w:pPr>
+      <w:r>
+        <w:rPr>
+          <w:rFonts w:ascii="Roboto" w:eastAsia="Roboto" w:hAnsi="Roboto" w:cs="Roboto"/>
+          <w:b/>
+          <w:lang w:val="ru-RU"/>
+        </w:rPr>
+        <w:t>Есть</w:t>
+      </w:r>
+      <w:r>
+        <w:rPr>
+          <w:rFonts w:ascii="Roboto" w:eastAsia="Roboto" w:hAnsi="Roboto" w:cs="Roboto"/>
+          <w:lang w:val="ru-RU"/>
+        </w:rPr>
+        <w:t xml:space="preserve"> прошедший авторизацию пользователь</w:t>
+      </w:r>
+    </w:p>
+    <w:p>
+      <w:pPr>
+        <w:pStyle w:val="ae"/>
+        <w:widowControl w:val="0"/>
+        <w:numPr>
+          <w:ilvl w:val="0"/>
+          <w:numId w:val="2"/>
+        </w:numPr>
+        <w:pBdr>
+          <w:top w:val="nil"/>
+          <w:left w:val="nil"/>
+          <w:bottom w:val="nil"/>
+          <w:right w:val="nil"/>
+          <w:between w:val="nil"/>
+        </w:pBdr>
+        <w:spacing w:line="240" w:lineRule="auto"/>
+        <w:rPr>
+          <w:rFonts w:ascii="Roboto" w:eastAsia="Roboto" w:hAnsi="Roboto" w:cs="Roboto"/>
+          <w:lang w:val="ru-RU"/>
+        </w:rPr>
+      </w:pPr>
+      <w:r>
+        <w:rPr>
+          <w:rFonts w:ascii="Roboto" w:eastAsia="Roboto" w:hAnsi="Roboto" w:cs="Roboto"/>
+          <w:b/>
+          <w:lang w:val="ru-RU"/>
+        </w:rPr>
+        <w:t xml:space="preserve">И </w:t>
+      </w:r>
+      <w:r>
+        <w:rPr>
+          <w:rFonts w:ascii="Roboto" w:eastAsia="Roboto" w:hAnsi="Roboto" w:cs="Roboto"/>
+          <w:lang w:val="ru-RU"/>
+        </w:rPr>
+        <w:t>он выбрал магазин для заказа</w:t>
+      </w:r>
+    </w:p>
+    <w:p>
+      <w:pPr>
+        <w:pStyle w:val="ae"/>
+        <w:widowControl w:val="0"/>
+        <w:numPr>
+          <w:ilvl w:val="0"/>
+          <w:numId w:val="2"/>
+        </w:numPr>
+        <w:pBdr>
+          <w:top w:val="nil"/>
+          <w:left w:val="nil"/>
+          <w:bottom w:val="nil"/>
+          <w:right w:val="nil"/>
+          <w:between w:val="nil"/>
+        </w:pBdr>
+        <w:spacing w:line="240" w:lineRule="auto"/>
+        <w:rPr>
+          <w:rFonts w:ascii="Roboto" w:eastAsia="Roboto" w:hAnsi="Roboto" w:cs="Roboto"/>
+          <w:lang w:val="ru-RU"/>
+        </w:rPr>
+      </w:pPr>
+      <w:r>
+        <w:rPr>
+          <w:rFonts w:ascii="Roboto" w:eastAsia="Roboto" w:hAnsi="Roboto" w:cs="Roboto"/>
+          <w:b/>
+          <w:lang w:val="ru-RU"/>
+        </w:rPr>
+        <w:t xml:space="preserve">Тогда </w:t>
+      </w:r>
+      <w:r>
+        <w:rPr>
+          <w:rFonts w:ascii="Roboto" w:eastAsia="Roboto" w:hAnsi="Roboto" w:cs="Roboto"/>
+          <w:lang w:val="ru-RU"/>
+        </w:rPr>
+        <w:t>система показывает ему меню магазина</w:t>
+      </w:r>
+    </w:p>
+    <w:p>
+      <w:pPr>
+        <w:pStyle w:val="ae"/>
+        <w:widowControl w:val="0"/>
+        <w:numPr>
+          <w:ilvl w:val="0"/>
+          <w:numId w:val="2"/>
+        </w:numPr>
+        <w:pBdr>
+          <w:top w:val="nil"/>
+          <w:left w:val="nil"/>
+          <w:bottom w:val="nil"/>
+          <w:right w:val="nil"/>
+          <w:between w:val="nil"/>
+        </w:pBdr>
+        <w:spacing w:line="240" w:lineRule="auto"/>
+        <w:rPr>
+          <w:rFonts w:ascii="Roboto" w:eastAsia="Roboto" w:hAnsi="Roboto" w:cs="Roboto"/>
+          <w:lang w:val="ru-RU"/>
+        </w:rPr>
+      </w:pPr>
+      <w:r>
+        <w:rPr>
+          <w:rFonts w:ascii="Roboto" w:eastAsia="Roboto" w:hAnsi="Roboto" w:cs="Roboto"/>
+          <w:b/>
+          <w:lang w:val="ru-RU"/>
+        </w:rPr>
+        <w:t xml:space="preserve">И </w:t>
+      </w:r>
+      <w:r>
+        <w:rPr>
+          <w:rFonts w:ascii="Roboto" w:eastAsia="Roboto" w:hAnsi="Roboto" w:cs="Roboto"/>
+          <w:lang w:val="ru-RU"/>
+        </w:rPr>
+        <w:t>для каждой позиции выводит:</w:t>
+      </w:r>
+    </w:p>
+    <w:p>
+      <w:pPr>
+        <w:pStyle w:val="ae"/>
+        <w:widowControl w:val="0"/>
+        <w:numPr>
+          <w:ilvl w:val="1"/>
+          <w:numId w:val="2"/>
+        </w:numPr>
+        <w:pBdr>
+          <w:top w:val="nil"/>
+          <w:left w:val="nil"/>
+          <w:bottom w:val="nil"/>
+          <w:right w:val="nil"/>
+          <w:between w:val="nil"/>
+        </w:pBdr>
+        <w:spacing w:line="240" w:lineRule="auto"/>
+        <w:rPr>
+          <w:rFonts w:ascii="Roboto" w:eastAsia="Roboto" w:hAnsi="Roboto" w:cs="Roboto"/>
+          <w:lang w:val="ru-RU"/>
+        </w:rPr>
+      </w:pPr>
+      <w:r>
+        <w:rPr>
+          <w:rFonts w:ascii="Roboto" w:eastAsia="Roboto" w:hAnsi="Roboto" w:cs="Roboto"/>
+          <w:lang w:val="ru-RU"/>
+        </w:rPr>
+        <w:t>название блюда</w:t>
+      </w:r>
+    </w:p>
+    <w:p>
+      <w:pPr>
+        <w:pStyle w:val="ae"/>
+        <w:widowControl w:val="0"/>
+        <w:numPr>
+          <w:ilvl w:val="1"/>
+          <w:numId w:val="2"/>
+        </w:numPr>
+        <w:pBdr>
+          <w:top w:val="nil"/>
+          <w:left w:val="nil"/>
+          <w:bottom w:val="nil"/>
+          <w:right w:val="nil"/>
+          <w:between w:val="nil"/>
+        </w:pBdr>
+        <w:spacing w:line="240" w:lineRule="auto"/>
+        <w:rPr>
+          <w:rFonts w:ascii="Roboto" w:eastAsia="Roboto" w:hAnsi="Roboto" w:cs="Roboto"/>
+          <w:lang w:val="ru-RU"/>
+        </w:rPr>
+      </w:pPr>
+      <w:r>
+        <w:rPr>
+          <w:rFonts w:ascii="Roboto" w:eastAsia="Roboto" w:hAnsi="Roboto" w:cs="Roboto"/>
+          <w:lang w:val="ru-RU"/>
+        </w:rPr>
+        <w:t>описание</w:t>
+      </w:r>
+    </w:p>
+    <w:p>
+      <w:pPr>
+        <w:pStyle w:val="ae"/>
+        <w:widowControl w:val="0"/>
+        <w:numPr>
+          <w:ilvl w:val="1"/>
+          <w:numId w:val="2"/>
+        </w:numPr>
+        <w:pBdr>
+          <w:top w:val="nil"/>
+          <w:left w:val="nil"/>
+          <w:bottom w:val="nil"/>
+          <w:right w:val="nil"/>
+          <w:between w:val="nil"/>
+        </w:pBdr>
+        <w:spacing w:line="240" w:lineRule="auto"/>
+        <w:rPr>
+          <w:rFonts w:ascii="Roboto" w:eastAsia="Roboto" w:hAnsi="Roboto" w:cs="Roboto"/>
+          <w:lang w:val="ru-RU"/>
+        </w:rPr>
+      </w:pPr>
+      <w:r>
+        <w:rPr>
+          <w:rFonts w:ascii="Roboto" w:eastAsia="Roboto" w:hAnsi="Roboto" w:cs="Roboto"/>
+          <w:lang w:val="ru-RU"/>
+        </w:rPr>
+        <w:t xml:space="preserve">базовая цена </w:t>
+      </w:r>
+    </w:p>
+    <w:p>
+      <w:pPr>
+        <w:pStyle w:val="ae"/>
+        <w:widowControl w:val="0"/>
+        <w:numPr>
+          <w:ilvl w:val="1"/>
+          <w:numId w:val="2"/>
+        </w:numPr>
+        <w:pBdr>
+          <w:top w:val="nil"/>
+          <w:left w:val="nil"/>
+          <w:bottom w:val="nil"/>
+          <w:right w:val="nil"/>
+          <w:between w:val="nil"/>
+        </w:pBdr>
+        <w:spacing w:line="240" w:lineRule="auto"/>
+        <w:rPr>
+          <w:rFonts w:ascii="Roboto" w:eastAsia="Roboto" w:hAnsi="Roboto" w:cs="Roboto"/>
+          <w:lang w:val="ru-RU"/>
+        </w:rPr>
+      </w:pPr>
+      <w:r>
+        <w:rPr>
+          <w:rFonts w:ascii="Roboto" w:eastAsia="Roboto" w:hAnsi="Roboto" w:cs="Roboto"/>
+          <w:lang w:val="ru-RU"/>
+        </w:rPr>
+        <w:t>цена с учетом акций (при наличии)</w:t>
+      </w:r>
+    </w:p>
+    <w:p>
+      <w:pPr>
+        <w:widowControl w:val="0"/>
+        <w:pBdr>
+          <w:top w:val="nil"/>
+          <w:left w:val="nil"/>
+          <w:bottom w:val="nil"/>
+          <w:right w:val="nil"/>
+          <w:between w:val="nil"/>
+        </w:pBdr>
+        <w:spacing w:line="240" w:lineRule="auto"/>
+        <w:rPr>
+          <w:rFonts w:ascii="Roboto" w:eastAsia="Roboto" w:hAnsi="Roboto" w:cs="Roboto"/>
+          <w:lang w:val="ru-RU"/>
+        </w:rPr>
+      </w:pPr>
+    </w:p>
+    <w:p>
+      <w:pPr>
+        <w:widowControl w:val="0"/>
+        <w:pBdr>
+          <w:top w:val="nil"/>
+          <w:left w:val="nil"/>
+          <w:bottom w:val="nil"/>
+          <w:right w:val="nil"/>
+          <w:between w:val="nil"/>
+        </w:pBdr>
+        <w:spacing w:line="240" w:lineRule="auto"/>
+        <w:rPr>
+          <w:rFonts w:ascii="Roboto" w:eastAsia="Roboto" w:hAnsi="Roboto" w:cs="Roboto"/>
+          <w:lang w:val="ru-RU"/>
+        </w:rPr>
+      </w:pPr>
+      <w:r>
+        <w:rPr>
+          <w:rFonts w:ascii="Roboto" w:eastAsia="Roboto" w:hAnsi="Roboto" w:cs="Roboto"/>
+          <w:lang w:val="ru-RU"/>
+        </w:rPr>
+        <w:t xml:space="preserve">Сценарий </w:t>
+      </w:r>
+      <w:r>
+        <w:rPr>
+          <w:rFonts w:ascii="Roboto" w:eastAsia="Roboto" w:hAnsi="Roboto" w:cs="Roboto"/>
+          <w:lang w:val="en-US"/>
+        </w:rPr>
+        <w:t>C</w:t>
+      </w:r>
+      <w:r>
+        <w:rPr>
+          <w:rFonts w:ascii="Roboto" w:eastAsia="Roboto" w:hAnsi="Roboto" w:cs="Roboto"/>
+          <w:lang w:val="ru-RU"/>
+        </w:rPr>
+        <w:t>-</w:t>
+      </w:r>
+      <w:r>
+        <w:rPr>
+          <w:rFonts w:ascii="Roboto" w:eastAsia="Roboto" w:hAnsi="Roboto" w:cs="Roboto"/>
+          <w:lang w:val="en-US"/>
+        </w:rPr>
+        <w:t>O</w:t>
+      </w:r>
+      <w:r>
+        <w:rPr>
+          <w:rFonts w:ascii="Roboto" w:eastAsia="Roboto" w:hAnsi="Roboto" w:cs="Roboto"/>
+          <w:lang w:val="ru-RU"/>
+        </w:rPr>
+        <w:t>-</w:t>
+      </w:r>
+      <w:r>
+        <w:rPr>
+          <w:rFonts w:ascii="Roboto" w:eastAsia="Roboto" w:hAnsi="Roboto" w:cs="Roboto"/>
+          <w:lang w:val="ru-RU"/>
+        </w:rPr>
+        <w:t>1</w:t>
+      </w:r>
+      <w:r>
+        <w:rPr>
+          <w:rFonts w:ascii="Roboto" w:eastAsia="Roboto" w:hAnsi="Roboto" w:cs="Roboto"/>
+          <w:lang w:val="ru-RU"/>
+        </w:rPr>
+        <w:t>3</w:t>
+      </w:r>
+      <w:r>
+        <w:rPr>
+          <w:rFonts w:ascii="Roboto" w:eastAsia="Roboto" w:hAnsi="Roboto" w:cs="Roboto"/>
+          <w:lang w:val="ru-RU"/>
+        </w:rPr>
+        <w:t>:</w:t>
+      </w:r>
+      <w:r>
+        <w:rPr>
+          <w:rFonts w:ascii="Roboto" w:eastAsia="Roboto" w:hAnsi="Roboto" w:cs="Roboto"/>
+          <w:lang w:val="ru-RU"/>
+        </w:rPr>
+        <w:t xml:space="preserve"> наполнение корзины</w:t>
+      </w:r>
+    </w:p>
+    <w:p>
+      <w:pPr>
+        <w:pStyle w:val="ae"/>
+        <w:widowControl w:val="0"/>
+        <w:numPr>
+          <w:ilvl w:val="0"/>
+          <w:numId w:val="2"/>
+        </w:numPr>
+        <w:pBdr>
+          <w:top w:val="nil"/>
+          <w:left w:val="nil"/>
+          <w:bottom w:val="nil"/>
+          <w:right w:val="nil"/>
+          <w:between w:val="nil"/>
+        </w:pBdr>
+        <w:spacing w:line="240" w:lineRule="auto"/>
+        <w:rPr>
+          <w:rFonts w:ascii="Roboto" w:eastAsia="Roboto" w:hAnsi="Roboto" w:cs="Roboto"/>
+          <w:lang w:val="ru-RU"/>
+        </w:rPr>
+      </w:pPr>
+      <w:r>
+        <w:rPr>
+          <w:rFonts w:ascii="Roboto" w:eastAsia="Roboto" w:hAnsi="Roboto" w:cs="Roboto"/>
+          <w:b/>
+          <w:lang w:val="ru-RU"/>
+        </w:rPr>
+        <w:t>Есть</w:t>
+      </w:r>
+      <w:r>
+        <w:rPr>
+          <w:rFonts w:ascii="Roboto" w:eastAsia="Roboto" w:hAnsi="Roboto" w:cs="Roboto"/>
+          <w:lang w:val="ru-RU"/>
+        </w:rPr>
+        <w:t xml:space="preserve"> прошедший авторизацию пользователь</w:t>
+      </w:r>
+    </w:p>
+    <w:p>
+      <w:pPr>
+        <w:pStyle w:val="ae"/>
+        <w:widowControl w:val="0"/>
+        <w:numPr>
+          <w:ilvl w:val="0"/>
+          <w:numId w:val="2"/>
+        </w:numPr>
+        <w:pBdr>
+          <w:top w:val="nil"/>
+          <w:left w:val="nil"/>
+          <w:bottom w:val="nil"/>
+          <w:right w:val="nil"/>
+          <w:between w:val="nil"/>
+        </w:pBdr>
+        <w:spacing w:line="240" w:lineRule="auto"/>
+        <w:rPr>
+          <w:rFonts w:ascii="Roboto" w:eastAsia="Roboto" w:hAnsi="Roboto" w:cs="Roboto"/>
+          <w:lang w:val="ru-RU"/>
+        </w:rPr>
+      </w:pPr>
+      <w:r>
+        <w:rPr>
+          <w:rFonts w:ascii="Roboto" w:eastAsia="Roboto" w:hAnsi="Roboto" w:cs="Roboto"/>
+          <w:b/>
+          <w:lang w:val="ru-RU"/>
+        </w:rPr>
+        <w:t xml:space="preserve">Когда </w:t>
+      </w:r>
+      <w:r>
+        <w:rPr>
+          <w:rFonts w:ascii="Roboto" w:eastAsia="Roboto" w:hAnsi="Roboto" w:cs="Roboto"/>
+          <w:lang w:val="ru-RU"/>
+        </w:rPr>
+        <w:t xml:space="preserve">он выбирает </w:t>
+      </w:r>
+      <w:r>
+        <w:rPr>
+          <w:rFonts w:ascii="Roboto" w:eastAsia="Roboto" w:hAnsi="Roboto" w:cs="Roboto"/>
+          <w:lang w:val="ru-RU"/>
+        </w:rPr>
+        <w:t>блюдо</w:t>
+      </w:r>
+      <w:r>
+        <w:rPr>
+          <w:rFonts w:ascii="Roboto" w:eastAsia="Roboto" w:hAnsi="Roboto" w:cs="Roboto"/>
+          <w:lang w:val="ru-RU"/>
+        </w:rPr>
+        <w:t xml:space="preserve"> из меню магазина</w:t>
+      </w:r>
+    </w:p>
+    <w:p>
+      <w:pPr>
+        <w:pStyle w:val="ae"/>
+        <w:widowControl w:val="0"/>
+        <w:numPr>
+          <w:ilvl w:val="0"/>
+          <w:numId w:val="2"/>
+        </w:numPr>
+        <w:pBdr>
+          <w:top w:val="nil"/>
+          <w:left w:val="nil"/>
+          <w:bottom w:val="nil"/>
+          <w:right w:val="nil"/>
+          <w:between w:val="nil"/>
+        </w:pBdr>
+        <w:spacing w:line="240" w:lineRule="auto"/>
+        <w:rPr>
+          <w:rFonts w:ascii="Roboto" w:eastAsia="Roboto" w:hAnsi="Roboto" w:cs="Roboto"/>
+          <w:lang w:val="ru-RU"/>
+        </w:rPr>
+      </w:pPr>
+      <w:r>
+        <w:rPr>
+          <w:rFonts w:ascii="Roboto" w:eastAsia="Roboto" w:hAnsi="Roboto" w:cs="Roboto"/>
+          <w:b/>
+          <w:lang w:val="ru-RU"/>
+        </w:rPr>
+        <w:t xml:space="preserve">И </w:t>
+      </w:r>
+      <w:r>
+        <w:rPr>
+          <w:rFonts w:ascii="Roboto" w:eastAsia="Roboto" w:hAnsi="Roboto" w:cs="Roboto"/>
+          <w:lang w:val="ru-RU"/>
+        </w:rPr>
+        <w:t>нажимает кнопку «Добавить»</w:t>
+      </w:r>
+    </w:p>
+    <w:p>
+      <w:pPr>
+        <w:pStyle w:val="ae"/>
+        <w:widowControl w:val="0"/>
+        <w:numPr>
+          <w:ilvl w:val="0"/>
+          <w:numId w:val="2"/>
+        </w:numPr>
+        <w:pBdr>
+          <w:top w:val="nil"/>
+          <w:left w:val="nil"/>
+          <w:bottom w:val="nil"/>
+          <w:right w:val="nil"/>
+          <w:between w:val="nil"/>
+        </w:pBdr>
+        <w:spacing w:line="240" w:lineRule="auto"/>
+        <w:rPr>
+          <w:rFonts w:ascii="Roboto" w:eastAsia="Roboto" w:hAnsi="Roboto" w:cs="Roboto"/>
+          <w:lang w:val="ru-RU"/>
+        </w:rPr>
+      </w:pPr>
+      <w:r>
+        <w:rPr>
+          <w:rFonts w:ascii="Roboto" w:eastAsia="Roboto" w:hAnsi="Roboto" w:cs="Roboto"/>
+          <w:b/>
+          <w:lang w:val="ru-RU"/>
+        </w:rPr>
+        <w:t xml:space="preserve">Тогда </w:t>
+      </w:r>
+      <w:r>
+        <w:rPr>
+          <w:rFonts w:ascii="Roboto" w:eastAsia="Roboto" w:hAnsi="Roboto" w:cs="Roboto"/>
+          <w:lang w:val="ru-RU"/>
+        </w:rPr>
+        <w:t>с</w:t>
+      </w:r>
+      <w:r>
+        <w:rPr>
+          <w:rFonts w:ascii="Roboto" w:eastAsia="Roboto" w:hAnsi="Roboto" w:cs="Roboto"/>
+          <w:lang w:val="ru-RU"/>
+        </w:rPr>
+        <w:t>истема</w:t>
+      </w:r>
+      <w:r>
+        <w:rPr>
+          <w:rFonts w:ascii="Roboto" w:eastAsia="Roboto" w:hAnsi="Roboto" w:cs="Roboto"/>
+          <w:b/>
+          <w:lang w:val="ru-RU"/>
+        </w:rPr>
+        <w:t xml:space="preserve"> </w:t>
+      </w:r>
+      <w:r>
+        <w:rPr>
+          <w:rFonts w:ascii="Roboto" w:eastAsia="Roboto" w:hAnsi="Roboto" w:cs="Roboto"/>
+          <w:lang w:val="ru-RU"/>
+        </w:rPr>
+        <w:t>запрашивает количество</w:t>
+      </w:r>
+    </w:p>
+    <w:p>
+      <w:pPr>
+        <w:pStyle w:val="ae"/>
+        <w:widowControl w:val="0"/>
+        <w:numPr>
+          <w:ilvl w:val="0"/>
+          <w:numId w:val="2"/>
+        </w:numPr>
+        <w:pBdr>
+          <w:top w:val="nil"/>
+          <w:left w:val="nil"/>
+          <w:bottom w:val="nil"/>
+          <w:right w:val="nil"/>
+          <w:between w:val="nil"/>
+        </w:pBdr>
+        <w:spacing w:line="240" w:lineRule="auto"/>
+        <w:rPr>
+          <w:rFonts w:ascii="Roboto" w:eastAsia="Roboto" w:hAnsi="Roboto" w:cs="Roboto"/>
+          <w:lang w:val="ru-RU"/>
+        </w:rPr>
+      </w:pPr>
+      <w:r>
+        <w:rPr>
+          <w:rFonts w:ascii="Roboto" w:eastAsia="Roboto" w:hAnsi="Roboto" w:cs="Roboto"/>
+          <w:b/>
+          <w:lang w:val="ru-RU"/>
+        </w:rPr>
+        <w:t>Когда</w:t>
+      </w:r>
+      <w:r>
+        <w:rPr>
+          <w:rFonts w:ascii="Roboto" w:eastAsia="Roboto" w:hAnsi="Roboto" w:cs="Roboto"/>
+          <w:lang w:val="ru-RU"/>
+        </w:rPr>
+        <w:t xml:space="preserve"> пользователь вводит количество</w:t>
+      </w:r>
+    </w:p>
+    <w:p>
+      <w:pPr>
+        <w:pStyle w:val="ae"/>
+        <w:widowControl w:val="0"/>
+        <w:numPr>
+          <w:ilvl w:val="0"/>
+          <w:numId w:val="2"/>
+        </w:numPr>
+        <w:pBdr>
+          <w:top w:val="nil"/>
+          <w:left w:val="nil"/>
+          <w:bottom w:val="nil"/>
+          <w:right w:val="nil"/>
+          <w:between w:val="nil"/>
+        </w:pBdr>
+        <w:spacing w:line="240" w:lineRule="auto"/>
+        <w:rPr>
+          <w:rFonts w:ascii="Roboto" w:eastAsia="Roboto" w:hAnsi="Roboto" w:cs="Roboto"/>
+          <w:lang w:val="ru-RU"/>
+        </w:rPr>
+      </w:pPr>
+      <w:r>
+        <w:rPr>
+          <w:rFonts w:ascii="Roboto" w:eastAsia="Roboto" w:hAnsi="Roboto" w:cs="Roboto"/>
+          <w:b/>
+          <w:lang w:val="ru-RU"/>
+        </w:rPr>
+        <w:t>Тогда</w:t>
+      </w:r>
+      <w:r>
+        <w:rPr>
+          <w:rFonts w:ascii="Roboto" w:eastAsia="Roboto" w:hAnsi="Roboto" w:cs="Roboto"/>
+          <w:lang w:val="ru-RU"/>
+        </w:rPr>
+        <w:t xml:space="preserve"> система </w:t>
+      </w:r>
+      <w:proofErr w:type="gramStart"/>
+      <w:r>
+        <w:rPr>
+          <w:rFonts w:ascii="Roboto" w:eastAsia="Roboto" w:hAnsi="Roboto" w:cs="Roboto"/>
+          <w:lang w:val="ru-RU"/>
+        </w:rPr>
+        <w:t>добавляет указанное количество блюла</w:t>
+      </w:r>
+      <w:proofErr w:type="gramEnd"/>
+      <w:r>
+        <w:rPr>
+          <w:rFonts w:ascii="Roboto" w:eastAsia="Roboto" w:hAnsi="Roboto" w:cs="Roboto"/>
+          <w:lang w:val="ru-RU"/>
+        </w:rPr>
+        <w:t xml:space="preserve"> в корзину</w:t>
+      </w:r>
+    </w:p>
+    <w:p>
+      <w:pPr>
+        <w:pStyle w:val="ae"/>
+        <w:widowControl w:val="0"/>
+        <w:pBdr>
+          <w:top w:val="nil"/>
+          <w:left w:val="nil"/>
+          <w:bottom w:val="nil"/>
+          <w:right w:val="nil"/>
+          <w:between w:val="nil"/>
+        </w:pBdr>
+        <w:spacing w:line="240" w:lineRule="auto"/>
+        <w:rPr>
+          <w:rFonts w:ascii="Roboto" w:eastAsia="Roboto" w:hAnsi="Roboto" w:cs="Roboto"/>
+          <w:lang w:val="ru-RU"/>
+        </w:rPr>
+      </w:pPr>
+    </w:p>
+    <w:p>
+      <w:pPr>
+        <w:widowControl w:val="0"/>
+        <w:pBdr>
+          <w:top w:val="nil"/>
+          <w:left w:val="nil"/>
+          <w:bottom w:val="nil"/>
+          <w:right w:val="nil"/>
+          <w:between w:val="nil"/>
+        </w:pBdr>
+        <w:spacing w:line="240" w:lineRule="auto"/>
+        <w:rPr>
+          <w:rFonts w:ascii="Roboto" w:eastAsia="Roboto" w:hAnsi="Roboto" w:cs="Roboto"/>
+          <w:lang w:val="ru-RU"/>
+        </w:rPr>
+      </w:pPr>
+      <w:r>
+        <w:rPr>
+          <w:rFonts w:ascii="Roboto" w:eastAsia="Roboto" w:hAnsi="Roboto" w:cs="Roboto"/>
+          <w:lang w:val="ru-RU"/>
+        </w:rPr>
+        <w:t xml:space="preserve">Сценарий </w:t>
+      </w:r>
+      <w:r>
+        <w:rPr>
+          <w:rFonts w:ascii="Roboto" w:eastAsia="Roboto" w:hAnsi="Roboto" w:cs="Roboto"/>
+          <w:lang w:val="en-US"/>
+        </w:rPr>
+        <w:t>C</w:t>
+      </w:r>
+      <w:r>
+        <w:rPr>
+          <w:rFonts w:ascii="Roboto" w:eastAsia="Roboto" w:hAnsi="Roboto" w:cs="Roboto"/>
+          <w:lang w:val="ru-RU"/>
+        </w:rPr>
+        <w:t>-</w:t>
+      </w:r>
+      <w:r>
+        <w:rPr>
+          <w:rFonts w:ascii="Roboto" w:eastAsia="Roboto" w:hAnsi="Roboto" w:cs="Roboto"/>
+          <w:lang w:val="en-US"/>
+        </w:rPr>
+        <w:t>O</w:t>
+      </w:r>
+      <w:r>
+        <w:rPr>
+          <w:rFonts w:ascii="Roboto" w:eastAsia="Roboto" w:hAnsi="Roboto" w:cs="Roboto"/>
+          <w:lang w:val="ru-RU"/>
+        </w:rPr>
+        <w:t>-</w:t>
+      </w:r>
+      <w:r>
+        <w:rPr>
+          <w:rFonts w:ascii="Roboto" w:eastAsia="Roboto" w:hAnsi="Roboto" w:cs="Roboto"/>
+          <w:lang w:val="ru-RU"/>
+        </w:rPr>
+        <w:t>1</w:t>
+      </w:r>
+      <w:r>
+        <w:rPr>
+          <w:rFonts w:ascii="Roboto" w:eastAsia="Roboto" w:hAnsi="Roboto" w:cs="Roboto"/>
+          <w:lang w:val="ru-RU"/>
+        </w:rPr>
+        <w:t>4</w:t>
+      </w:r>
+      <w:r>
+        <w:rPr>
+          <w:rFonts w:ascii="Roboto" w:eastAsia="Roboto" w:hAnsi="Roboto" w:cs="Roboto"/>
+          <w:lang w:val="ru-RU"/>
+        </w:rPr>
+        <w:t>:</w:t>
+      </w:r>
+      <w:r>
+        <w:rPr>
+          <w:rFonts w:ascii="Roboto" w:eastAsia="Roboto" w:hAnsi="Roboto" w:cs="Roboto"/>
+          <w:lang w:val="ru-RU"/>
+        </w:rPr>
+        <w:t xml:space="preserve"> </w:t>
+      </w:r>
+      <w:r>
+        <w:rPr>
+          <w:rFonts w:ascii="Roboto" w:eastAsia="Roboto" w:hAnsi="Roboto" w:cs="Roboto"/>
+          <w:lang w:val="ru-RU"/>
+        </w:rPr>
+        <w:t>просмотр корзины</w:t>
+      </w:r>
+    </w:p>
+    <w:p>
+      <w:pPr>
+        <w:pStyle w:val="ae"/>
+        <w:widowControl w:val="0"/>
+        <w:numPr>
+          <w:ilvl w:val="0"/>
+          <w:numId w:val="2"/>
+        </w:numPr>
+        <w:pBdr>
+          <w:top w:val="nil"/>
+          <w:left w:val="nil"/>
+          <w:bottom w:val="nil"/>
+          <w:right w:val="nil"/>
+          <w:between w:val="nil"/>
+        </w:pBdr>
+        <w:spacing w:line="240" w:lineRule="auto"/>
+        <w:rPr>
+          <w:rFonts w:ascii="Roboto" w:eastAsia="Roboto" w:hAnsi="Roboto" w:cs="Roboto"/>
+          <w:lang w:val="ru-RU"/>
+        </w:rPr>
+      </w:pPr>
+      <w:r>
+        <w:rPr>
+          <w:rFonts w:ascii="Roboto" w:eastAsia="Roboto" w:hAnsi="Roboto" w:cs="Roboto"/>
+          <w:b/>
+          <w:lang w:val="ru-RU"/>
+        </w:rPr>
+        <w:t>Есть</w:t>
+      </w:r>
+      <w:r>
+        <w:rPr>
+          <w:rFonts w:ascii="Roboto" w:eastAsia="Roboto" w:hAnsi="Roboto" w:cs="Roboto"/>
+          <w:lang w:val="ru-RU"/>
+        </w:rPr>
+        <w:t xml:space="preserve"> прошедший авторизацию пользователь</w:t>
+      </w:r>
+    </w:p>
+    <w:p>
+      <w:pPr>
+        <w:pStyle w:val="ae"/>
+        <w:widowControl w:val="0"/>
+        <w:numPr>
+          <w:ilvl w:val="0"/>
+          <w:numId w:val="2"/>
+        </w:numPr>
+        <w:pBdr>
+          <w:top w:val="nil"/>
+          <w:left w:val="nil"/>
+          <w:bottom w:val="nil"/>
+          <w:right w:val="nil"/>
+          <w:between w:val="nil"/>
+        </w:pBdr>
+        <w:spacing w:line="240" w:lineRule="auto"/>
+        <w:rPr>
+          <w:rFonts w:ascii="Roboto" w:eastAsia="Roboto" w:hAnsi="Roboto" w:cs="Roboto"/>
+          <w:lang w:val="ru-RU"/>
+        </w:rPr>
+      </w:pPr>
+      <w:r>
+        <w:rPr>
+          <w:rFonts w:ascii="Roboto" w:eastAsia="Roboto" w:hAnsi="Roboto" w:cs="Roboto"/>
+          <w:b/>
+          <w:lang w:val="ru-RU"/>
+        </w:rPr>
+        <w:t xml:space="preserve">Когда </w:t>
+      </w:r>
+      <w:r>
+        <w:rPr>
+          <w:rFonts w:ascii="Roboto" w:eastAsia="Roboto" w:hAnsi="Roboto" w:cs="Roboto"/>
+          <w:lang w:val="ru-RU"/>
+        </w:rPr>
+        <w:t xml:space="preserve">он </w:t>
+      </w:r>
+      <w:r>
+        <w:rPr>
+          <w:rFonts w:ascii="Roboto" w:eastAsia="Roboto" w:hAnsi="Roboto" w:cs="Roboto"/>
+          <w:lang w:val="ru-RU"/>
+        </w:rPr>
+        <w:t>переходит в корзину</w:t>
+      </w:r>
+    </w:p>
+    <w:p>
+      <w:pPr>
+        <w:pStyle w:val="ae"/>
+        <w:widowControl w:val="0"/>
+        <w:numPr>
+          <w:ilvl w:val="0"/>
+          <w:numId w:val="2"/>
+        </w:numPr>
+        <w:pBdr>
+          <w:top w:val="nil"/>
+          <w:left w:val="nil"/>
+          <w:bottom w:val="nil"/>
+          <w:right w:val="nil"/>
+          <w:between w:val="nil"/>
+        </w:pBdr>
+        <w:spacing w:line="240" w:lineRule="auto"/>
+        <w:rPr>
+          <w:rFonts w:ascii="Roboto" w:eastAsia="Roboto" w:hAnsi="Roboto" w:cs="Roboto"/>
+          <w:lang w:val="ru-RU"/>
+        </w:rPr>
+      </w:pPr>
+      <w:r>
+        <w:rPr>
+          <w:rFonts w:ascii="Roboto" w:eastAsia="Roboto" w:hAnsi="Roboto" w:cs="Roboto"/>
+          <w:b/>
+          <w:lang w:val="ru-RU"/>
+        </w:rPr>
+        <w:t xml:space="preserve">Тогда </w:t>
+      </w:r>
+      <w:r>
+        <w:rPr>
+          <w:rFonts w:ascii="Roboto" w:eastAsia="Roboto" w:hAnsi="Roboto" w:cs="Roboto"/>
+          <w:lang w:val="ru-RU"/>
+        </w:rPr>
+        <w:t>система</w:t>
+      </w:r>
+      <w:r>
+        <w:rPr>
+          <w:rFonts w:ascii="Roboto" w:eastAsia="Roboto" w:hAnsi="Roboto" w:cs="Roboto"/>
+          <w:b/>
+          <w:lang w:val="ru-RU"/>
+        </w:rPr>
+        <w:t xml:space="preserve"> </w:t>
+      </w:r>
+      <w:r>
+        <w:rPr>
+          <w:rFonts w:ascii="Roboto" w:eastAsia="Roboto" w:hAnsi="Roboto" w:cs="Roboto"/>
+          <w:lang w:val="ru-RU"/>
+        </w:rPr>
+        <w:t>показывает ему содержимое корзины</w:t>
+      </w:r>
+    </w:p>
+    <w:p>
+      <w:pPr>
+        <w:pStyle w:val="ae"/>
+        <w:widowControl w:val="0"/>
+        <w:numPr>
+          <w:ilvl w:val="0"/>
+          <w:numId w:val="2"/>
+        </w:numPr>
+        <w:pBdr>
+          <w:top w:val="nil"/>
+          <w:left w:val="nil"/>
+          <w:bottom w:val="nil"/>
+          <w:right w:val="nil"/>
+          <w:between w:val="nil"/>
+        </w:pBdr>
+        <w:spacing w:line="240" w:lineRule="auto"/>
+        <w:rPr>
+          <w:rFonts w:ascii="Roboto" w:eastAsia="Roboto" w:hAnsi="Roboto" w:cs="Roboto"/>
+          <w:lang w:val="ru-RU"/>
+        </w:rPr>
+      </w:pPr>
+      <w:r>
+        <w:rPr>
+          <w:rFonts w:ascii="Roboto" w:eastAsia="Roboto" w:hAnsi="Roboto" w:cs="Roboto"/>
+          <w:b/>
+          <w:lang w:val="ru-RU"/>
+        </w:rPr>
+        <w:t xml:space="preserve">И </w:t>
+      </w:r>
+      <w:r>
+        <w:rPr>
+          <w:rFonts w:ascii="Roboto" w:eastAsia="Roboto" w:hAnsi="Roboto" w:cs="Roboto"/>
+          <w:lang w:val="ru-RU"/>
+        </w:rPr>
+        <w:t xml:space="preserve">для каждой </w:t>
+      </w:r>
+      <w:r>
+        <w:rPr>
+          <w:rFonts w:ascii="Roboto" w:eastAsia="Roboto" w:hAnsi="Roboto" w:cs="Roboto"/>
+          <w:lang w:val="ru-RU"/>
+        </w:rPr>
+        <w:t xml:space="preserve">добавленной </w:t>
+      </w:r>
+      <w:r>
+        <w:rPr>
+          <w:rFonts w:ascii="Roboto" w:eastAsia="Roboto" w:hAnsi="Roboto" w:cs="Roboto"/>
+          <w:lang w:val="ru-RU"/>
+        </w:rPr>
+        <w:t>позиции выводит:</w:t>
+      </w:r>
+    </w:p>
+    <w:p>
+      <w:pPr>
+        <w:pStyle w:val="ae"/>
+        <w:widowControl w:val="0"/>
+        <w:numPr>
+          <w:ilvl w:val="1"/>
+          <w:numId w:val="2"/>
+        </w:numPr>
+        <w:pBdr>
+          <w:top w:val="nil"/>
+          <w:left w:val="nil"/>
+          <w:bottom w:val="nil"/>
+          <w:right w:val="nil"/>
+          <w:between w:val="nil"/>
+        </w:pBdr>
+        <w:spacing w:line="240" w:lineRule="auto"/>
+        <w:rPr>
+          <w:rFonts w:ascii="Roboto" w:eastAsia="Roboto" w:hAnsi="Roboto" w:cs="Roboto"/>
+          <w:lang w:val="ru-RU"/>
+        </w:rPr>
+      </w:pPr>
+      <w:r>
+        <w:rPr>
+          <w:rFonts w:ascii="Roboto" w:eastAsia="Roboto" w:hAnsi="Roboto" w:cs="Roboto"/>
+          <w:lang w:val="ru-RU"/>
+        </w:rPr>
+        <w:t>название блюда</w:t>
+      </w:r>
+    </w:p>
+    <w:p>
+      <w:pPr>
+        <w:pStyle w:val="ae"/>
+        <w:widowControl w:val="0"/>
+        <w:numPr>
+          <w:ilvl w:val="1"/>
+          <w:numId w:val="2"/>
+        </w:numPr>
+        <w:pBdr>
+          <w:top w:val="nil"/>
+          <w:left w:val="nil"/>
+          <w:bottom w:val="nil"/>
+          <w:right w:val="nil"/>
+          <w:between w:val="nil"/>
+        </w:pBdr>
+        <w:spacing w:line="240" w:lineRule="auto"/>
+        <w:rPr>
+          <w:rFonts w:ascii="Roboto" w:eastAsia="Roboto" w:hAnsi="Roboto" w:cs="Roboto"/>
+          <w:lang w:val="ru-RU"/>
+        </w:rPr>
+      </w:pPr>
+      <w:r>
+        <w:rPr>
+          <w:rFonts w:ascii="Roboto" w:eastAsia="Roboto" w:hAnsi="Roboto" w:cs="Roboto"/>
+          <w:lang w:val="ru-RU"/>
+        </w:rPr>
+        <w:t>описание</w:t>
+      </w:r>
+    </w:p>
+    <w:p>
+      <w:pPr>
+        <w:pStyle w:val="ae"/>
+        <w:widowControl w:val="0"/>
+        <w:numPr>
+          <w:ilvl w:val="1"/>
+          <w:numId w:val="2"/>
+        </w:numPr>
+        <w:pBdr>
+          <w:top w:val="nil"/>
+          <w:left w:val="nil"/>
+          <w:bottom w:val="nil"/>
+          <w:right w:val="nil"/>
+          <w:between w:val="nil"/>
+        </w:pBdr>
+        <w:spacing w:line="240" w:lineRule="auto"/>
+        <w:rPr>
+          <w:rFonts w:ascii="Roboto" w:eastAsia="Roboto" w:hAnsi="Roboto" w:cs="Roboto"/>
+          <w:lang w:val="ru-RU"/>
+        </w:rPr>
+      </w:pPr>
+      <w:r>
+        <w:rPr>
+          <w:rFonts w:ascii="Roboto" w:eastAsia="Roboto" w:hAnsi="Roboto" w:cs="Roboto"/>
+          <w:lang w:val="ru-RU"/>
+        </w:rPr>
+        <w:t xml:space="preserve">базовая цена </w:t>
+      </w:r>
+    </w:p>
+    <w:p>
+      <w:pPr>
+        <w:pStyle w:val="ae"/>
+        <w:widowControl w:val="0"/>
+        <w:numPr>
+          <w:ilvl w:val="1"/>
+          <w:numId w:val="2"/>
+        </w:numPr>
+        <w:pBdr>
+          <w:top w:val="nil"/>
+          <w:left w:val="nil"/>
+          <w:bottom w:val="nil"/>
+          <w:right w:val="nil"/>
+          <w:between w:val="nil"/>
+        </w:pBdr>
+        <w:spacing w:line="240" w:lineRule="auto"/>
+        <w:rPr>
+          <w:rFonts w:ascii="Roboto" w:eastAsia="Roboto" w:hAnsi="Roboto" w:cs="Roboto"/>
+          <w:lang w:val="ru-RU"/>
+        </w:rPr>
+      </w:pPr>
+      <w:r>
+        <w:rPr>
+          <w:rFonts w:ascii="Roboto" w:eastAsia="Roboto" w:hAnsi="Roboto" w:cs="Roboto"/>
+          <w:lang w:val="ru-RU"/>
+        </w:rPr>
+        <w:t>цена с учетом акций (при наличии)</w:t>
+      </w:r>
+    </w:p>
+    <w:p>
+      <w:pPr>
+        <w:pStyle w:val="ae"/>
+        <w:widowControl w:val="0"/>
+        <w:numPr>
+          <w:ilvl w:val="1"/>
+          <w:numId w:val="2"/>
+        </w:numPr>
+        <w:pBdr>
+          <w:top w:val="nil"/>
+          <w:left w:val="nil"/>
+          <w:bottom w:val="nil"/>
+          <w:right w:val="nil"/>
+          <w:between w:val="nil"/>
+        </w:pBdr>
+        <w:spacing w:line="240" w:lineRule="auto"/>
+        <w:rPr>
+          <w:rFonts w:ascii="Roboto" w:eastAsia="Roboto" w:hAnsi="Roboto" w:cs="Roboto"/>
+          <w:lang w:val="ru-RU"/>
+        </w:rPr>
+      </w:pPr>
+      <w:r>
+        <w:rPr>
+          <w:rFonts w:ascii="Roboto" w:eastAsia="Roboto" w:hAnsi="Roboto" w:cs="Roboto"/>
+          <w:lang w:val="ru-RU"/>
+        </w:rPr>
+        <w:lastRenderedPageBreak/>
+        <w:t>количество</w:t>
+      </w:r>
+    </w:p>
+    <w:p>
+      <w:pPr>
+        <w:pStyle w:val="ae"/>
+        <w:widowControl w:val="0"/>
+        <w:numPr>
+          <w:ilvl w:val="1"/>
+          <w:numId w:val="2"/>
+        </w:numPr>
+        <w:pBdr>
+          <w:top w:val="nil"/>
+          <w:left w:val="nil"/>
+          <w:bottom w:val="nil"/>
+          <w:right w:val="nil"/>
+          <w:between w:val="nil"/>
+        </w:pBdr>
+        <w:spacing w:line="240" w:lineRule="auto"/>
+        <w:rPr>
+          <w:rFonts w:ascii="Roboto" w:eastAsia="Roboto" w:hAnsi="Roboto" w:cs="Roboto"/>
+          <w:lang w:val="ru-RU"/>
+        </w:rPr>
+      </w:pPr>
+      <w:r>
+        <w:rPr>
+          <w:rFonts w:ascii="Roboto" w:eastAsia="Roboto" w:hAnsi="Roboto" w:cs="Roboto"/>
+          <w:lang w:val="ru-RU"/>
+        </w:rPr>
+        <w:t>итоговая цена</w:t>
+      </w:r>
+    </w:p>
+    <w:p>
+      <w:pPr>
+        <w:pStyle w:val="ae"/>
+        <w:widowControl w:val="0"/>
+        <w:numPr>
+          <w:ilvl w:val="0"/>
+          <w:numId w:val="2"/>
+        </w:numPr>
+        <w:pBdr>
+          <w:top w:val="nil"/>
+          <w:left w:val="nil"/>
+          <w:bottom w:val="nil"/>
+          <w:right w:val="nil"/>
+          <w:between w:val="nil"/>
+        </w:pBdr>
+        <w:spacing w:line="240" w:lineRule="auto"/>
+        <w:rPr>
+          <w:rFonts w:ascii="Roboto" w:eastAsia="Roboto" w:hAnsi="Roboto" w:cs="Roboto"/>
+          <w:lang w:val="ru-RU"/>
+        </w:rPr>
+      </w:pPr>
+      <w:r>
+        <w:rPr>
+          <w:rFonts w:ascii="Roboto" w:eastAsia="Roboto" w:hAnsi="Roboto" w:cs="Roboto"/>
+          <w:b/>
+          <w:lang w:val="ru-RU"/>
+        </w:rPr>
+        <w:t xml:space="preserve">И </w:t>
+      </w:r>
+      <w:r>
+        <w:rPr>
+          <w:rFonts w:ascii="Roboto" w:eastAsia="Roboto" w:hAnsi="Roboto" w:cs="Roboto"/>
+          <w:lang w:val="ru-RU"/>
+        </w:rPr>
+        <w:t>выводит итоговую стоимость корзины</w:t>
+      </w:r>
+    </w:p>
+    <w:p>
+      <w:pPr>
+        <w:widowControl w:val="0"/>
+        <w:pBdr>
+          <w:top w:val="nil"/>
+          <w:left w:val="nil"/>
+          <w:bottom w:val="nil"/>
+          <w:right w:val="nil"/>
+          <w:between w:val="nil"/>
+        </w:pBdr>
+        <w:spacing w:line="240" w:lineRule="auto"/>
+        <w:rPr>
+          <w:rFonts w:ascii="Roboto" w:eastAsia="Roboto" w:hAnsi="Roboto" w:cs="Roboto"/>
+          <w:lang w:val="ru-RU"/>
+        </w:rPr>
+      </w:pPr>
+    </w:p>
+    <w:p>
+      <w:pPr>
+        <w:widowControl w:val="0"/>
+        <w:pBdr>
+          <w:top w:val="nil"/>
+          <w:left w:val="nil"/>
+          <w:bottom w:val="nil"/>
+          <w:right w:val="nil"/>
+          <w:between w:val="nil"/>
+        </w:pBdr>
+        <w:spacing w:line="240" w:lineRule="auto"/>
+        <w:rPr>
+          <w:rFonts w:ascii="Roboto" w:eastAsia="Roboto" w:hAnsi="Roboto" w:cs="Roboto"/>
+          <w:lang w:val="ru-RU"/>
+        </w:rPr>
+      </w:pPr>
+      <w:r>
+        <w:rPr>
+          <w:rFonts w:ascii="Roboto" w:eastAsia="Roboto" w:hAnsi="Roboto" w:cs="Roboto"/>
+          <w:lang w:val="ru-RU"/>
+        </w:rPr>
+        <w:t xml:space="preserve">Сценарий </w:t>
+      </w:r>
+      <w:r>
+        <w:rPr>
+          <w:rFonts w:ascii="Roboto" w:eastAsia="Roboto" w:hAnsi="Roboto" w:cs="Roboto"/>
+          <w:lang w:val="en-US"/>
+        </w:rPr>
+        <w:t>C</w:t>
+      </w:r>
+      <w:r>
+        <w:rPr>
+          <w:rFonts w:ascii="Roboto" w:eastAsia="Roboto" w:hAnsi="Roboto" w:cs="Roboto"/>
+          <w:lang w:val="ru-RU"/>
+        </w:rPr>
+        <w:t>-</w:t>
+      </w:r>
+      <w:r>
+        <w:rPr>
+          <w:rFonts w:ascii="Roboto" w:eastAsia="Roboto" w:hAnsi="Roboto" w:cs="Roboto"/>
+          <w:lang w:val="en-US"/>
+        </w:rPr>
+        <w:t>O</w:t>
+      </w:r>
+      <w:r>
+        <w:rPr>
+          <w:rFonts w:ascii="Roboto" w:eastAsia="Roboto" w:hAnsi="Roboto" w:cs="Roboto"/>
+          <w:lang w:val="ru-RU"/>
+        </w:rPr>
+        <w:t>-</w:t>
+      </w:r>
+      <w:r>
+        <w:rPr>
+          <w:rFonts w:ascii="Roboto" w:eastAsia="Roboto" w:hAnsi="Roboto" w:cs="Roboto"/>
+          <w:lang w:val="ru-RU"/>
+        </w:rPr>
+        <w:t>1</w:t>
+      </w:r>
+      <w:r>
+        <w:rPr>
+          <w:rFonts w:ascii="Roboto" w:eastAsia="Roboto" w:hAnsi="Roboto" w:cs="Roboto"/>
+          <w:lang w:val="ru-RU"/>
+        </w:rPr>
+        <w:t>5</w:t>
+      </w:r>
+      <w:r>
+        <w:rPr>
+          <w:rFonts w:ascii="Roboto" w:eastAsia="Roboto" w:hAnsi="Roboto" w:cs="Roboto"/>
+          <w:lang w:val="ru-RU"/>
+        </w:rPr>
+        <w:t>:</w:t>
+      </w:r>
+      <w:r>
+        <w:rPr>
+          <w:rFonts w:ascii="Roboto" w:eastAsia="Roboto" w:hAnsi="Roboto" w:cs="Roboto"/>
+          <w:lang w:val="ru-RU"/>
+        </w:rPr>
+        <w:t xml:space="preserve"> </w:t>
+      </w:r>
+      <w:r>
+        <w:rPr>
+          <w:rFonts w:ascii="Roboto" w:eastAsia="Roboto" w:hAnsi="Roboto" w:cs="Roboto"/>
+          <w:lang w:val="ru-RU"/>
+        </w:rPr>
+        <w:t>оформление</w:t>
+      </w:r>
+      <w:r>
+        <w:rPr>
+          <w:rFonts w:ascii="Roboto" w:eastAsia="Roboto" w:hAnsi="Roboto" w:cs="Roboto"/>
+          <w:lang w:val="ru-RU"/>
+        </w:rPr>
+        <w:t xml:space="preserve"> </w:t>
+      </w:r>
+      <w:r>
+        <w:rPr>
+          <w:rFonts w:ascii="Roboto" w:eastAsia="Roboto" w:hAnsi="Roboto" w:cs="Roboto"/>
+          <w:lang w:val="ru-RU"/>
+        </w:rPr>
+        <w:t>заказа с самовывозом</w:t>
+      </w:r>
+    </w:p>
+    <w:p>
+      <w:pPr>
+        <w:pStyle w:val="ae"/>
+        <w:widowControl w:val="0"/>
+        <w:numPr>
+          <w:ilvl w:val="0"/>
+          <w:numId w:val="2"/>
+        </w:numPr>
+        <w:pBdr>
+          <w:top w:val="nil"/>
+          <w:left w:val="nil"/>
+          <w:bottom w:val="nil"/>
+          <w:right w:val="nil"/>
+          <w:between w:val="nil"/>
+        </w:pBdr>
+        <w:spacing w:line="240" w:lineRule="auto"/>
+        <w:rPr>
+          <w:rFonts w:ascii="Roboto" w:eastAsia="Roboto" w:hAnsi="Roboto" w:cs="Roboto"/>
+          <w:lang w:val="ru-RU"/>
+        </w:rPr>
+      </w:pPr>
+      <w:r>
+        <w:rPr>
+          <w:rFonts w:ascii="Roboto" w:eastAsia="Roboto" w:hAnsi="Roboto" w:cs="Roboto"/>
+          <w:b/>
+          <w:lang w:val="ru-RU"/>
+        </w:rPr>
+        <w:t>Есть</w:t>
+      </w:r>
+      <w:r>
+        <w:rPr>
+          <w:rFonts w:ascii="Roboto" w:eastAsia="Roboto" w:hAnsi="Roboto" w:cs="Roboto"/>
+          <w:lang w:val="ru-RU"/>
+        </w:rPr>
+        <w:t xml:space="preserve"> прошедший авторизацию пользователь</w:t>
+      </w:r>
+    </w:p>
+    <w:p>
+      <w:pPr>
+        <w:pStyle w:val="ae"/>
+        <w:widowControl w:val="0"/>
+        <w:numPr>
+          <w:ilvl w:val="0"/>
+          <w:numId w:val="2"/>
+        </w:numPr>
+        <w:pBdr>
+          <w:top w:val="nil"/>
+          <w:left w:val="nil"/>
+          <w:bottom w:val="nil"/>
+          <w:right w:val="nil"/>
+          <w:between w:val="nil"/>
+        </w:pBdr>
+        <w:spacing w:line="240" w:lineRule="auto"/>
+        <w:rPr>
+          <w:rFonts w:ascii="Roboto" w:eastAsia="Roboto" w:hAnsi="Roboto" w:cs="Roboto"/>
+          <w:lang w:val="ru-RU"/>
+        </w:rPr>
+      </w:pPr>
+      <w:r>
+        <w:rPr>
+          <w:rFonts w:ascii="Roboto" w:eastAsia="Roboto" w:hAnsi="Roboto" w:cs="Roboto"/>
+          <w:b/>
+          <w:lang w:val="ru-RU"/>
+        </w:rPr>
+        <w:t xml:space="preserve">И </w:t>
+      </w:r>
+      <w:r>
+        <w:rPr>
+          <w:rFonts w:ascii="Roboto" w:eastAsia="Roboto" w:hAnsi="Roboto" w:cs="Roboto"/>
+          <w:lang w:val="ru-RU"/>
+        </w:rPr>
+        <w:t>он выбрал самовывоз</w:t>
+      </w:r>
+    </w:p>
+    <w:p>
+      <w:pPr>
+        <w:pStyle w:val="ae"/>
+        <w:widowControl w:val="0"/>
+        <w:numPr>
+          <w:ilvl w:val="0"/>
+          <w:numId w:val="2"/>
+        </w:numPr>
+        <w:pBdr>
+          <w:top w:val="nil"/>
+          <w:left w:val="nil"/>
+          <w:bottom w:val="nil"/>
+          <w:right w:val="nil"/>
+          <w:between w:val="nil"/>
+        </w:pBdr>
+        <w:spacing w:line="240" w:lineRule="auto"/>
+        <w:rPr>
+          <w:rFonts w:ascii="Roboto" w:eastAsia="Roboto" w:hAnsi="Roboto" w:cs="Roboto"/>
+          <w:lang w:val="ru-RU"/>
+        </w:rPr>
+      </w:pPr>
+      <w:r>
+        <w:rPr>
+          <w:rFonts w:ascii="Roboto" w:eastAsia="Roboto" w:hAnsi="Roboto" w:cs="Roboto"/>
+          <w:b/>
+          <w:lang w:val="ru-RU"/>
+        </w:rPr>
+        <w:t xml:space="preserve">Когда </w:t>
+      </w:r>
+      <w:r>
+        <w:rPr>
+          <w:rFonts w:ascii="Roboto" w:eastAsia="Roboto" w:hAnsi="Roboto" w:cs="Roboto"/>
+          <w:lang w:val="ru-RU"/>
+        </w:rPr>
+        <w:t>он нажимает кнопку «Оформить заказ»</w:t>
+      </w:r>
+    </w:p>
+    <w:p>
+      <w:pPr>
+        <w:pStyle w:val="ae"/>
+        <w:widowControl w:val="0"/>
+        <w:numPr>
+          <w:ilvl w:val="0"/>
+          <w:numId w:val="2"/>
+        </w:numPr>
+        <w:pBdr>
+          <w:top w:val="nil"/>
+          <w:left w:val="nil"/>
+          <w:bottom w:val="nil"/>
+          <w:right w:val="nil"/>
+          <w:between w:val="nil"/>
+        </w:pBdr>
+        <w:spacing w:line="240" w:lineRule="auto"/>
+        <w:rPr>
+          <w:rFonts w:ascii="Roboto" w:eastAsia="Roboto" w:hAnsi="Roboto" w:cs="Roboto"/>
+          <w:lang w:val="ru-RU"/>
+        </w:rPr>
+      </w:pPr>
+      <w:r>
+        <w:rPr>
+          <w:rFonts w:ascii="Roboto" w:eastAsia="Roboto" w:hAnsi="Roboto" w:cs="Roboto"/>
+          <w:b/>
+          <w:lang w:val="ru-RU"/>
+        </w:rPr>
+        <w:t xml:space="preserve">Тогда </w:t>
+      </w:r>
+      <w:r>
+        <w:rPr>
+          <w:rFonts w:ascii="Roboto" w:eastAsia="Roboto" w:hAnsi="Roboto" w:cs="Roboto"/>
+          <w:lang w:val="ru-RU"/>
+        </w:rPr>
+        <w:t>система</w:t>
+      </w:r>
+      <w:r>
+        <w:rPr>
+          <w:rFonts w:ascii="Roboto" w:eastAsia="Roboto" w:hAnsi="Roboto" w:cs="Roboto"/>
+          <w:b/>
+          <w:lang w:val="ru-RU"/>
+        </w:rPr>
+        <w:t xml:space="preserve"> </w:t>
+      </w:r>
+      <w:r>
+        <w:rPr>
+          <w:rFonts w:ascii="Roboto" w:eastAsia="Roboto" w:hAnsi="Roboto" w:cs="Roboto"/>
+          <w:lang w:val="ru-RU"/>
+        </w:rPr>
+        <w:t>сохраняет заказ</w:t>
+      </w:r>
+    </w:p>
+    <w:p>
+      <w:pPr>
+        <w:pStyle w:val="ae"/>
+        <w:widowControl w:val="0"/>
+        <w:numPr>
+          <w:ilvl w:val="0"/>
+          <w:numId w:val="2"/>
+        </w:numPr>
+        <w:pBdr>
+          <w:top w:val="nil"/>
+          <w:left w:val="nil"/>
+          <w:bottom w:val="nil"/>
+          <w:right w:val="nil"/>
+          <w:between w:val="nil"/>
+        </w:pBdr>
+        <w:spacing w:line="240" w:lineRule="auto"/>
+        <w:rPr>
+          <w:rFonts w:ascii="Roboto" w:eastAsia="Roboto" w:hAnsi="Roboto" w:cs="Roboto"/>
+          <w:lang w:val="ru-RU"/>
+        </w:rPr>
+      </w:pPr>
+      <w:r>
+        <w:rPr>
+          <w:rFonts w:ascii="Roboto" w:eastAsia="Roboto" w:hAnsi="Roboto" w:cs="Roboto"/>
+          <w:b/>
+          <w:lang w:val="ru-RU"/>
+        </w:rPr>
+        <w:t xml:space="preserve">И </w:t>
+      </w:r>
+      <w:r>
+        <w:rPr>
+          <w:rFonts w:ascii="Roboto" w:eastAsia="Roboto" w:hAnsi="Roboto" w:cs="Roboto"/>
+          <w:lang w:val="ru-RU"/>
+        </w:rPr>
+        <w:t>отправляет уведомление магазину</w:t>
+      </w:r>
+    </w:p>
+    <w:p>
+      <w:pPr>
+        <w:pStyle w:val="ae"/>
+        <w:widowControl w:val="0"/>
+        <w:numPr>
+          <w:ilvl w:val="0"/>
+          <w:numId w:val="2"/>
+        </w:numPr>
+        <w:pBdr>
+          <w:top w:val="nil"/>
+          <w:left w:val="nil"/>
+          <w:bottom w:val="nil"/>
+          <w:right w:val="nil"/>
+          <w:between w:val="nil"/>
+        </w:pBdr>
+        <w:spacing w:line="240" w:lineRule="auto"/>
+        <w:rPr>
+          <w:rFonts w:ascii="Roboto" w:eastAsia="Roboto" w:hAnsi="Roboto" w:cs="Roboto"/>
+          <w:lang w:val="ru-RU"/>
+        </w:rPr>
+      </w:pPr>
+      <w:r>
+        <w:rPr>
+          <w:rFonts w:ascii="Roboto" w:eastAsia="Roboto" w:hAnsi="Roboto" w:cs="Roboto"/>
+          <w:b/>
+          <w:lang w:val="ru-RU"/>
+        </w:rPr>
+        <w:t>И</w:t>
+      </w:r>
+      <w:r>
+        <w:rPr>
+          <w:rFonts w:ascii="Roboto" w:eastAsia="Roboto" w:hAnsi="Roboto" w:cs="Roboto"/>
+          <w:lang w:val="ru-RU"/>
+        </w:rPr>
+        <w:t xml:space="preserve"> очищает корзину</w:t>
+      </w:r>
+    </w:p>
+    <w:p>
+      <w:pPr>
+        <w:widowControl w:val="0"/>
+        <w:pBdr>
+          <w:top w:val="nil"/>
+          <w:left w:val="nil"/>
+          <w:bottom w:val="nil"/>
+          <w:right w:val="nil"/>
+          <w:between w:val="nil"/>
+        </w:pBdr>
+        <w:spacing w:line="240" w:lineRule="auto"/>
+        <w:rPr>
+          <w:rFonts w:ascii="Roboto" w:eastAsia="Roboto" w:hAnsi="Roboto" w:cs="Roboto"/>
+          <w:lang w:val="ru-RU"/>
+        </w:rPr>
+      </w:pPr>
+    </w:p>
+    <w:p>
+      <w:pPr>
+        <w:widowControl w:val="0"/>
+        <w:pBdr>
+          <w:top w:val="nil"/>
+          <w:left w:val="nil"/>
+          <w:bottom w:val="nil"/>
+          <w:right w:val="nil"/>
+          <w:between w:val="nil"/>
+        </w:pBdr>
+        <w:spacing w:line="240" w:lineRule="auto"/>
+        <w:rPr>
+          <w:rFonts w:ascii="Roboto" w:eastAsia="Roboto" w:hAnsi="Roboto" w:cs="Roboto"/>
+          <w:lang w:val="ru-RU"/>
+        </w:rPr>
+      </w:pPr>
+      <w:r>
+        <w:rPr>
+          <w:rFonts w:ascii="Roboto" w:eastAsia="Roboto" w:hAnsi="Roboto" w:cs="Roboto"/>
+          <w:lang w:val="ru-RU"/>
+        </w:rPr>
+        <w:t xml:space="preserve">Сценарий </w:t>
+      </w:r>
+      <w:r>
+        <w:rPr>
+          <w:rFonts w:ascii="Roboto" w:eastAsia="Roboto" w:hAnsi="Roboto" w:cs="Roboto"/>
+          <w:lang w:val="en-US"/>
+        </w:rPr>
+        <w:t>C</w:t>
+      </w:r>
+      <w:r>
+        <w:rPr>
+          <w:rFonts w:ascii="Roboto" w:eastAsia="Roboto" w:hAnsi="Roboto" w:cs="Roboto"/>
+          <w:lang w:val="ru-RU"/>
+        </w:rPr>
+        <w:t>-</w:t>
+      </w:r>
+      <w:r>
+        <w:rPr>
+          <w:rFonts w:ascii="Roboto" w:eastAsia="Roboto" w:hAnsi="Roboto" w:cs="Roboto"/>
+          <w:lang w:val="en-US"/>
+        </w:rPr>
+        <w:t>O</w:t>
+      </w:r>
+      <w:r>
+        <w:rPr>
+          <w:rFonts w:ascii="Roboto" w:eastAsia="Roboto" w:hAnsi="Roboto" w:cs="Roboto"/>
+          <w:lang w:val="ru-RU"/>
+        </w:rPr>
+        <w:t>-</w:t>
+      </w:r>
+      <w:r>
+        <w:rPr>
+          <w:rFonts w:ascii="Roboto" w:eastAsia="Roboto" w:hAnsi="Roboto" w:cs="Roboto"/>
+          <w:lang w:val="ru-RU"/>
+        </w:rPr>
+        <w:t>1</w:t>
+      </w:r>
+      <w:r>
+        <w:rPr>
+          <w:rFonts w:ascii="Roboto" w:eastAsia="Roboto" w:hAnsi="Roboto" w:cs="Roboto"/>
+          <w:lang w:val="ru-RU"/>
+        </w:rPr>
+        <w:t>5</w:t>
+      </w:r>
+      <w:r>
+        <w:rPr>
+          <w:rFonts w:ascii="Roboto" w:eastAsia="Roboto" w:hAnsi="Roboto" w:cs="Roboto"/>
+          <w:lang w:val="ru-RU"/>
+        </w:rPr>
+        <w:t>:</w:t>
+      </w:r>
+      <w:r>
+        <w:rPr>
+          <w:rFonts w:ascii="Roboto" w:eastAsia="Roboto" w:hAnsi="Roboto" w:cs="Roboto"/>
+          <w:lang w:val="ru-RU"/>
+        </w:rPr>
+        <w:t xml:space="preserve"> оформление заказа с </w:t>
+      </w:r>
+      <w:r>
+        <w:rPr>
+          <w:rFonts w:ascii="Roboto" w:eastAsia="Roboto" w:hAnsi="Roboto" w:cs="Roboto"/>
+          <w:lang w:val="ru-RU"/>
+        </w:rPr>
+        <w:t>доставкой</w:t>
+      </w:r>
+    </w:p>
+    <w:p>
+      <w:pPr>
+        <w:pStyle w:val="ae"/>
+        <w:widowControl w:val="0"/>
+        <w:numPr>
+          <w:ilvl w:val="0"/>
+          <w:numId w:val="2"/>
+        </w:numPr>
+        <w:pBdr>
+          <w:top w:val="nil"/>
+          <w:left w:val="nil"/>
+          <w:bottom w:val="nil"/>
+          <w:right w:val="nil"/>
+          <w:between w:val="nil"/>
+        </w:pBdr>
+        <w:spacing w:line="240" w:lineRule="auto"/>
+        <w:rPr>
+          <w:rFonts w:ascii="Roboto" w:eastAsia="Roboto" w:hAnsi="Roboto" w:cs="Roboto"/>
+          <w:lang w:val="ru-RU"/>
+        </w:rPr>
+      </w:pPr>
+      <w:r>
+        <w:rPr>
+          <w:rFonts w:ascii="Roboto" w:eastAsia="Roboto" w:hAnsi="Roboto" w:cs="Roboto"/>
+          <w:b/>
+          <w:lang w:val="ru-RU"/>
+        </w:rPr>
+        <w:t>Есть</w:t>
+      </w:r>
+      <w:r>
+        <w:rPr>
+          <w:rFonts w:ascii="Roboto" w:eastAsia="Roboto" w:hAnsi="Roboto" w:cs="Roboto"/>
+          <w:lang w:val="ru-RU"/>
+        </w:rPr>
+        <w:t xml:space="preserve"> прошедший авторизацию пользователь</w:t>
+      </w:r>
+    </w:p>
+    <w:p>
+      <w:pPr>
+        <w:pStyle w:val="ae"/>
+        <w:widowControl w:val="0"/>
+        <w:numPr>
+          <w:ilvl w:val="0"/>
+          <w:numId w:val="2"/>
+        </w:numPr>
+        <w:pBdr>
+          <w:top w:val="nil"/>
+          <w:left w:val="nil"/>
+          <w:bottom w:val="nil"/>
+          <w:right w:val="nil"/>
+          <w:between w:val="nil"/>
+        </w:pBdr>
+        <w:spacing w:line="240" w:lineRule="auto"/>
+        <w:rPr>
+          <w:rFonts w:ascii="Roboto" w:eastAsia="Roboto" w:hAnsi="Roboto" w:cs="Roboto"/>
+          <w:lang w:val="ru-RU"/>
+        </w:rPr>
+      </w:pPr>
+      <w:r>
+        <w:rPr>
+          <w:rFonts w:ascii="Roboto" w:eastAsia="Roboto" w:hAnsi="Roboto" w:cs="Roboto"/>
+          <w:b/>
+          <w:lang w:val="ru-RU"/>
+        </w:rPr>
+        <w:t xml:space="preserve">И </w:t>
+      </w:r>
+      <w:r>
+        <w:rPr>
+          <w:rFonts w:ascii="Roboto" w:eastAsia="Roboto" w:hAnsi="Roboto" w:cs="Roboto"/>
+          <w:lang w:val="ru-RU"/>
+        </w:rPr>
+        <w:t xml:space="preserve">он выбрал </w:t>
+      </w:r>
+      <w:r>
+        <w:rPr>
+          <w:rFonts w:ascii="Roboto" w:eastAsia="Roboto" w:hAnsi="Roboto" w:cs="Roboto"/>
+          <w:lang w:val="ru-RU"/>
+        </w:rPr>
+        <w:t>доставкой</w:t>
+      </w:r>
+    </w:p>
+    <w:p>
+      <w:pPr>
+        <w:pStyle w:val="ae"/>
+        <w:widowControl w:val="0"/>
+        <w:numPr>
+          <w:ilvl w:val="0"/>
+          <w:numId w:val="2"/>
+        </w:numPr>
+        <w:pBdr>
+          <w:top w:val="nil"/>
+          <w:left w:val="nil"/>
+          <w:bottom w:val="nil"/>
+          <w:right w:val="nil"/>
+          <w:between w:val="nil"/>
+        </w:pBdr>
+        <w:spacing w:line="240" w:lineRule="auto"/>
+        <w:rPr>
+          <w:rFonts w:ascii="Roboto" w:eastAsia="Roboto" w:hAnsi="Roboto" w:cs="Roboto"/>
+          <w:lang w:val="ru-RU"/>
+        </w:rPr>
+      </w:pPr>
+      <w:r>
+        <w:rPr>
+          <w:rFonts w:ascii="Roboto" w:eastAsia="Roboto" w:hAnsi="Roboto" w:cs="Roboto"/>
+          <w:b/>
+          <w:lang w:val="ru-RU"/>
+        </w:rPr>
+        <w:t xml:space="preserve">Когда </w:t>
+      </w:r>
+      <w:r>
+        <w:rPr>
+          <w:rFonts w:ascii="Roboto" w:eastAsia="Roboto" w:hAnsi="Roboto" w:cs="Roboto"/>
+          <w:lang w:val="ru-RU"/>
+        </w:rPr>
+        <w:t>он нажимает кнопку «Оформить заказ»</w:t>
+      </w:r>
+    </w:p>
+    <w:p>
+      <w:pPr>
+        <w:pStyle w:val="ae"/>
+        <w:widowControl w:val="0"/>
+        <w:numPr>
+          <w:ilvl w:val="0"/>
+          <w:numId w:val="2"/>
+        </w:numPr>
+        <w:pBdr>
+          <w:top w:val="nil"/>
+          <w:left w:val="nil"/>
+          <w:bottom w:val="nil"/>
+          <w:right w:val="nil"/>
+          <w:between w:val="nil"/>
+        </w:pBdr>
+        <w:spacing w:line="240" w:lineRule="auto"/>
+        <w:rPr>
+          <w:rFonts w:ascii="Roboto" w:eastAsia="Roboto" w:hAnsi="Roboto" w:cs="Roboto"/>
+          <w:lang w:val="ru-RU"/>
+        </w:rPr>
+      </w:pPr>
+      <w:r>
+        <w:rPr>
+          <w:rFonts w:ascii="Roboto" w:eastAsia="Roboto" w:hAnsi="Roboto" w:cs="Roboto"/>
+          <w:b/>
+          <w:lang w:val="ru-RU"/>
+        </w:rPr>
+        <w:t xml:space="preserve">Тогда </w:t>
+      </w:r>
+      <w:r>
+        <w:rPr>
+          <w:rFonts w:ascii="Roboto" w:eastAsia="Roboto" w:hAnsi="Roboto" w:cs="Roboto"/>
+          <w:lang w:val="ru-RU"/>
+        </w:rPr>
+        <w:t>система</w:t>
+      </w:r>
+      <w:r>
+        <w:rPr>
+          <w:rFonts w:ascii="Roboto" w:eastAsia="Roboto" w:hAnsi="Roboto" w:cs="Roboto"/>
+          <w:b/>
+          <w:lang w:val="ru-RU"/>
+        </w:rPr>
+        <w:t xml:space="preserve"> </w:t>
+      </w:r>
+      <w:r>
+        <w:rPr>
+          <w:rFonts w:ascii="Roboto" w:eastAsia="Roboto" w:hAnsi="Roboto" w:cs="Roboto"/>
+          <w:lang w:val="ru-RU"/>
+        </w:rPr>
+        <w:t>запрашивает адрес доставки</w:t>
+      </w:r>
+    </w:p>
+    <w:p>
+      <w:pPr>
+        <w:pStyle w:val="ae"/>
+        <w:widowControl w:val="0"/>
+        <w:numPr>
+          <w:ilvl w:val="0"/>
+          <w:numId w:val="2"/>
+        </w:numPr>
+        <w:pBdr>
+          <w:top w:val="nil"/>
+          <w:left w:val="nil"/>
+          <w:bottom w:val="nil"/>
+          <w:right w:val="nil"/>
+          <w:between w:val="nil"/>
+        </w:pBdr>
+        <w:spacing w:line="240" w:lineRule="auto"/>
+        <w:rPr>
+          <w:rFonts w:ascii="Roboto" w:eastAsia="Roboto" w:hAnsi="Roboto" w:cs="Roboto"/>
+          <w:lang w:val="ru-RU"/>
+        </w:rPr>
+      </w:pPr>
+      <w:r>
+        <w:rPr>
+          <w:rFonts w:ascii="Roboto" w:eastAsia="Roboto" w:hAnsi="Roboto" w:cs="Roboto"/>
+          <w:b/>
+          <w:lang w:val="ru-RU"/>
+        </w:rPr>
+        <w:t xml:space="preserve">Когда </w:t>
+      </w:r>
+      <w:r>
+        <w:rPr>
+          <w:rFonts w:ascii="Roboto" w:eastAsia="Roboto" w:hAnsi="Roboto" w:cs="Roboto"/>
+          <w:lang w:val="ru-RU"/>
+        </w:rPr>
+        <w:t>пользователь указывает адрес (из профиля или вводит новый)</w:t>
+      </w:r>
+    </w:p>
+    <w:p>
+      <w:pPr>
+        <w:pStyle w:val="ae"/>
+        <w:widowControl w:val="0"/>
+        <w:numPr>
+          <w:ilvl w:val="0"/>
+          <w:numId w:val="2"/>
+        </w:numPr>
+        <w:pBdr>
+          <w:top w:val="nil"/>
+          <w:left w:val="nil"/>
+          <w:bottom w:val="nil"/>
+          <w:right w:val="nil"/>
+          <w:between w:val="nil"/>
+        </w:pBdr>
+        <w:spacing w:line="240" w:lineRule="auto"/>
+        <w:rPr>
+          <w:rFonts w:ascii="Roboto" w:eastAsia="Roboto" w:hAnsi="Roboto" w:cs="Roboto"/>
+          <w:lang w:val="ru-RU"/>
+        </w:rPr>
+      </w:pPr>
+      <w:r>
+        <w:rPr>
+          <w:rFonts w:ascii="Roboto" w:eastAsia="Roboto" w:hAnsi="Roboto" w:cs="Roboto"/>
+          <w:b/>
+          <w:lang w:val="ru-RU"/>
+        </w:rPr>
+        <w:t xml:space="preserve">Тогда </w:t>
+      </w:r>
+      <w:r>
+        <w:rPr>
+          <w:rFonts w:ascii="Roboto" w:eastAsia="Roboto" w:hAnsi="Roboto" w:cs="Roboto"/>
+          <w:lang w:val="ru-RU"/>
+        </w:rPr>
+        <w:t>инициирует оплату</w:t>
+      </w:r>
+      <w:r>
+        <w:rPr>
+          <w:rFonts w:ascii="Roboto" w:eastAsia="Roboto" w:hAnsi="Roboto" w:cs="Roboto"/>
+          <w:lang w:val="ru-RU"/>
+        </w:rPr>
+        <w:t xml:space="preserve"> (внешний сервис)</w:t>
+      </w:r>
+      <w:bookmarkStart w:id="0" w:name="_GoBack"/>
+      <w:bookmarkEnd w:id="0"/>
+    </w:p>
+    <w:p>
+      <w:pPr>
+        <w:pStyle w:val="ae"/>
+        <w:widowControl w:val="0"/>
+        <w:numPr>
+          <w:ilvl w:val="0"/>
+          <w:numId w:val="2"/>
+        </w:numPr>
+        <w:pBdr>
+          <w:top w:val="nil"/>
+          <w:left w:val="nil"/>
+          <w:bottom w:val="nil"/>
+          <w:right w:val="nil"/>
+          <w:between w:val="nil"/>
+        </w:pBdr>
+        <w:spacing w:line="240" w:lineRule="auto"/>
+        <w:rPr>
+          <w:rFonts w:ascii="Roboto" w:eastAsia="Roboto" w:hAnsi="Roboto" w:cs="Roboto"/>
+          <w:lang w:val="ru-RU"/>
+        </w:rPr>
+      </w:pPr>
+      <w:r>
+        <w:rPr>
+          <w:rFonts w:ascii="Roboto" w:eastAsia="Roboto" w:hAnsi="Roboto" w:cs="Roboto"/>
+          <w:b/>
+          <w:lang w:val="ru-RU"/>
+        </w:rPr>
+        <w:t xml:space="preserve">Когда </w:t>
+      </w:r>
+      <w:r>
+        <w:rPr>
+          <w:rFonts w:ascii="Roboto" w:eastAsia="Roboto" w:hAnsi="Roboto" w:cs="Roboto"/>
+          <w:lang w:val="ru-RU"/>
+        </w:rPr>
+        <w:t>пользователь проведет оплату</w:t>
+      </w:r>
+    </w:p>
+    <w:p>
+      <w:pPr>
+        <w:pStyle w:val="ae"/>
+        <w:widowControl w:val="0"/>
+        <w:numPr>
+          <w:ilvl w:val="0"/>
+          <w:numId w:val="2"/>
+        </w:numPr>
+        <w:pBdr>
+          <w:top w:val="nil"/>
+          <w:left w:val="nil"/>
+          <w:bottom w:val="nil"/>
+          <w:right w:val="nil"/>
+          <w:between w:val="nil"/>
+        </w:pBdr>
+        <w:spacing w:line="240" w:lineRule="auto"/>
+        <w:rPr>
+          <w:rFonts w:ascii="Roboto" w:eastAsia="Roboto" w:hAnsi="Roboto" w:cs="Roboto"/>
+          <w:lang w:val="ru-RU"/>
+        </w:rPr>
+      </w:pPr>
+      <w:r>
+        <w:rPr>
+          <w:rFonts w:ascii="Roboto" w:eastAsia="Roboto" w:hAnsi="Roboto" w:cs="Roboto"/>
+          <w:b/>
+          <w:lang w:val="ru-RU"/>
+        </w:rPr>
+        <w:t xml:space="preserve">Тогда </w:t>
+      </w:r>
+      <w:r>
+        <w:rPr>
+          <w:rFonts w:ascii="Roboto" w:eastAsia="Roboto" w:hAnsi="Roboto" w:cs="Roboto"/>
+          <w:lang w:val="ru-RU"/>
+        </w:rPr>
+        <w:t>система</w:t>
+      </w:r>
+      <w:r>
+        <w:rPr>
+          <w:rFonts w:ascii="Roboto" w:eastAsia="Roboto" w:hAnsi="Roboto" w:cs="Roboto"/>
+          <w:b/>
+          <w:lang w:val="ru-RU"/>
+        </w:rPr>
+        <w:t xml:space="preserve"> </w:t>
+      </w:r>
+      <w:r>
+        <w:rPr>
+          <w:rFonts w:ascii="Roboto" w:eastAsia="Roboto" w:hAnsi="Roboto" w:cs="Roboto"/>
+          <w:lang w:val="ru-RU"/>
+        </w:rPr>
+        <w:t>сохраняет заказ</w:t>
+      </w:r>
+    </w:p>
+    <w:p>
+      <w:pPr>
+        <w:pStyle w:val="ae"/>
+        <w:widowControl w:val="0"/>
+        <w:numPr>
+          <w:ilvl w:val="0"/>
+          <w:numId w:val="2"/>
+        </w:numPr>
+        <w:pBdr>
+          <w:top w:val="nil"/>
+          <w:left w:val="nil"/>
+          <w:bottom w:val="nil"/>
+          <w:right w:val="nil"/>
+          <w:between w:val="nil"/>
+        </w:pBdr>
+        <w:spacing w:line="240" w:lineRule="auto"/>
+        <w:rPr>
+          <w:rFonts w:ascii="Roboto" w:eastAsia="Roboto" w:hAnsi="Roboto" w:cs="Roboto"/>
+          <w:lang w:val="ru-RU"/>
+        </w:rPr>
+      </w:pPr>
+      <w:r>
+        <w:rPr>
+          <w:rFonts w:ascii="Roboto" w:eastAsia="Roboto" w:hAnsi="Roboto" w:cs="Roboto"/>
+          <w:b/>
+          <w:lang w:val="ru-RU"/>
+        </w:rPr>
+        <w:t xml:space="preserve">И </w:t>
+      </w:r>
+      <w:r>
+        <w:rPr>
+          <w:rFonts w:ascii="Roboto" w:eastAsia="Roboto" w:hAnsi="Roboto" w:cs="Roboto"/>
+          <w:lang w:val="ru-RU"/>
+        </w:rPr>
+        <w:t>отправляет уведомление магазину</w:t>
+      </w:r>
+    </w:p>
+    <w:p>
+      <w:pPr>
+        <w:pStyle w:val="ae"/>
+        <w:widowControl w:val="0"/>
+        <w:numPr>
+          <w:ilvl w:val="0"/>
+          <w:numId w:val="2"/>
+        </w:numPr>
+        <w:pBdr>
+          <w:top w:val="nil"/>
+          <w:left w:val="nil"/>
+          <w:bottom w:val="nil"/>
+          <w:right w:val="nil"/>
+          <w:between w:val="nil"/>
+        </w:pBdr>
+        <w:spacing w:line="240" w:lineRule="auto"/>
+        <w:rPr>
+          <w:rFonts w:ascii="Roboto" w:eastAsia="Roboto" w:hAnsi="Roboto" w:cs="Roboto"/>
+          <w:lang w:val="ru-RU"/>
+        </w:rPr>
+      </w:pPr>
+      <w:r>
+        <w:rPr>
+          <w:rFonts w:ascii="Roboto" w:eastAsia="Roboto" w:hAnsi="Roboto" w:cs="Roboto"/>
+          <w:b/>
+          <w:lang w:val="ru-RU"/>
+        </w:rPr>
+        <w:t>И</w:t>
+      </w:r>
+      <w:r>
+        <w:rPr>
+          <w:rFonts w:ascii="Roboto" w:eastAsia="Roboto" w:hAnsi="Roboto" w:cs="Roboto"/>
+          <w:lang w:val="ru-RU"/>
+        </w:rPr>
+        <w:t xml:space="preserve"> очищает корзину</w:t>
+      </w:r>
+      <w:r>
+        <w:rPr>
+          <w:rFonts w:ascii="Roboto" w:eastAsia="Roboto" w:hAnsi="Roboto" w:cs="Roboto"/>
+          <w:b/>
+          <w:sz w:val="30"/>
+          <w:szCs w:val="30"/>
+          <w:lang w:val="ru-RU"/>
+        </w:rPr>
+        <w:br w:type="page"/>
+      </w:r>
+    </w:p>
+    <w:p>
+      <w:pPr>
+        <w:rPr>
+          <w:rFonts w:ascii="Roboto" w:eastAsia="Roboto" w:hAnsi="Roboto" w:cs="Roboto"/>
+          <w:b/>
+          <w:sz w:val="30"/>
+          <w:szCs w:val="30"/>
+          <w:lang w:val="en-US"/>
+        </w:rPr>
+      </w:pPr>
+      <w:r>
+        <w:rPr>
+          <w:rFonts w:ascii="Roboto" w:eastAsia="Roboto" w:hAnsi="Roboto" w:cs="Roboto"/>
+          <w:b/>
+          <w:sz w:val="30"/>
+          <w:szCs w:val="30"/>
+          <w:lang w:val="ru-RU"/>
+        </w:rPr>
+        <w:lastRenderedPageBreak/>
+        <w:t>Описание</w:t>
+      </w:r>
+      <w:r>
+        <w:rPr>
+          <w:rFonts w:ascii="Roboto" w:eastAsia="Roboto" w:hAnsi="Roboto" w:cs="Roboto"/>
+          <w:b/>
+          <w:sz w:val="30"/>
+          <w:szCs w:val="30"/>
+          <w:lang w:val="en-US"/>
+        </w:rPr>
+        <w:t xml:space="preserve"> </w:t>
+      </w:r>
+      <w:r>
+        <w:rPr>
+          <w:rFonts w:ascii="Roboto" w:eastAsia="Roboto" w:hAnsi="Roboto" w:cs="Roboto"/>
+          <w:b/>
+          <w:sz w:val="30"/>
+          <w:szCs w:val="30"/>
+          <w:lang w:val="ru-RU"/>
+        </w:rPr>
+        <w:t>сервисов</w:t>
       </w:r>
     </w:p>
     <w:p>
@@ -713,7 +7653,7 @@
           <w:b/>
           <w:sz w:val="30"/>
           <w:szCs w:val="30"/>
-          <w:lang w:val="ru-RU"/>
+          <w:lang w:val="en-US"/>
         </w:rPr>
       </w:pPr>
       <w:proofErr w:type="spellStart"/>
@@ -743,7 +7683,7 @@
       <w:pPr>
         <w:rPr>
           <w:rFonts w:ascii="Roboto" w:eastAsia="Roboto" w:hAnsi="Roboto" w:cs="Roboto"/>
-          <w:lang w:val="ru-RU"/>
+          <w:lang w:val="en-US"/>
         </w:rPr>
       </w:pPr>
     </w:p>
@@ -868,7 +7808,7 @@
               <w:rPr>
                 <w:rFonts w:ascii="Roboto" w:eastAsia="Roboto" w:hAnsi="Roboto" w:cs="Roboto"/>
                 <w:b/>
-                <w:lang w:val="ru-RU"/>
+                <w:lang w:val="en-US"/>
               </w:rPr>
             </w:pPr>
             <w:r>
@@ -894,7 +7834,7 @@
               <w:rPr>
                 <w:rFonts w:ascii="Roboto" w:eastAsia="Roboto" w:hAnsi="Roboto" w:cs="Roboto"/>
                 <w:b/>
-                <w:lang w:val="ru-RU"/>
+                <w:lang w:val="en-US"/>
               </w:rPr>
             </w:pPr>
           </w:p>
@@ -913,7 +7853,7 @@
               <w:ind w:left="33"/>
               <w:rPr>
                 <w:rFonts w:ascii="Roboto" w:eastAsia="Roboto" w:hAnsi="Roboto" w:cs="Roboto"/>
-                <w:lang w:val="ru-RU"/>
+                <w:lang w:val="en-US"/>
               </w:rPr>
             </w:pPr>
             <w:r>
@@ -1007,7 +7947,21 @@
                 <w:rFonts w:ascii="Roboto" w:eastAsia="Roboto" w:hAnsi="Roboto" w:cs="Roboto"/>
                 <w:lang w:val="ru-RU"/>
               </w:rPr>
-              <w:t xml:space="preserve"> для подтверждения почты\телефона</w:t>
+              <w:t xml:space="preserve"> </w:t>
+            </w:r>
+            <w:r>
+              <w:rPr>
+                <w:rFonts w:ascii="Roboto" w:eastAsia="Roboto" w:hAnsi="Roboto" w:cs="Roboto"/>
+                <w:lang w:val="ru-RU"/>
+              </w:rPr>
+              <w:t xml:space="preserve">с кодом </w:t>
+            </w:r>
+            <w:r>
+              <w:rPr>
+                <w:rFonts w:ascii="Roboto" w:eastAsia="Roboto" w:hAnsi="Roboto" w:cs="Roboto"/>
+                <w:lang w:val="ru-RU"/>
+              </w:rPr>
+              <w:t>для подтверждения почты\телефона</w:t>
             </w:r>
           </w:p>
           <w:p>
@@ -1762,7 +8716,6 @@
                 <w:rFonts w:ascii="Roboto" w:eastAsia="Roboto" w:hAnsi="Roboto" w:cs="Roboto"/>
                 <w:lang w:val="en-US"/>
               </w:rPr>
-              <w:lastRenderedPageBreak/>
               <w:t>API Gateway)</w:t>
             </w:r>
           </w:p>
@@ -2156,7 +9109,6 @@
                 <w:rFonts w:ascii="Roboto" w:eastAsia="Roboto" w:hAnsi="Roboto" w:cs="Roboto"/>
                 <w:b/>
               </w:rPr>
-              <w:lastRenderedPageBreak/>
               <w:t>Event</w:t>
             </w:r>
             <w:proofErr w:type="spellEnd"/>
@@ -2872,6 +9824,7 @@
                 <w:b/>
                 <w:lang w:val="en-US"/>
               </w:rPr>
+              <w:lastRenderedPageBreak/>
               <w:t>POST</w:t>
             </w:r>
             <w:r>
@@ -4743,6 +11696,23 @@
     </w:p>
     <w:p>
       <w:pPr>
+        <w:rPr>
+          <w:rFonts w:ascii="Roboto" w:eastAsia="Roboto" w:hAnsi="Roboto" w:cs="Roboto"/>
+          <w:b/>
+          <w:lang w:val="ru-RU"/>
+        </w:rPr>
+      </w:pPr>
+      <w:r>
+        <w:rPr>
+          <w:rFonts w:ascii="Roboto" w:eastAsia="Roboto" w:hAnsi="Roboto" w:cs="Roboto"/>
+          <w:b/>
+          <w:lang w:val="ru-RU"/>
+        </w:rPr>
+        <w:br w:type="page"/>
+      </w:r>
+    </w:p>
+    <w:p>
+      <w:pPr>
         <w:pStyle w:val="ae"/>
         <w:numPr>
           <w:ilvl w:val="0"/>
@@ -4764,6 +11734,7 @@
           <w:szCs w:val="30"/>
           <w:lang w:val="en-US"/>
         </w:rPr>
+        <w:lastRenderedPageBreak/>
         <w:t>Order</w:t>
       </w:r>
     </w:p>
@@ -6420,15 +13391,65 @@
                 <w:rFonts w:ascii="Roboto" w:eastAsia="Roboto" w:hAnsi="Roboto" w:cs="Roboto"/>
                 <w:lang w:val="en-US"/>
               </w:rPr>
-              <w:t xml:space="preserve"> (Delivery Service, </w:t>
-            </w:r>
-            <w:r>
-              <w:rPr>
-                <w:rFonts w:ascii="Roboto" w:eastAsia="Roboto" w:hAnsi="Roboto" w:cs="Roboto"/>
-                <w:lang w:val="en-US"/>
-              </w:rPr>
-              <w:lastRenderedPageBreak/>
-              <w:t>Payment Service)</w:t>
+              <w:t xml:space="preserve"> (Delivery Service, Payment Service)</w:t>
+            </w:r>
+          </w:p>
+          <w:p>
+            <w:pPr>
+              <w:pStyle w:val="ae"/>
+              <w:widowControl w:val="0"/>
+              <w:numPr>
+                <w:ilvl w:val="0"/>
+                <w:numId w:val="2"/>
+              </w:numPr>
+              <w:pBdr>
+                <w:top w:val="nil"/>
+                <w:left w:val="nil"/>
+                <w:bottom w:val="nil"/>
+                <w:right w:val="nil"/>
+                <w:between w:val="nil"/>
+              </w:pBdr>
+              <w:spacing w:line="240" w:lineRule="auto"/>
+              <w:ind w:left="22" w:firstLine="11"/>
+              <w:rPr>
+                <w:rFonts w:ascii="Roboto" w:eastAsia="Roboto" w:hAnsi="Roboto" w:cs="Roboto"/>
+                <w:lang w:val="ru-RU"/>
+              </w:rPr>
+            </w:pPr>
+            <w:r>
+              <w:rPr>
+                <w:rFonts w:ascii="Roboto" w:eastAsia="Roboto" w:hAnsi="Roboto" w:cs="Roboto"/>
+                <w:lang w:val="ru-RU"/>
+              </w:rPr>
+              <w:t>Статус заказа изменился (</w:t>
+            </w:r>
+            <w:r>
+              <w:rPr>
+                <w:rFonts w:ascii="Roboto" w:eastAsia="Roboto" w:hAnsi="Roboto" w:cs="Roboto"/>
+                <w:lang w:val="en-US"/>
+              </w:rPr>
+              <w:t>Customer</w:t>
+            </w:r>
+            <w:r>
+              <w:rPr>
+                <w:rFonts w:ascii="Roboto" w:eastAsia="Roboto" w:hAnsi="Roboto" w:cs="Roboto"/>
+                <w:lang w:val="ru-RU"/>
+              </w:rPr>
+              <w:t xml:space="preserve"> </w:t>
+            </w:r>
+            <w:r>
+              <w:rPr>
+                <w:rFonts w:ascii="Roboto" w:eastAsia="Roboto" w:hAnsi="Roboto" w:cs="Roboto"/>
+                <w:lang w:val="en-US"/>
+              </w:rPr>
+              <w:t>Service</w:t>
+            </w:r>
+            <w:r>
+              <w:rPr>
+                <w:rFonts w:ascii="Roboto" w:eastAsia="Roboto" w:hAnsi="Roboto" w:cs="Roboto"/>
+                <w:lang w:val="ru-RU"/>
+              </w:rPr>
+              <w:t>)</w:t>
             </w:r>
           </w:p>
         </w:tc>
@@ -6438,7 +13459,7 @@
       <w:pPr>
         <w:rPr>
           <w:rFonts w:ascii="Roboto" w:eastAsia="Roboto" w:hAnsi="Roboto" w:cs="Roboto"/>
-          <w:lang w:val="en-US"/>
+          <w:lang w:val="ru-RU"/>
         </w:rPr>
       </w:pPr>
     </w:p>
@@ -7151,6 +14172,7 @@
                 <w:b/>
                 <w:lang w:val="en-US"/>
               </w:rPr>
+              <w:lastRenderedPageBreak/>
               <w:t>PUT /orders/{id}/status</w:t>
             </w:r>
           </w:p>
@@ -7836,6 +14858,21 @@
     </w:p>
     <w:p>
       <w:pPr>
+        <w:rPr>
+          <w:rFonts w:ascii="Roboto" w:eastAsia="Roboto" w:hAnsi="Roboto" w:cs="Roboto"/>
+          <w:lang w:val="en-US"/>
+        </w:rPr>
+      </w:pPr>
+      <w:r>
+        <w:rPr>
+          <w:rFonts w:ascii="Roboto" w:eastAsia="Roboto" w:hAnsi="Roboto" w:cs="Roboto"/>
+          <w:lang w:val="en-US"/>
+        </w:rPr>
+        <w:br w:type="page"/>
+      </w:r>
+    </w:p>
+    <w:p>
+      <w:pPr>
         <w:pStyle w:val="ae"/>
         <w:numPr>
           <w:ilvl w:val="0"/>
@@ -7857,6 +14894,7 @@
           <w:szCs w:val="30"/>
           <w:lang w:val="en-US"/>
         </w:rPr>
+        <w:lastRenderedPageBreak/>
         <w:t>Delivery</w:t>
       </w:r>
     </w:p>
@@ -7929,7 +14967,6 @@
                 <w:b/>
                 <w:lang w:val="en-US"/>
               </w:rPr>
-              <w:lastRenderedPageBreak/>
               <w:t>Service Name</w:t>
             </w:r>
             <w:r>
@@ -9213,6 +16250,21 @@
     </w:p>
     <w:p>
       <w:pPr>
+        <w:rPr>
+          <w:rFonts w:ascii="Roboto" w:eastAsia="Roboto" w:hAnsi="Roboto" w:cs="Roboto"/>
+          <w:lang w:val="en-US"/>
+        </w:rPr>
+      </w:pPr>
+      <w:r>
+        <w:rPr>
+          <w:rFonts w:ascii="Roboto" w:eastAsia="Roboto" w:hAnsi="Roboto" w:cs="Roboto"/>
+          <w:lang w:val="en-US"/>
+        </w:rPr>
+        <w:br w:type="page"/>
+      </w:r>
+    </w:p>
+    <w:p>
+      <w:pPr>
         <w:pStyle w:val="ae"/>
         <w:numPr>
           <w:ilvl w:val="0"/>
@@ -9234,6 +16286,7 @@
           <w:szCs w:val="30"/>
           <w:lang w:val="en-US"/>
         </w:rPr>
+        <w:lastRenderedPageBreak/>
         <w:t>Payment</w:t>
       </w:r>
     </w:p>
@@ -9553,7 +16606,6 @@
                 <w:rFonts w:ascii="Roboto" w:eastAsia="Roboto" w:hAnsi="Roboto" w:cs="Roboto"/>
                 <w:lang w:val="en-US"/>
               </w:rPr>
-              <w:lastRenderedPageBreak/>
               <w:t>Order</w:t>
             </w:r>
             <w:r>
@@ -9670,7 +16722,6 @@
                 <w:b/>
                 <w:lang w:val="en-US"/>
               </w:rPr>
-              <w:lastRenderedPageBreak/>
               <w:t>Queries and Commands</w:t>
             </w:r>
           </w:p>
@@ -10045,7 +17096,6 @@
                 <w:b/>
                 <w:lang w:val="en-US"/>
               </w:rPr>
-              <w:lastRenderedPageBreak/>
               <w:t>Event Subscriptions</w:t>
             </w:r>
           </w:p>
@@ -10608,6 +17658,23 @@
     </w:p>
     <w:p>
       <w:pPr>
+        <w:rPr>
+          <w:rFonts w:ascii="Roboto" w:eastAsia="Roboto" w:hAnsi="Roboto" w:cs="Roboto"/>
+          <w:b/>
+          <w:lang w:val="en-US"/>
+        </w:rPr>
+      </w:pPr>
+      <w:r>
+        <w:rPr>
+          <w:rFonts w:ascii="Roboto" w:eastAsia="Roboto" w:hAnsi="Roboto" w:cs="Roboto"/>
+          <w:b/>
+          <w:lang w:val="en-US"/>
+        </w:rPr>
+        <w:br w:type="page"/>
+      </w:r>
+    </w:p>
+    <w:p>
+      <w:pPr>
         <w:pStyle w:val="ae"/>
         <w:numPr>
           <w:ilvl w:val="0"/>
@@ -10629,6 +17696,7 @@
           <w:szCs w:val="30"/>
           <w:lang w:val="en-US"/>
         </w:rPr>
+        <w:lastRenderedPageBreak/>
         <w:t>Catalog</w:t>
       </w:r>
     </w:p>
@@ -12212,15 +19280,7 @@
                 <w:rFonts w:ascii="Roboto" w:eastAsia="Roboto" w:hAnsi="Roboto" w:cs="Roboto"/>
                 <w:lang w:val="en-US"/>
               </w:rPr>
-              <w:t xml:space="preserve">Admin API Gateway, Shop API </w:t>
-            </w:r>
-            <w:r>
-              <w:rPr>
-                <w:rFonts w:ascii="Roboto" w:eastAsia="Roboto" w:hAnsi="Roboto" w:cs="Roboto"/>
-                <w:lang w:val="en-US"/>
-              </w:rPr>
-              <w:lastRenderedPageBreak/>
-              <w:t>Gateway)</w:t>
+              <w:t>Admin API Gateway, Shop API Gateway)</w:t>
             </w:r>
           </w:p>
           <w:p>
@@ -12605,7 +19665,6 @@
                 <w:b/>
                 <w:lang w:val="en-US"/>
               </w:rPr>
-              <w:lastRenderedPageBreak/>
               <w:t>Event Subscriptions</w:t>
             </w:r>
           </w:p>
@@ -12809,7 +19868,7 @@
       <w:pPr>
         <w:rPr>
           <w:rFonts w:ascii="Roboto" w:eastAsia="Roboto" w:hAnsi="Roboto" w:cs="Roboto"/>
-          <w:lang w:val="ru-RU"/>
+          <w:lang w:val="en-US"/>
         </w:rPr>
       </w:pPr>
       <w:r>
@@ -13068,6 +20127,7 @@
                 <w:rFonts w:ascii="Roboto" w:eastAsia="Roboto" w:hAnsi="Roboto" w:cs="Roboto"/>
                 <w:lang w:val="en-US"/>
               </w:rPr>
+              <w:lastRenderedPageBreak/>
               <w:t xml:space="preserve">  </w:t>
             </w:r>
             <w:proofErr w:type="spellStart"/>
@@ -13105,6 +20165,7 @@
                 <w:rFonts w:ascii="Roboto" w:eastAsia="Roboto" w:hAnsi="Roboto" w:cs="Roboto"/>
                 <w:lang w:val="en-US"/>
               </w:rPr>
+              <w:lastRenderedPageBreak/>
               <w:t>foodID</w:t>
             </w:r>
             <w:proofErr w:type="spellEnd"/>
@@ -13509,7 +20570,6 @@
                 <w:rFonts w:ascii="Roboto" w:eastAsia="Roboto" w:hAnsi="Roboto" w:cs="Roboto"/>
                 <w:lang w:val="en-US"/>
               </w:rPr>
-              <w:lastRenderedPageBreak/>
               <w:t>name</w:t>
             </w:r>
           </w:p>
@@ -14620,6 +21680,7 @@
                 <w:rFonts w:ascii="Roboto" w:eastAsia="Roboto" w:hAnsi="Roboto" w:cs="Roboto"/>
                 <w:lang w:val="ru-RU"/>
               </w:rPr>
+              <w:lastRenderedPageBreak/>
               <w:t xml:space="preserve">  </w:t>
             </w:r>
             <w:proofErr w:type="spellStart"/>
@@ -15051,7 +22112,6 @@
                 <w:rFonts w:ascii="Roboto" w:eastAsia="Roboto" w:hAnsi="Roboto" w:cs="Roboto"/>
                 <w:lang w:val="en-US"/>
               </w:rPr>
-              <w:lastRenderedPageBreak/>
               <w:t xml:space="preserve">  </w:t>
             </w:r>
             <w:r>
@@ -16528,6 +23588,7 @@
                 <w:rFonts w:ascii="Roboto" w:eastAsia="Roboto" w:hAnsi="Roboto" w:cs="Roboto"/>
                 <w:lang w:val="en-US"/>
               </w:rPr>
+              <w:lastRenderedPageBreak/>
               <w:t xml:space="preserve">  </w:t>
             </w:r>
             <w:r>
@@ -16564,6 +23625,21 @@
           <w:lang w:val="ru-RU"/>
         </w:rPr>
       </w:pPr>
+    </w:p>
+    <w:p>
+      <w:pPr>
+        <w:rPr>
+          <w:rFonts w:ascii="Roboto" w:eastAsia="Roboto" w:hAnsi="Roboto" w:cs="Roboto"/>
+          <w:lang w:val="ru-RU"/>
+        </w:rPr>
+      </w:pPr>
+      <w:r>
+        <w:rPr>
+          <w:rFonts w:ascii="Roboto" w:eastAsia="Roboto" w:hAnsi="Roboto" w:cs="Roboto"/>
+          <w:lang w:val="ru-RU"/>
+        </w:rPr>
+        <w:br w:type="page"/>
+      </w:r>
     </w:p>
     <w:p>
       <w:pPr>
@@ -16588,6 +23664,7 @@
           <w:szCs w:val="30"/>
           <w:lang w:val="en-US"/>
         </w:rPr>
+        <w:lastRenderedPageBreak/>
         <w:t>Shop</w:t>
       </w:r>
     </w:p>
@@ -16730,7 +23807,6 @@
                 <w:b/>
                 <w:lang w:val="en-US"/>
               </w:rPr>
-              <w:lastRenderedPageBreak/>
               <w:t>Service Dependencies</w:t>
             </w:r>
           </w:p>
@@ -18050,6 +25126,30 @@
               <w:t>)</w:t>
             </w:r>
           </w:p>
+          <w:p>
+            <w:pPr>
+              <w:rPr>
+                <w:rFonts w:ascii="Roboto" w:eastAsia="Roboto" w:hAnsi="Roboto" w:cs="Roboto"/>
+                <w:lang w:val="en-US"/>
+              </w:rPr>
+            </w:pPr>
+            <w:r>
+              <w:rPr>
+                <w:rFonts w:ascii="Roboto" w:eastAsia="Roboto" w:hAnsi="Roboto" w:cs="Roboto"/>
+                <w:lang w:val="en-US"/>
+              </w:rPr>
+              <w:t xml:space="preserve">  </w:t>
+            </w:r>
+            <w:proofErr w:type="spellStart"/>
+            <w:r>
+              <w:rPr>
+                <w:rFonts w:ascii="Roboto" w:eastAsia="Roboto" w:hAnsi="Roboto" w:cs="Roboto"/>
+                <w:lang w:val="en-US"/>
+              </w:rPr>
+              <w:t>workHours</w:t>
+            </w:r>
+            <w:proofErr w:type="spellEnd"/>
+          </w:p>
         </w:tc>
         <w:tc>
           <w:tcPr>
@@ -18350,6 +25450,30 @@
               <w:t>)</w:t>
             </w:r>
           </w:p>
+          <w:p>
+            <w:pPr>
+              <w:rPr>
+                <w:rFonts w:ascii="Roboto" w:eastAsia="Roboto" w:hAnsi="Roboto" w:cs="Roboto"/>
+                <w:lang w:val="en-US"/>
+              </w:rPr>
+            </w:pPr>
+            <w:r>
+              <w:rPr>
+                <w:rFonts w:ascii="Roboto" w:eastAsia="Roboto" w:hAnsi="Roboto" w:cs="Roboto"/>
+                <w:lang w:val="en-US"/>
+              </w:rPr>
+              <w:t xml:space="preserve">  </w:t>
+            </w:r>
+            <w:proofErr w:type="spellStart"/>
+            <w:r>
+              <w:rPr>
+                <w:rFonts w:ascii="Roboto" w:eastAsia="Roboto" w:hAnsi="Roboto" w:cs="Roboto"/>
+                <w:lang w:val="en-US"/>
+              </w:rPr>
+              <w:t>workHours</w:t>
+            </w:r>
+            <w:proofErr w:type="spellEnd"/>
+          </w:p>
         </w:tc>
         <w:tc>
           <w:tcPr>
@@ -18593,6 +25717,55 @@
               <w:t>)</w:t>
             </w:r>
           </w:p>
+          <w:p>
+            <w:pPr>
+              <w:rPr>
+                <w:rFonts w:ascii="Roboto" w:eastAsia="Roboto" w:hAnsi="Roboto" w:cs="Roboto"/>
+                <w:lang w:val="en-US"/>
+              </w:rPr>
+            </w:pPr>
+            <w:proofErr w:type="spellStart"/>
+            <w:r>
+              <w:rPr>
+                <w:rFonts w:ascii="Roboto" w:eastAsia="Roboto" w:hAnsi="Roboto" w:cs="Roboto"/>
+                <w:lang w:val="en-US"/>
+              </w:rPr>
+              <w:lastRenderedPageBreak/>
+              <w:t>workHours</w:t>
+            </w:r>
+            <w:proofErr w:type="spellEnd"/>
+          </w:p>
+          <w:p>
+            <w:pPr>
+              <w:rPr>
+                <w:rFonts w:ascii="Roboto" w:eastAsia="Roboto" w:hAnsi="Roboto" w:cs="Roboto"/>
+                <w:lang w:val="en-US"/>
+              </w:rPr>
+            </w:pPr>
+            <w:r>
+              <w:rPr>
+                <w:rFonts w:ascii="Roboto" w:eastAsia="Roboto" w:hAnsi="Roboto" w:cs="Roboto"/>
+                <w:lang w:val="en-US"/>
+              </w:rPr>
+              <w:t xml:space="preserve">  opened (</w:t>
+            </w:r>
+            <w:proofErr w:type="spellStart"/>
+            <w:r>
+              <w:rPr>
+                <w:rFonts w:ascii="Roboto" w:eastAsia="Roboto" w:hAnsi="Roboto" w:cs="Roboto"/>
+                <w:lang w:val="en-US"/>
+              </w:rPr>
+              <w:t>boolean</w:t>
+            </w:r>
+            <w:proofErr w:type="spellEnd"/>
+            <w:r>
+              <w:rPr>
+                <w:rFonts w:ascii="Roboto" w:eastAsia="Roboto" w:hAnsi="Roboto" w:cs="Roboto"/>
+                <w:lang w:val="en-US"/>
+              </w:rPr>
+              <w:t>)</w:t>
+            </w:r>
+          </w:p>
         </w:tc>
       </w:tr>
     </w:tbl>
@@ -18847,7 +26020,6 @@
                 <w:rFonts w:ascii="Roboto" w:eastAsia="Roboto" w:hAnsi="Roboto" w:cs="Roboto"/>
                 <w:lang w:val="en-US"/>
               </w:rPr>
-              <w:lastRenderedPageBreak/>
               <w:t xml:space="preserve">  </w:t>
             </w:r>
             <w:r>
@@ -18856,6 +26028,61 @@
                 <w:lang w:val="en-US"/>
               </w:rPr>
               <w:t>delivery (</w:t>
+            </w:r>
+            <w:proofErr w:type="spellStart"/>
+            <w:r>
+              <w:rPr>
+                <w:rFonts w:ascii="Roboto" w:eastAsia="Roboto" w:hAnsi="Roboto" w:cs="Roboto"/>
+                <w:lang w:val="en-US"/>
+              </w:rPr>
+              <w:t>boolean</w:t>
+            </w:r>
+            <w:proofErr w:type="spellEnd"/>
+            <w:r>
+              <w:rPr>
+                <w:rFonts w:ascii="Roboto" w:eastAsia="Roboto" w:hAnsi="Roboto" w:cs="Roboto"/>
+                <w:lang w:val="en-US"/>
+              </w:rPr>
+              <w:t>)</w:t>
+            </w:r>
+          </w:p>
+          <w:p>
+            <w:pPr>
+              <w:rPr>
+                <w:rFonts w:ascii="Roboto" w:eastAsia="Roboto" w:hAnsi="Roboto" w:cs="Roboto"/>
+                <w:lang w:val="en-US"/>
+              </w:rPr>
+            </w:pPr>
+            <w:r>
+              <w:rPr>
+                <w:rFonts w:ascii="Roboto" w:eastAsia="Roboto" w:hAnsi="Roboto" w:cs="Roboto"/>
+                <w:lang w:val="en-US"/>
+              </w:rPr>
+              <w:t xml:space="preserve">  </w:t>
+            </w:r>
+            <w:proofErr w:type="spellStart"/>
+            <w:r>
+              <w:rPr>
+                <w:rFonts w:ascii="Roboto" w:eastAsia="Roboto" w:hAnsi="Roboto" w:cs="Roboto"/>
+                <w:lang w:val="en-US"/>
+              </w:rPr>
+              <w:t>workHours</w:t>
+            </w:r>
+            <w:proofErr w:type="spellEnd"/>
+          </w:p>
+          <w:p>
+            <w:pPr>
+              <w:rPr>
+                <w:rFonts w:ascii="Roboto" w:eastAsia="Roboto" w:hAnsi="Roboto" w:cs="Roboto"/>
+                <w:lang w:val="en-US"/>
+              </w:rPr>
+            </w:pPr>
+            <w:r>
+              <w:rPr>
+                <w:rFonts w:ascii="Roboto" w:eastAsia="Roboto" w:hAnsi="Roboto" w:cs="Roboto"/>
+                <w:lang w:val="en-US"/>
+              </w:rPr>
+              <w:t xml:space="preserve">  opened (</w:t>
             </w:r>
             <w:proofErr w:type="spellStart"/>
             <w:r>
@@ -18884,6 +26111,21 @@
           <w:lang w:val="en-US"/>
         </w:rPr>
       </w:pPr>
+    </w:p>
+    <w:p>
+      <w:pPr>
+        <w:rPr>
+          <w:rFonts w:ascii="Roboto" w:eastAsia="Roboto" w:hAnsi="Roboto" w:cs="Roboto"/>
+          <w:lang w:val="en-US"/>
+        </w:rPr>
+      </w:pPr>
+      <w:r>
+        <w:rPr>
+          <w:rFonts w:ascii="Roboto" w:eastAsia="Roboto" w:hAnsi="Roboto" w:cs="Roboto"/>
+          <w:lang w:val="en-US"/>
+        </w:rPr>
+        <w:br w:type="page"/>
+      </w:r>
     </w:p>
     <w:p>
       <w:pPr>
@@ -18908,6 +26150,7 @@
           <w:szCs w:val="30"/>
           <w:lang w:val="en-US"/>
         </w:rPr>
+        <w:lastRenderedPageBreak/>
         <w:t>Customer</w:t>
       </w:r>
     </w:p>
@@ -19792,7 +27035,14 @@
                 <w:rFonts w:ascii="Roboto" w:eastAsia="Roboto" w:hAnsi="Roboto" w:cs="Roboto"/>
                 <w:lang w:val="ru-RU"/>
               </w:rPr>
-              <w:t xml:space="preserve">Создан новый заказ – </w:t>
+              <w:t>Заказ создан</w:t>
+            </w:r>
+            <w:r>
+              <w:rPr>
+                <w:rFonts w:ascii="Roboto" w:eastAsia="Roboto" w:hAnsi="Roboto" w:cs="Roboto"/>
+                <w:lang w:val="ru-RU"/>
+              </w:rPr>
+              <w:t xml:space="preserve"> – </w:t>
             </w:r>
             <w:r>
               <w:rPr>
@@ -19835,6 +27085,64 @@
                 <w:lang w:val="ru-RU"/>
               </w:rPr>
               <w:t>профиля (</w:t>
+            </w:r>
+            <w:r>
+              <w:rPr>
+                <w:rFonts w:ascii="Roboto" w:eastAsia="Roboto" w:hAnsi="Roboto" w:cs="Roboto"/>
+                <w:lang w:val="en-US"/>
+              </w:rPr>
+              <w:t>Order</w:t>
+            </w:r>
+            <w:r>
+              <w:rPr>
+                <w:rFonts w:ascii="Roboto" w:eastAsia="Roboto" w:hAnsi="Roboto" w:cs="Roboto"/>
+                <w:lang w:val="ru-RU"/>
+              </w:rPr>
+              <w:t xml:space="preserve"> </w:t>
+            </w:r>
+            <w:r>
+              <w:rPr>
+                <w:rFonts w:ascii="Roboto" w:eastAsia="Roboto" w:hAnsi="Roboto" w:cs="Roboto"/>
+                <w:lang w:val="en-US"/>
+              </w:rPr>
+              <w:t>Service</w:t>
+            </w:r>
+            <w:r>
+              <w:rPr>
+                <w:rFonts w:ascii="Roboto" w:eastAsia="Roboto" w:hAnsi="Roboto" w:cs="Roboto"/>
+                <w:lang w:val="ru-RU"/>
+              </w:rPr>
+              <w:t>)</w:t>
+            </w:r>
+          </w:p>
+          <w:p>
+            <w:pPr>
+              <w:pStyle w:val="ae"/>
+              <w:widowControl w:val="0"/>
+              <w:numPr>
+                <w:ilvl w:val="0"/>
+                <w:numId w:val="2"/>
+              </w:numPr>
+              <w:pBdr>
+                <w:top w:val="nil"/>
+                <w:left w:val="nil"/>
+                <w:bottom w:val="nil"/>
+                <w:right w:val="nil"/>
+                <w:between w:val="nil"/>
+              </w:pBdr>
+              <w:spacing w:line="240" w:lineRule="auto"/>
+              <w:ind w:left="22" w:firstLine="11"/>
+              <w:rPr>
+                <w:rFonts w:ascii="Roboto" w:eastAsia="Roboto" w:hAnsi="Roboto" w:cs="Roboto"/>
+                <w:lang w:val="ru-RU"/>
+              </w:rPr>
+            </w:pPr>
+            <w:r>
+              <w:rPr>
+                <w:rFonts w:ascii="Roboto" w:eastAsia="Roboto" w:hAnsi="Roboto" w:cs="Roboto"/>
+                <w:lang w:val="ru-RU"/>
+              </w:rPr>
+              <w:t>Статус заказа изменился – реплицирует статус заказа в историю заказов профиля (</w:t>
             </w:r>
             <w:r>
               <w:rPr>
@@ -20789,14 +28097,30 @@
             <w:pPr>
               <w:rPr>
                 <w:rFonts w:ascii="Roboto" w:eastAsia="Roboto" w:hAnsi="Roboto" w:cs="Roboto"/>
-                <w:lang w:val="en-US"/>
-              </w:rPr>
-            </w:pPr>
-            <w:r>
-              <w:rPr>
-                <w:rFonts w:ascii="Roboto" w:eastAsia="Roboto" w:hAnsi="Roboto" w:cs="Roboto"/>
-                <w:lang w:val="en-US"/>
-              </w:rPr>
+                <w:lang w:val="ru-RU"/>
+              </w:rPr>
+            </w:pPr>
+            <w:r>
+              <w:rPr>
+                <w:rFonts w:ascii="Roboto" w:eastAsia="Roboto" w:hAnsi="Roboto" w:cs="Roboto"/>
+                <w:lang w:val="en-US"/>
+              </w:rPr>
+              <w:t xml:space="preserve">  status</w:t>
+            </w:r>
+          </w:p>
+          <w:p>
+            <w:pPr>
+              <w:rPr>
+                <w:rFonts w:ascii="Roboto" w:eastAsia="Roboto" w:hAnsi="Roboto" w:cs="Roboto"/>
+                <w:lang w:val="en-US"/>
+              </w:rPr>
+            </w:pPr>
+            <w:r>
+              <w:rPr>
+                <w:rFonts w:ascii="Roboto" w:eastAsia="Roboto" w:hAnsi="Roboto" w:cs="Roboto"/>
+                <w:lang w:val="en-US"/>
+              </w:rPr>
+              <w:lastRenderedPageBreak/>
               <w:t xml:space="preserve">  </w:t>
             </w:r>
             <w:proofErr w:type="spellStart"/>
@@ -20844,8 +28168,6 @@
           <w:lang w:val="ru-RU"/>
         </w:rPr>
       </w:pPr>
-      <w:bookmarkStart w:id="0" w:name="_GoBack"/>
-      <w:bookmarkEnd w:id="0"/>
     </w:p>
     <w:sectPr>
       <w:pgSz w:w="11909" w:h="16834"/>
@@ -20862,7 +28184,7 @@
   <w:abstractNum w:abstractNumId="0">
     <w:nsid w:val="01AD6FFD"/>
     <w:multiLevelType w:val="hybridMultilevel"/>
-    <w:tmpl w:val="3EC68886"/>
+    <w:tmpl w:val="78864BB4"/>
     <w:lvl w:ilvl="0" w:tplc="04190001">
       <w:start w:val="1"/>
       <w:numFmt w:val="bullet"/>
@@ -20875,7 +28197,7 @@
         <w:rFonts w:ascii="Symbol" w:hAnsi="Symbol" w:hint="default"/>
       </w:rPr>
     </w:lvl>
-    <w:lvl w:ilvl="1" w:tplc="04190003" w:tentative="1">
+    <w:lvl w:ilvl="1" w:tplc="04190003">
       <w:start w:val="1"/>
       <w:numFmt w:val="bullet"/>
       <w:lvlText w:val="o"/>
@@ -20887,7 +28209,7 @@
         <w:rFonts w:ascii="Courier New" w:hAnsi="Courier New" w:cs="Courier New" w:hint="default"/>
       </w:rPr>
     </w:lvl>
-    <w:lvl w:ilvl="2" w:tplc="04190005" w:tentative="1">
+    <w:lvl w:ilvl="2" w:tplc="04190005">
       <w:start w:val="1"/>
       <w:numFmt w:val="bullet"/>
       <w:lvlText w:val=""/>
@@ -21153,7 +28475,7 @@
   <w:abstractNum w:abstractNumId="3">
     <w:nsid w:val="7425110B"/>
     <w:multiLevelType w:val="multilevel"/>
-    <w:tmpl w:val="2D383D34"/>
+    <w:tmpl w:val="02085CDE"/>
     <w:lvl w:ilvl="0">
       <w:start w:val="1"/>
       <w:numFmt w:val="bullet"/>
@@ -21186,20 +28508,16 @@
         <w:sz w:val="20"/>
       </w:rPr>
     </w:lvl>
-    <w:lvl w:ilvl="2" w:tentative="1">
+    <w:lvl w:ilvl="2">
       <w:start w:val="1"/>
-      <w:numFmt w:val="bullet"/>
-      <w:lvlText w:val=""/>
+      <w:numFmt w:val="decimal"/>
+      <w:lvlText w:val="%3)"/>
       <w:lvlJc w:val="left"/>
       <w:pPr>
-        <w:tabs>
-          <w:tab w:val="num" w:pos="2160"/>
-        </w:tabs>
         <w:ind w:left="2160" w:hanging="360"/>
       </w:pPr>
       <w:rPr>
-        <w:rFonts w:ascii="Wingdings" w:hAnsi="Wingdings" w:hint="default"/>
-        <w:sz w:val="20"/>
+        <w:rFonts w:hint="default"/>
       </w:rPr>
     </w:lvl>
     <w:lvl w:ilvl="3" w:tentative="1">
@@ -22601,7 +29919,7 @@
 </file>
 
 <file path=customXml/itemProps1.xml><?xml version="1.0" encoding="utf-8"?>
-<ds:datastoreItem xmlns:ds="http://schemas.openxmlformats.org/officeDocument/2006/customXml" ds:itemID="{A2AEF5BF-6EAE-4485-8D6E-7B9FFB262927}">
+<ds:datastoreItem xmlns:ds="http://schemas.openxmlformats.org/officeDocument/2006/customXml" ds:itemID="{A8241099-DB59-43B6-A072-14FA1915BCE8}">
   <ds:schemaRefs>
     <ds:schemaRef ds:uri="http://schemas.openxmlformats.org/officeDocument/2006/bibliography"/>
   </ds:schemaRefs>
